--- a/thesis/003_ThesisProposal_Draft_089.docx
+++ b/thesis/003_ThesisProposal_Draft_089.docx
@@ -2747,9 +2747,9 @@
     <w:tbl>
       <w:tblPr>
         <w:tblStyle w:val="Table1"/>
-        <w:tblW w:w="8304.0" w:type="dxa"/>
+        <w:tblW w:w="8304" w:type="dxa"/>
         <w:jc w:val="left"/>
-        <w:tblInd w:w="-115.0" w:type="dxa"/>
+        <w:tblInd w:w="-115" w:type="dxa"/>
         <w:tblBorders>
           <w:top w:color="000000" w:space="0" w:sz="18" w:val="single"/>
           <w:left w:color="000000" w:space="0" w:sz="0" w:val="nil"/>
@@ -2991,7 +2991,6 @@
       </w:tr>
       <w:tr>
         <w:trPr>
-          <w:tblHeader w:val="0"/>
           <w:cantSplit/>
         </w:trPr>
         <w:tc>
@@ -3177,7 +3176,6 @@
       </w:tr>
       <w:tr>
         <w:trPr>
-          <w:tblHeader w:val="0"/>
           <w:cantSplit/>
         </w:trPr>
         <w:tc>
@@ -3363,7 +3361,6 @@
       </w:tr>
       <w:tr>
         <w:trPr>
-          <w:tblHeader w:val="0"/>
           <w:cantSplit/>
         </w:trPr>
         <w:tc>
@@ -3549,7 +3546,6 @@
       </w:tr>
       <w:tr>
         <w:trPr>
-          <w:tblHeader w:val="0"/>
           <w:cantSplit/>
         </w:trPr>
         <w:tc>
@@ -3735,7 +3731,6 @@
       </w:tr>
       <w:tr>
         <w:trPr>
-          <w:tblHeader w:val="0"/>
           <w:cantSplit/>
         </w:trPr>
         <w:tc>
@@ -4164,9 +4159,9 @@
     <w:tbl>
       <w:tblPr>
         <w:tblStyle w:val="Table2"/>
-        <w:tblW w:w="8307.0" w:type="dxa"/>
+        <w:tblW w:w="8307" w:type="dxa"/>
         <w:jc w:val="left"/>
-        <w:tblInd w:w="-115.0" w:type="dxa"/>
+        <w:tblInd w:w="-115" w:type="dxa"/>
         <w:tblBorders>
           <w:top w:color="000000" w:space="0" w:sz="18" w:val="single"/>
           <w:left w:color="000000" w:space="0" w:sz="0" w:val="nil"/>
@@ -4300,7 +4295,6 @@
       </w:tr>
       <w:tr>
         <w:trPr>
-          <w:tblHeader w:val="0"/>
           <w:cantSplit/>
         </w:trPr>
         <w:tc>
@@ -4396,7 +4390,6 @@
       </w:tr>
       <w:tr>
         <w:trPr>
-          <w:tblHeader w:val="0"/>
           <w:cantSplit/>
         </w:trPr>
         <w:tc>
@@ -4492,7 +4485,6 @@
       </w:tr>
       <w:tr>
         <w:trPr>
-          <w:tblHeader w:val="0"/>
           <w:cantSplit/>
         </w:trPr>
         <w:tc>
@@ -4588,7 +4580,6 @@
       </w:tr>
       <w:tr>
         <w:trPr>
-          <w:tblHeader w:val="0"/>
           <w:cantSplit/>
         </w:trPr>
         <w:tc>
@@ -4684,7 +4675,6 @@
       </w:tr>
       <w:tr>
         <w:trPr>
-          <w:tblHeader w:val="0"/>
           <w:cantSplit/>
         </w:trPr>
         <w:tc>
@@ -6698,9 +6688,10 @@
     </w:p>
     <w:p>
       <w:pPr>
-        <w:keepNext w:val="1"/>
         <w:spacing w:before="720" w:after="0" w:line="480" w:lineRule="auto"/>
         <w:jc w:val="center"/>
+        <w:keepNext/>
+        <w:pageBreakBefore/>
       </w:pPr>
       <w:r>
         <w:rPr>
@@ -6714,9 +6705,9 @@
     </w:p>
     <w:p>
       <w:pPr>
-        <w:keepNext w:val="1"/>
         <w:spacing w:before="0" w:after="60" w:line="480" w:lineRule="auto"/>
         <w:jc w:val="center"/>
+        <w:keepNext/>
       </w:pPr>
       <w:r>
         <w:rPr>
@@ -7001,7 +6992,6 @@
       </w:tr>
       <w:tr>
         <w:trPr>
-          <w:tblHeader w:val="0"/>
           <w:cantSplit/>
         </w:trPr>
         <w:tc>
@@ -7187,7 +7177,6 @@
       </w:tr>
       <w:tr>
         <w:trPr>
-          <w:tblHeader w:val="0"/>
           <w:cantSplit/>
         </w:trPr>
         <w:tc>
@@ -7373,7 +7362,6 @@
       </w:tr>
       <w:tr>
         <w:trPr>
-          <w:tblHeader w:val="0"/>
           <w:cantSplit/>
         </w:trPr>
         <w:tc>
@@ -7559,7 +7547,6 @@
       </w:tr>
       <w:tr>
         <w:trPr>
-          <w:tblHeader w:val="0"/>
           <w:cantSplit/>
         </w:trPr>
         <w:tc>
@@ -7962,9 +7949,9 @@
     <w:tbl>
       <w:tblPr>
         <w:tblStyle w:val="Table4"/>
-        <w:tblW w:w="8355.0" w:type="dxa"/>
+        <w:tblW w:w="8355" w:type="dxa"/>
         <w:jc w:val="left"/>
-        <w:tblInd w:w="-115.0" w:type="dxa"/>
+        <w:tblInd w:w="-115" w:type="dxa"/>
         <w:tblBorders>
           <w:top w:color="000000" w:space="0" w:sz="18" w:val="single"/>
           <w:left w:color="000000" w:space="0" w:sz="0" w:val="nil"/>
@@ -8340,7 +8327,6 @@
       </w:tr>
       <w:tr>
         <w:trPr>
-          <w:tblHeader w:val="0"/>
           <w:cantSplit/>
         </w:trPr>
         <w:tc>
@@ -8602,7 +8588,6 @@
       </w:tr>
       <w:tr>
         <w:trPr>
-          <w:tblHeader w:val="0"/>
           <w:cantSplit/>
         </w:trPr>
         <w:tc>
@@ -8864,7 +8849,6 @@
       </w:tr>
       <w:tr>
         <w:trPr>
-          <w:tblHeader w:val="0"/>
           <w:cantSplit/>
         </w:trPr>
         <w:tc>
@@ -9126,7 +9110,6 @@
       </w:tr>
       <w:tr>
         <w:trPr>
-          <w:tblHeader w:val="0"/>
           <w:cantSplit/>
         </w:trPr>
         <w:tc>
@@ -9655,9 +9638,9 @@
     <w:tbl>
       <w:tblPr>
         <w:tblStyle w:val="Table5"/>
-        <w:tblW w:w="8307.0" w:type="dxa"/>
+        <w:tblW w:w="8307" w:type="dxa"/>
         <w:jc w:val="left"/>
-        <w:tblInd w:w="-115.0" w:type="dxa"/>
+        <w:tblInd w:w="-115" w:type="dxa"/>
         <w:tblBorders>
           <w:top w:color="000000" w:space="0" w:sz="18" w:val="single"/>
           <w:left w:color="000000" w:space="0" w:sz="0" w:val="nil"/>
@@ -9791,7 +9774,6 @@
       </w:tr>
       <w:tr>
         <w:trPr>
-          <w:tblHeader w:val="0"/>
           <w:cantSplit/>
         </w:trPr>
         <w:tc>
@@ -9887,7 +9869,6 @@
       </w:tr>
       <w:tr>
         <w:trPr>
-          <w:tblHeader w:val="0"/>
           <w:cantSplit/>
         </w:trPr>
         <w:tc>
@@ -9983,7 +9964,6 @@
       </w:tr>
       <w:tr>
         <w:trPr>
-          <w:tblHeader w:val="0"/>
           <w:cantSplit/>
         </w:trPr>
         <w:tc>
@@ -10079,7 +10059,6 @@
       </w:tr>
       <w:tr>
         <w:trPr>
-          <w:tblHeader w:val="0"/>
           <w:cantSplit/>
         </w:trPr>
         <w:tc>
@@ -11166,7 +11145,7 @@
     </w:p>
     <w:p>
       <w:pPr>
-        <w:spacing w:line="240" w:lineRule="auto" w:before="0" w:after="0"/>
+        <w:spacing w:before="0" w:after="0" w:line="240" w:lineRule="auto"/>
       </w:pPr>
       <w:r>
         <w:br w:type="page"/>
@@ -11448,7 +11427,7 @@
     </w:p>
     <w:p>
       <w:pPr>
-        <w:spacing w:line="240" w:lineRule="auto" w:before="0" w:after="0"/>
+        <w:spacing w:before="0" w:after="0" w:line="240" w:lineRule="auto"/>
       </w:pPr>
       <w:r>
         <w:br w:type="page"/>
@@ -12433,11 +12412,11 @@
       <w:r>
         <w:rPr>
           <w:rFonts w:ascii="Georgia" w:cs="Georgia" w:eastAsia="Georgia" w:hAnsi="Georgia"/>
-          <w:b w:val="1"/>
-          <w:bCs w:val="1"/>
-          <w:sz w:val="22"/>
-          <w:szCs w:val="22"/>
-          <w:rtl w:val="0"/>
+          <w:sz w:val="22"/>
+          <w:szCs w:val="22"/>
+          <w:rtl w:val="0"/>
+          <w:b/>
+          <w:bCs/>
         </w:rPr>
         <w:t xml:space="preserve">APPENDIX A: HEDGING CODEBOOK</w:t>
       </w:r>
@@ -12458,7 +12437,6 @@
       <w:r>
         <w:rPr>
           <w:rFonts w:ascii="Georgia" w:hAnsi="Georgia" w:cs="Georgia" w:eastAsia="Georgia"/>
-          <w:b w:val="0"/>
           <w:sz w:val="22"/>
           <w:szCs w:val="22"/>
         </w:rPr>
@@ -12474,11 +12452,11 @@
       <w:r>
         <w:rPr>
           <w:rFonts w:ascii="Georgia" w:hAnsi="Georgia" w:cs="Georgia" w:eastAsia="Georgia"/>
+          <w:sz w:val="22"/>
+          <w:szCs w:val="22"/>
+          <w:rtl w:val="0"/>
           <w:b/>
-          <w:bCs w:val="1"/>
-          <w:sz w:val="22"/>
-          <w:szCs w:val="22"/>
-          <w:rtl w:val="0"/>
+          <w:bCs/>
         </w:rPr>
         <w:t>QUICK-REFERENCE</w:t>
       </w:r>
@@ -12499,8 +12477,6 @@
       <w:r>
         <w:rPr>
           <w:rFonts w:ascii="Georgia" w:hAnsi="Georgia" w:cs="Georgia" w:eastAsia="Georgia"/>
-          <w:b w:val="0"/>
-          <w:bCs w:val="0"/>
           <w:sz w:val="22"/>
           <w:szCs w:val="22"/>
           <w:rtl w:val="0"/>
@@ -12524,11 +12500,11 @@
       <w:r>
         <w:rPr>
           <w:rFonts w:ascii="Georgia" w:hAnsi="Georgia" w:cs="Georgia" w:eastAsia="Georgia"/>
+          <w:sz w:val="22"/>
+          <w:szCs w:val="22"/>
+          <w:rtl w:val="0"/>
           <w:b/>
-          <w:bCs w:val="1"/>
-          <w:sz w:val="22"/>
-          <w:szCs w:val="22"/>
-          <w:rtl w:val="0"/>
+          <w:bCs/>
         </w:rPr>
         <w:t>Types</w:t>
       </w:r>
@@ -12550,8 +12526,6 @@
       <w:r>
         <w:rPr>
           <w:rFonts w:ascii="Georgia" w:hAnsi="Georgia" w:cs="Georgia" w:eastAsia="Georgia"/>
-          <w:b w:val="0"/>
-          <w:bCs w:val="0"/>
           <w:sz w:val="22"/>
           <w:szCs w:val="22"/>
           <w:rtl w:val="0"/>
@@ -12580,8 +12554,6 @@
           <w:sz w:val="22"/>
           <w:szCs w:val="22"/>
           <w:rtl w:val="0"/>
-          <w:b w:val="0"/>
-          <w:bCs w:val="0"/>
         </w:rPr>
         <w:t>• Lexical: suggest, indicate, appear, seem, possible, likely, potential (when they qualify a claim and pass Step 2).</w:t>
       </w:r>
@@ -12603,8 +12575,6 @@
       <w:r>
         <w:rPr>
           <w:rFonts w:ascii="Georgia" w:hAnsi="Georgia" w:cs="Georgia" w:eastAsia="Georgia"/>
-          <w:b w:val="0"/>
-          <w:bCs w:val="0"/>
           <w:sz w:val="22"/>
           <w:szCs w:val="22"/>
           <w:rtl w:val="0"/>
@@ -12629,8 +12599,6 @@
       <w:r>
         <w:rPr>
           <w:rFonts w:ascii="Georgia" w:hAnsi="Georgia" w:cs="Georgia" w:eastAsia="Georgia"/>
-          <w:b w:val="0"/>
-          <w:bCs w:val="0"/>
           <w:sz w:val="22"/>
           <w:szCs w:val="22"/>
           <w:rtl w:val="0"/>
@@ -12654,13 +12622,22 @@
       <w:r>
         <w:rPr>
           <w:rFonts w:ascii="Georgia" w:hAnsi="Georgia" w:cs="Georgia" w:eastAsia="Georgia"/>
+          <w:sz w:val="22"/>
+          <w:szCs w:val="22"/>
+          <w:rtl w:val="0"/>
           <w:b/>
-          <w:bCs w:val="1"/>
-          <w:sz w:val="22"/>
-          <w:szCs w:val="22"/>
-          <w:rtl w:val="0"/>
-        </w:rPr>
-        <w:t xml:space="preserve">Functions: EC = uncertainty about a claim’s truth. P = interpersonal softening/deference. DO = framing/reader guidance (pure framing logged only, not retained).</w:t>
+          <w:bCs/>
+        </w:rPr>
+        <w:t xml:space="preserve">Functions:</w:t>
+      </w:r>
+      <w:r>
+        <w:rPr>
+          <w:rFonts w:ascii="Georgia" w:hAnsi="Georgia" w:cs="Georgia" w:eastAsia="Georgia"/>
+          <w:sz w:val="22"/>
+          <w:szCs w:val="22"/>
+          <w:rtl w:val="0"/>
+        </w:rPr>
+        <w:t xml:space="preserve"> EC = uncertainty about a claim’s truth. P = interpersonal softening/deference. DO = framing/reader guidance (pure framing logged only, not retained).</w:t>
       </w:r>
     </w:p>
     <w:p>
@@ -12672,13 +12649,22 @@
       <w:r>
         <w:rPr>
           <w:rFonts w:ascii="Georgia" w:hAnsi="Georgia" w:cs="Georgia" w:eastAsia="Georgia"/>
+          <w:sz w:val="22"/>
+          <w:szCs w:val="22"/>
+          <w:rtl w:val="0"/>
           <w:b/>
-          <w:bCs w:val="1"/>
-          <w:sz w:val="22"/>
-          <w:szCs w:val="22"/>
-          <w:rtl w:val="0"/>
-        </w:rPr>
-        <w:t xml:space="preserve">Core rules: suggest/indicate finding→hedge, recommendation→FP-Rec; can/may possibility→hedge, capability→FP-Cap; generally/typically claim-limit→hedge, procedural→FP-Proc; appear/seem result-uncertainty→hedge, location→FP-Gen.</w:t>
+          <w:bCs/>
+        </w:rPr>
+        <w:t xml:space="preserve">Core rules:</w:t>
+      </w:r>
+      <w:r>
+        <w:rPr>
+          <w:rFonts w:ascii="Georgia" w:hAnsi="Georgia" w:cs="Georgia" w:eastAsia="Georgia"/>
+          <w:sz w:val="22"/>
+          <w:szCs w:val="22"/>
+          <w:rtl w:val="0"/>
+        </w:rPr>
+        <w:t xml:space="preserve"> suggest/indicate finding→hedge, recommendation→FP-Rec; can/may possibility→hedge, capability→FP-Cap; generally/typically claim-limit→hedge, procedural→FP-Proc; appear/seem result-uncertainty→hedge, location→FP-Gen.</w:t>
       </w:r>
     </w:p>
     <w:p>
@@ -12690,8 +12676,18 @@
           <w:rFonts w:ascii="Georgia" w:hAnsi="Georgia" w:cs="Georgia" w:eastAsia="Georgia"/>
           <w:sz w:val="22"/>
           <w:szCs w:val="22"/>
-        </w:rPr>
-        <w:t xml:space="preserve">Steps 1–3: Step 1 wide-net candidates. Step 2 retain claim mitigation only (pure framing → DO log; FP = capability/recommendation/procedure/topic-naming). Step 3 label EC/P/DO. Working Test = EC only.</w:t>
+          <w:b/>
+          <w:bCs/>
+        </w:rPr>
+        <w:t xml:space="preserve">Steps 1–3:</w:t>
+      </w:r>
+      <w:r>
+        <w:rPr>
+          <w:rFonts w:ascii="Georgia" w:hAnsi="Georgia" w:cs="Georgia" w:eastAsia="Georgia"/>
+          <w:sz w:val="22"/>
+          <w:szCs w:val="22"/>
+        </w:rPr>
+        <w:t xml:space="preserve"> Step 1 wide-net candidates. Step 2 retain claim mitigation only (pure framing → DO log; FP = capability/recommendation/procedure/topic-naming). Step 3 label EC/P/DO. Working Test = EC only.</w:t>
       </w:r>
     </w:p>
     <w:p>
@@ -12703,13 +12699,13 @@
       <w:r>
         <w:rPr>
           <w:rFonts w:ascii="Georgia" w:hAnsi="Georgia" w:cs="Georgia" w:eastAsia="Georgia"/>
-          <w:b/>
-          <w:bCs w:val="1"/>
           <w:i w:val="0"/>
           <w:iCs w:val="0"/>
           <w:sz w:val="24"/>
           <w:szCs w:val="24"/>
           <w:rtl w:val="0"/>
+          <w:b/>
+          <w:bCs/>
         </w:rPr>
         <w:t>QUICK-REFERENCE LEGEND</w:t>
       </w:r>
@@ -12731,8 +12727,6 @@
       <w:r>
         <w:rPr>
           <w:rFonts w:ascii="Georgia" w:hAnsi="Georgia" w:cs="Georgia" w:eastAsia="Georgia"/>
-          <w:b w:val="0"/>
-          <w:bCs w:val="0"/>
           <w:i w:val="0"/>
           <w:iCs w:val="0"/>
           <w:sz w:val="22"/>
@@ -12752,9 +12746,9 @@
     <w:tbl>
       <w:tblPr>
         <w:tblStyle w:val="Table11"/>
-        <w:tblW w:w="8306.0" w:type="dxa"/>
+        <w:tblW w:w="8306" w:type="dxa"/>
         <w:jc w:val="left"/>
-        <w:tblInd w:w="-40.0" w:type="dxa"/>
+        <w:tblInd w:w="-40" w:type="dxa"/>
         <w:tblBorders>
           <w:top w:color="000000" w:space="0" w:sz="18" w:val="single"/>
           <w:left w:color="000000" w:space="0" w:sz="0" w:val="nil"/>
@@ -12778,6 +12772,7 @@
       </w:tblGrid>
       <w:tr>
         <w:trPr>
+          <w:cantSplit/>
           <w:tblHeader/>
         </w:trPr>
         <w:tc>
@@ -12796,11 +12791,11 @@
             <w:r>
               <w:rPr>
                 <w:rFonts w:ascii="Georgia" w:cs="Georgia" w:eastAsia="Georgia" w:hAnsi="Georgia"/>
-                <w:b w:val="1"/>
-                <w:bCs w:val="1"/>
-                <w:sz w:val="18"/>
-                <w:szCs w:val="18"/>
-                <w:rtl w:val="0"/>
+                <w:sz w:val="18"/>
+                <w:szCs w:val="18"/>
+                <w:rtl w:val="0"/>
+                <w:b/>
+                <w:bCs/>
               </w:rPr>
               <w:t xml:space="preserve">TYPE (Highlight)</w:t>
             </w:r>
@@ -12830,11 +12825,11 @@
             <w:r>
               <w:rPr>
                 <w:rFonts w:ascii="Georgia" w:cs="Georgia" w:eastAsia="Georgia" w:hAnsi="Georgia"/>
-                <w:b w:val="1"/>
-                <w:bCs w:val="1"/>
-                <w:sz w:val="18"/>
-                <w:szCs w:val="18"/>
-                <w:rtl w:val="0"/>
+                <w:sz w:val="18"/>
+                <w:szCs w:val="18"/>
+                <w:rtl w:val="0"/>
+                <w:b/>
+                <w:bCs/>
               </w:rPr>
               <w:t xml:space="preserve">FUNCTION (Text)</w:t>
             </w:r>
@@ -12850,7 +12845,9 @@
         </w:tc>
       </w:tr>
       <w:tr>
-        <w:trPr/>
+        <w:trPr>
+          <w:cantSplit/>
+        </w:trPr>
         <w:tc>
           <w:tcPr/>
           <w:p>
@@ -12872,8 +12869,6 @@
             <w:r>
               <w:rPr>
                 <w:rFonts w:ascii="Georgia" w:cs="Georgia" w:eastAsia="Georgia" w:hAnsi="Georgia"/>
-                <w:b w:val="0"/>
-                <w:bCs w:val="0"/>
                 <w:i w:val="0"/>
                 <w:iCs w:val="0"/>
                 <w:color w:val="000000"/>
@@ -12911,8 +12906,6 @@
             <w:r>
               <w:rPr>
                 <w:rFonts w:ascii="Georgia" w:cs="Georgia" w:eastAsia="Georgia" w:hAnsi="Georgia"/>
-                <w:b w:val="0"/>
-                <w:bCs w:val="0"/>
                 <w:i w:val="0"/>
                 <w:iCs w:val="0"/>
                 <w:color w:val="000000"/>
@@ -12950,8 +12943,6 @@
             <w:r>
               <w:rPr>
                 <w:rFonts w:ascii="Georgia" w:cs="Georgia" w:eastAsia="Georgia" w:hAnsi="Georgia"/>
-                <w:b w:val="0"/>
-                <w:bCs w:val="0"/>
                 <w:i w:val="0"/>
                 <w:iCs w:val="0"/>
                 <w:color w:val="000000"/>
@@ -12989,8 +12980,6 @@
             <w:r>
               <w:rPr>
                 <w:rFonts w:ascii="Georgia" w:cs="Georgia" w:eastAsia="Georgia" w:hAnsi="Georgia"/>
-                <w:b w:val="0"/>
-                <w:bCs w:val="0"/>
                 <w:i w:val="0"/>
                 <w:iCs w:val="0"/>
                 <w:color w:val="000000"/>
@@ -13021,8 +13010,6 @@
             <w:r>
               <w:rPr>
                 <w:rFonts w:ascii="Georgia" w:cs="Georgia" w:eastAsia="Georgia" w:hAnsi="Georgia"/>
-                <w:b w:val="1"/>
-                <w:bCs w:val="1"/>
                 <w:i w:val="0"/>
                 <w:iCs w:val="0"/>
                 <w:color w:val="ed7d31"/>
@@ -13035,8 +13022,6 @@
             <w:r>
               <w:rPr>
                 <w:rFonts w:ascii="Georgia" w:cs="Georgia" w:eastAsia="Georgia" w:hAnsi="Georgia"/>
-                <w:b w:val="0"/>
-                <w:bCs w:val="0"/>
                 <w:i w:val="0"/>
                 <w:iCs w:val="0"/>
                 <w:color w:val="000000"/>
@@ -13064,8 +13049,6 @@
             <w:r>
               <w:rPr>
                 <w:rFonts w:ascii="Georgia" w:cs="Georgia" w:eastAsia="Georgia" w:hAnsi="Georgia"/>
-                <w:b w:val="1"/>
-                <w:bCs w:val="1"/>
                 <w:i w:val="0"/>
                 <w:iCs w:val="0"/>
                 <w:color w:val="7030a0"/>
@@ -13078,8 +13061,6 @@
             <w:r>
               <w:rPr>
                 <w:rFonts w:ascii="Georgia" w:cs="Georgia" w:eastAsia="Georgia" w:hAnsi="Georgia"/>
-                <w:b w:val="0"/>
-                <w:bCs w:val="0"/>
                 <w:i w:val="0"/>
                 <w:iCs w:val="0"/>
                 <w:color w:val="000000"/>
@@ -13107,8 +13088,6 @@
             <w:r>
               <w:rPr>
                 <w:rFonts w:ascii="Georgia" w:cs="Georgia" w:eastAsia="Georgia" w:hAnsi="Georgia"/>
-                <w:b w:val="1"/>
-                <w:bCs w:val="1"/>
                 <w:i w:val="0"/>
                 <w:iCs w:val="0"/>
                 <w:color w:val="8B4513"/>
@@ -13121,8 +13100,6 @@
             <w:r>
               <w:rPr>
                 <w:rFonts w:ascii="Georgia" w:cs="Georgia" w:eastAsia="Georgia" w:hAnsi="Georgia"/>
-                <w:b w:val="0"/>
-                <w:bCs w:val="0"/>
                 <w:i w:val="0"/>
                 <w:iCs w:val="0"/>
                 <w:color w:val="000000"/>
@@ -13144,7 +13121,9 @@
         </w:tc>
       </w:tr>
       <w:tr>
-        <w:trPr/>
+        <w:trPr>
+          <w:cantSplit/>
+        </w:trPr>
         <w:tc>
           <w:tcPr/>
           <w:p>
@@ -13156,14 +13135,14 @@
             <w:r>
               <w:rPr>
                 <w:rFonts w:ascii="Georgia" w:cs="Georgia" w:eastAsia="Georgia" w:hAnsi="Georgia"/>
-                <w:b w:val="1"/>
-                <w:bCs w:val="1"/>
                 <w:i w:val="0"/>
                 <w:iCs w:val="0"/>
                 <w:color w:val="000000"/>
                 <w:sz w:val="18"/>
                 <w:szCs w:val="18"/>
                 <w:rtl w:val="0"/>
+                <w:b/>
+                <w:bCs/>
               </w:rPr>
               <w:t xml:space="preserve">UNHEDGED ASSERTIONS (Grey Highlight, Optional)</w:t>
             </w:r>
@@ -13194,14 +13173,14 @@
             <w:r>
               <w:rPr>
                 <w:rFonts w:ascii="Georgia" w:cs="Georgia" w:eastAsia="Georgia" w:hAnsi="Georgia"/>
-                <w:b w:val="0"/>
-                <w:bCs w:val="0"/>
                 <w:i w:val="0"/>
                 <w:iCs w:val="0"/>
                 <w:color w:val="000000"/>
                 <w:sz w:val="18"/>
                 <w:szCs w:val="18"/>
                 <w:rtl w:val="0"/>
+                <w:b/>
+                <w:bCs/>
               </w:rPr>
               <w:t xml:space="preserve">  R = Result, G = Generalization, C = Causal. Bracket the subtype beside the mark.</w:t>
             </w:r>
@@ -13226,14 +13205,14 @@
             <w:r>
               <w:rPr>
                 <w:rFonts w:ascii="Georgia" w:cs="Georgia" w:eastAsia="Georgia" w:hAnsi="Georgia"/>
-                <w:b w:val="1"/>
-                <w:bCs w:val="1"/>
                 <w:i w:val="0"/>
                 <w:iCs w:val="0"/>
                 <w:color w:val="000000"/>
                 <w:sz w:val="18"/>
                 <w:szCs w:val="18"/>
                 <w:rtl w:val="0"/>
+                <w:b/>
+                <w:bCs/>
               </w:rPr>
               <w:t xml:space="preserve">FALSE POSITIVE (Strikethrough)</w:t>
             </w:r>
@@ -13255,14 +13234,14 @@
             <w:r>
               <w:rPr>
                 <w:rFonts w:ascii="Georgia" w:cs="Georgia" w:eastAsia="Georgia" w:hAnsi="Georgia"/>
-                <w:b w:val="0"/>
-                <w:bCs w:val="0"/>
                 <w:i w:val="0"/>
                 <w:iCs w:val="0"/>
                 <w:color w:val="000000"/>
                 <w:sz w:val="18"/>
                 <w:szCs w:val="18"/>
                 <w:rtl w:val="0"/>
+                <w:b/>
+                <w:bCs/>
               </w:rPr>
               <w:t xml:space="preserve">No highlight. Strike through the token and write the reason code in grey text.</w:t>
             </w:r>
@@ -13281,6 +13260,210 @@
     <w:p>
       <w:pPr>
         <w:spacing w:before="40" w:after="0" w:line="288" w:lineRule="auto"/>
+        <w:jc w:val="left"/>
+        <w:rPr/>
+      </w:pPr>
+      <w:r>
+        <w:rPr>
+          <w:rFonts w:ascii="Georgia" w:hAnsi="Georgia" w:cs="Georgia" w:eastAsia="Georgia"/>
+          <w:i w:val="0"/>
+          <w:iCs w:val="0"/>
+          <w:sz w:val="24"/>
+          <w:szCs w:val="24"/>
+          <w:rtl w:val="0"/>
+          <w:b/>
+          <w:bCs/>
+        </w:rPr>
+        <w:t>COMBINED EXAMPLE</w:t>
+      </w:r>
+      <w:r>
+        <w:rPr>
+          <w:rtl w:val="0"/>
+          <w:sz w:val="24"/>
+          <w:szCs w:val="24"/>
+        </w:rPr>
+      </w:r>
+    </w:p>
+    <w:p>
+      <w:pPr>
+        <w:spacing w:before="0" w:after="6" w:line="276" w:lineRule="auto"/>
+      </w:pPr>
+      <w:r>
+        <w:rPr>
+          <w:rFonts w:ascii="Georgia" w:hAnsi="Georgia"/>
+          <w:sz w:val="20"/>
+          <w:szCs w:val="20"/>
+        </w:rPr>
+        <w:t xml:space="preserve">“The results </w:t>
+      </w:r>
+      <w:r>
+        <w:rPr>
+          <w:rFonts w:ascii="Georgia" w:hAnsi="Georgia"/>
+          <w:sz w:val="20"/>
+          <w:szCs w:val="20"/>
+          <w:highlight w:val="red"/>
+          <w:color w:val="ffffff"/>
+        </w:rPr>
+        <w:t xml:space="preserve">suggested</w:t>
+      </w:r>
+      <w:r>
+        <w:rPr>
+          <w:rFonts w:ascii="Georgia" w:hAnsi="Georgia"/>
+          <w:sz w:val="20"/>
+          <w:szCs w:val="20"/>
+          <w:color w:val="ed7d31"/>
+        </w:rPr>
+        <w:t xml:space="preserve"> (EC)</w:t>
+      </w:r>
+      <w:r>
+        <w:rPr>
+          <w:rFonts w:ascii="Georgia" w:hAnsi="Georgia"/>
+          <w:sz w:val="20"/>
+          <w:szCs w:val="20"/>
+        </w:rPr>
+        <w:t xml:space="preserve"> that extracts are </w:t>
+      </w:r>
+      <w:r>
+        <w:rPr>
+          <w:rFonts w:ascii="Georgia" w:hAnsi="Georgia"/>
+          <w:sz w:val="20"/>
+          <w:szCs w:val="20"/>
+          <w:highlight w:val="red"/>
+          <w:color w:val="ffffff"/>
+        </w:rPr>
+        <w:t xml:space="preserve">potential</w:t>
+      </w:r>
+      <w:r>
+        <w:rPr>
+          <w:rFonts w:ascii="Georgia" w:hAnsi="Georgia"/>
+          <w:sz w:val="20"/>
+          <w:szCs w:val="20"/>
+          <w:color w:val="ed7d31"/>
+        </w:rPr>
+        <w:t xml:space="preserve"> (EC)</w:t>
+      </w:r>
+      <w:r>
+        <w:rPr>
+          <w:rFonts w:ascii="Georgia" w:hAnsi="Georgia"/>
+          <w:sz w:val="20"/>
+          <w:szCs w:val="20"/>
+        </w:rPr>
+        <w:t xml:space="preserve"> alternative stains. PCR </w:t>
+      </w:r>
+      <w:r>
+        <w:rPr>
+          <w:rFonts w:ascii="Georgia" w:hAnsi="Georgia"/>
+          <w:sz w:val="20"/>
+          <w:szCs w:val="20"/>
+          <w:strike/>
+        </w:rPr>
+        <w:t xml:space="preserve">can</w:t>
+      </w:r>
+      <w:r>
+        <w:rPr>
+          <w:rFonts w:ascii="Georgia" w:hAnsi="Georgia"/>
+          <w:sz w:val="20"/>
+          <w:szCs w:val="20"/>
+          <w:color w:val="808080"/>
+        </w:rPr>
+        <w:t xml:space="preserve"> (FP-Cap)</w:t>
+      </w:r>
+      <w:r>
+        <w:rPr>
+          <w:rFonts w:ascii="Georgia" w:hAnsi="Georgia"/>
+          <w:sz w:val="20"/>
+          <w:szCs w:val="20"/>
+        </w:rPr>
+        <w:t xml:space="preserve"> also detect low concentrations.”</w:t>
+      </w:r>
+    </w:p>
+    <w:p>
+      <w:pPr>
+        <w:spacing w:before="0" w:after="6" w:line="276" w:lineRule="auto"/>
+      </w:pPr>
+      <w:r>
+        <w:rPr>
+          <w:rFonts w:ascii="Georgia" w:hAnsi="Georgia"/>
+          <w:sz w:val="20"/>
+          <w:szCs w:val="20"/>
+          <w:color w:val="404040"/>
+        </w:rPr>
+        <w:t xml:space="preserve">Type highlight = grammatical type. Orange text = function (EC). Strike + grey code = false positive. Here both suggested and potential are retained Lexical EC; can is FP-Cap (capability).</w:t>
+      </w:r>
+    </w:p>
+    <w:p>
+      <w:pPr>
+        <w:spacing w:before="0" w:after="0" w:line="288" w:lineRule="auto"/>
+        <w:ind w:firstLine="720"/>
+        <w:jc w:val="both"/>
+        <w:rPr/>
+      </w:pPr>
+      <w:r>
+        <w:rPr>
+          <w:rFonts w:ascii="Georgia" w:hAnsi="Georgia" w:cs="Georgia" w:eastAsia="Georgia"/>
+          <w:i w:val="1"/>
+          <w:iCs w:val="1"/>
+          <w:color w:val="404040"/>
+          <w:sz w:val="22"/>
+          <w:rtl w:val="0"/>
+          <w:szCs w:val="22"/>
+        </w:rPr>
+        <w:t>• Full rules in Full Codebook (from next page).</w:t>
+      </w:r>
+      <w:r>
+        <w:rPr>
+          <w:rFonts w:ascii="Georgia" w:cs="Georgia" w:eastAsia="Georgia" w:hAnsi="Georgia"/>
+          <w:i w:val="1"/>
+          <w:iCs w:val="1"/>
+          <w:color w:val="404040"/>
+          <w:sz w:val="22"/>
+          <w:szCs w:val="22"/>
+          <w:rtl w:val="0"/>
+        </w:rPr>
+      </w:r>
+      <w:r>
+        <w:rPr>
+          <w:rtl w:val="0"/>
+          <w:sz w:val="22"/>
+          <w:szCs w:val="22"/>
+        </w:rPr>
+      </w:r>
+    </w:p>
+    <w:p>
+      <w:pPr>
+        <w:spacing w:before="40" w:after="14" w:line="360" w:lineRule="auto"/>
+        <w:jc w:val="left"/>
+        <w:rPr/>
+      </w:pPr>
+      <w:r>
+        <w:rPr>
+          <w:sz w:val="22"/>
+          <w:szCs w:val="22"/>
+        </w:rPr>
+        <w:br w:type="page"/>
+      </w:r>
+      <w:r>
+        <w:rPr>
+          <w:rFonts w:ascii="Georgia" w:hAnsi="Georgia" w:cs="Georgia" w:eastAsia="Georgia"/>
+          <w:b/>
+          <w:bCs w:val="1"/>
+          <w:sz w:val="22"/>
+          <w:szCs w:val="22"/>
+          <w:rtl w:val="0"/>
+        </w:rPr>
+        <w:t>FULL CODEBOOK</w:t>
+      </w:r>
+      <w:r>
+        <w:rPr>
+          <w:rtl w:val="0"/>
+          <w:sz w:val="22"/>
+          <w:szCs w:val="22"/>
+        </w:rPr>
+      </w:r>
+    </w:p>
+    <w:p>
+      <w:pPr>
+        <w:spacing w:before="40" w:after="14" w:line="360" w:lineRule="auto"/>
         <w:jc w:val="left"/>
         <w:rPr/>
       </w:pPr>
@@ -13291,61 +13474,230 @@
           <w:bCs w:val="1"/>
           <w:i w:val="0"/>
           <w:iCs w:val="0"/>
-          <w:sz w:val="24"/>
-          <w:szCs w:val="24"/>
-          <w:rtl w:val="0"/>
-        </w:rPr>
-        <w:t>COMBINED EXAMPLE</w:t>
-      </w:r>
-      <w:r>
-        <w:rPr>
-          <w:rtl w:val="0"/>
-          <w:sz w:val="24"/>
-          <w:szCs w:val="24"/>
-        </w:rPr>
-      </w:r>
-    </w:p>
-    <w:p>
-      <w:pPr>
-        <w:spacing w:before="0" w:after="0" w:line="288" w:lineRule="auto"/>
-        <w:ind w:firstLine="720"/>
+          <w:sz w:val="22"/>
+          <w:szCs w:val="22"/>
+          <w:rtl w:val="0"/>
+        </w:rPr>
+        <w:t>PURPOSE</w:t>
+      </w:r>
+      <w:r>
+        <w:rPr>
+          <w:rtl w:val="0"/>
+          <w:sz w:val="22"/>
+          <w:szCs w:val="22"/>
+        </w:rPr>
+      </w:r>
+    </w:p>
+    <w:p>
+      <w:pPr>
+        <w:spacing w:before="0" w:after="8" w:line="360" w:lineRule="auto"/>
+        <w:ind w:left="360" w:hanging="360"/>
         <w:jc w:val="both"/>
         <w:rPr/>
       </w:pPr>
       <w:r>
         <w:rPr>
           <w:rFonts w:ascii="Georgia" w:hAnsi="Georgia" w:cs="Georgia" w:eastAsia="Georgia"/>
+          <w:b w:val="0"/>
+          <w:bCs w:val="0"/>
+          <w:sz w:val="20"/>
+          <w:szCs w:val="20"/>
+          <w:rtl w:val="0"/>
+        </w:rPr>
+        <w:t>• Coding scheme for the PSAU undergraduate thesis abstract corpus, adapted from Hyland (1998) as type instrument.</w:t>
+      </w:r>
+      <w:r>
+        <w:rPr>
+          <w:rtl w:val="0"/>
+          <w:sz w:val="20"/>
+          <w:szCs w:val="20"/>
+        </w:rPr>
+      </w:r>
+    </w:p>
+    <w:p>
+      <w:pPr>
+        <w:spacing w:before="40" w:after="14" w:line="360" w:lineRule="auto"/>
+        <w:jc w:val="left"/>
+        <w:rPr/>
+      </w:pPr>
+      <w:r>
+        <w:rPr>
+          <w:rFonts w:ascii="Georgia" w:hAnsi="Georgia" w:cs="Georgia" w:eastAsia="Georgia"/>
+          <w:i w:val="0"/>
+          <w:iCs w:val="0"/>
+          <w:sz w:val="22"/>
+          <w:szCs w:val="22"/>
+          <w:rtl w:val="0"/>
+          <w:b/>
+          <w:bCs w:val="0"/>
+        </w:rPr>
+        <w:t>STEP 1, STEP 2, STEP 3, AND WORKING TEST</w:t>
+      </w:r>
+      <w:r>
+        <w:rPr>
+          <w:rtl w:val="0"/>
+          <w:sz w:val="22"/>
+          <w:szCs w:val="22"/>
+        </w:rPr>
+      </w:r>
+    </w:p>
+    <w:p>
+      <w:pPr>
+        <w:spacing w:before="0" w:after="8" w:line="360" w:lineRule="auto"/>
+        <w:ind w:left="360" w:hanging="360"/>
+        <w:jc w:val="both"/>
+        <w:rPr/>
+      </w:pPr>
+      <w:r>
+        <w:rPr>
+          <w:rFonts w:ascii="Georgia" w:hAnsi="Georgia" w:cs="Georgia" w:eastAsia="Georgia"/>
+          <w:i w:val="0"/>
+          <w:iCs w:val="0"/>
+          <w:color w:val="000000"/>
+          <w:sz w:val="20"/>
+          <w:szCs w:val="20"/>
+          <w:rtl w:val="0"/>
+          <w:b w:val="0"/>
+          <w:bCs w:val="0"/>
+        </w:rPr>
+        <w:t>• Step 1 (candidate tagging, wide net). After the holistic read, mark hedge-like forms, findings framing or sequencing, and forms that may later be false positives. This step does not count retained hedges.</w:t>
+      </w:r>
+      <w:r>
+        <w:rPr>
+          <w:rFonts w:ascii="Georgia" w:cs="Georgia" w:eastAsia="Georgia" w:hAnsi="Georgia"/>
           <w:b w:val="0"/>
           <w:bCs w:val="0"/>
           <w:i w:val="1"/>
           <w:iCs w:val="1"/>
           <w:color w:val="000000"/>
-          <w:sz w:val="22"/>
-          <w:szCs w:val="22"/>
-          <w:rtl w:val="0"/>
-        </w:rPr>
-        <w:t xml:space="preserve">“The results suggested (EC) that extracts are potential (EC) alternative stains. PCR can (FP-Cap) also detect low concentrations.” Type color = type; (EC) orange; FP struck.</w:t>
-      </w:r>
-    </w:p>
-    <w:p>
-      <w:pPr>
-        <w:spacing w:before="0" w:after="0" w:line="288" w:lineRule="auto"/>
-        <w:ind w:firstLine="720"/>
+          <w:sz w:val="20"/>
+          <w:szCs w:val="20"/>
+          <w:rtl w:val="0"/>
+        </w:rPr>
+      </w:r>
+      <w:r>
+        <w:rPr>
+          <w:rFonts w:ascii="Georgia" w:cs="Georgia" w:eastAsia="Georgia" w:hAnsi="Georgia"/>
+          <w:b w:val="0"/>
+          <w:bCs w:val="0"/>
+          <w:i w:val="0"/>
+          <w:iCs w:val="0"/>
+          <w:color w:val="000000"/>
+          <w:sz w:val="20"/>
+          <w:szCs w:val="20"/>
+          <w:rtl w:val="0"/>
+        </w:rPr>
+      </w:r>
+      <w:r>
+        <w:rPr>
+          <w:rtl w:val="0"/>
+          <w:sz w:val="20"/>
+          <w:szCs w:val="20"/>
+        </w:rPr>
+      </w:r>
+    </w:p>
+    <w:p>
+      <w:pPr>
+        <w:spacing w:before="0" w:after="8" w:line="360" w:lineRule="auto"/>
+        <w:ind w:left="360" w:hanging="360"/>
         <w:jc w:val="both"/>
         <w:rPr/>
       </w:pPr>
       <w:r>
         <w:rPr>
           <w:rFonts w:ascii="Georgia" w:hAnsi="Georgia" w:cs="Georgia" w:eastAsia="Georgia"/>
-          <w:b w:val="0"/>
+          <w:i w:val="0"/>
+          <w:iCs w:val="0"/>
+          <w:sz w:val="20"/>
+          <w:szCs w:val="20"/>
+          <w:rtl w:val="0"/>
+          <w:b w:val="0"/>
+          <w:bCs w:val="0"/>
+        </w:rPr>
+        <w:t>• Step 2 (retained hedge). Keep as a retained hedge only if removing the expression makes a knowledge claim more categorical or more direct, or softens how that claim is put forward.</w:t>
+      </w:r>
+      <w:r>
+        <w:rPr>
+          <w:rtl w:val="0"/>
+          <w:sz w:val="20"/>
+          <w:szCs w:val="20"/>
+        </w:rPr>
+      </w:r>
+    </w:p>
+    <w:p>
+      <w:pPr>
+        <w:spacing w:before="0" w:after="8" w:line="360" w:lineRule="auto"/>
+        <w:ind w:left="360" w:hanging="360"/>
+        <w:jc w:val="both"/>
+        <w:rPr/>
+      </w:pPr>
+      <w:r>
+        <w:rPr>
+          <w:rFonts w:ascii="Georgia" w:hAnsi="Georgia" w:cs="Georgia" w:eastAsia="Georgia"/>
+          <w:i w:val="0"/>
+          <w:iCs w:val="0"/>
+          <w:sz w:val="20"/>
+          <w:szCs w:val="20"/>
+          <w:rtl w:val="0"/>
+          <w:b w:val="0"/>
+          <w:bCs w:val="0"/>
+        </w:rPr>
+        <w:t>• Step 2 (pure DO log / FP). Pure findings framing or sequencing with no commitment change and no interpersonal softening is logged as discourse organization only (not a retained hedge). Capability, recommendation, pure procedure, topic-naming, and non-claim sequencing are false positives.</w:t>
+      </w:r>
+      <w:r>
+        <w:rPr>
+          <w:rtl w:val="0"/>
+          <w:sz w:val="20"/>
+          <w:szCs w:val="20"/>
+        </w:rPr>
+      </w:r>
+    </w:p>
+    <w:p>
+      <w:pPr>
+        <w:spacing w:before="0" w:after="8" w:line="360" w:lineRule="auto"/>
+        <w:ind w:left="360" w:hanging="360"/>
+        <w:jc w:val="both"/>
+        <w:rPr/>
+      </w:pPr>
+      <w:r>
+        <w:rPr>
+          <w:rFonts w:ascii="Georgia" w:hAnsi="Georgia" w:cs="Georgia" w:eastAsia="Georgia"/>
+          <w:i w:val="0"/>
+          <w:iCs w:val="0"/>
+          <w:color w:val="000000"/>
+          <w:sz w:val="20"/>
+          <w:szCs w:val="20"/>
+          <w:rtl w:val="0"/>
+          <w:b w:val="0"/>
+          <w:bCs w:val="0"/>
+        </w:rPr>
+        <w:t>• Step 3 (function). Label retained hedges only: EC, P, and/or DO. Co-occurrence allowed. Pure DO does not reach Step 3 as a retained hedge.</w:t>
+      </w:r>
+      <w:r>
+        <w:rPr>
+          <w:rFonts w:ascii="Georgia" w:cs="Georgia" w:eastAsia="Georgia" w:hAnsi="Georgia"/>
+          <w:b w:val="0"/>
+          <w:bCs w:val="0"/>
           <w:i w:val="1"/>
           <w:iCs w:val="1"/>
-          <w:color w:val="404040"/>
-          <w:sz w:val="22"/>
-          <w:rtl w:val="0"/>
-          <w:szCs w:val="22"/>
-        </w:rPr>
-        <w:t>• Full rules in Full Codebook (from next page).</w:t>
+          <w:color w:val="000000"/>
+          <w:sz w:val="20"/>
+          <w:szCs w:val="20"/>
+          <w:rtl w:val="0"/>
+        </w:rPr>
+      </w:r>
+      <w:r>
+        <w:rPr>
+          <w:rFonts w:ascii="Georgia" w:cs="Georgia" w:eastAsia="Georgia" w:hAnsi="Georgia"/>
+          <w:b w:val="0"/>
+          <w:bCs w:val="0"/>
+          <w:i w:val="0"/>
+          <w:iCs w:val="0"/>
+          <w:color w:val="000000"/>
+          <w:sz w:val="20"/>
+          <w:szCs w:val="20"/>
+          <w:rtl w:val="0"/>
+        </w:rPr>
       </w:r>
       <w:r>
         <w:rPr>
@@ -13354,55 +13706,316 @@
           <w:bCs w:val="0"/>
           <w:i w:val="1"/>
           <w:iCs w:val="1"/>
-          <w:color w:val="404040"/>
-          <w:sz w:val="22"/>
-          <w:szCs w:val="22"/>
-          <w:rtl w:val="0"/>
-        </w:rPr>
-      </w:r>
-      <w:r>
-        <w:rPr>
-          <w:rtl w:val="0"/>
-          <w:sz w:val="22"/>
-          <w:szCs w:val="22"/>
-        </w:rPr>
-      </w:r>
-    </w:p>
-    <w:p>
-      <w:pPr>
-        <w:spacing w:before="48" w:after="20" w:line="276" w:lineRule="auto"/>
+          <w:color w:val="000000"/>
+          <w:sz w:val="20"/>
+          <w:szCs w:val="20"/>
+          <w:rtl w:val="0"/>
+        </w:rPr>
+      </w:r>
+      <w:r>
+        <w:rPr>
+          <w:rFonts w:ascii="Georgia" w:cs="Georgia" w:eastAsia="Georgia" w:hAnsi="Georgia"/>
+          <w:b w:val="0"/>
+          <w:bCs w:val="0"/>
+          <w:i w:val="0"/>
+          <w:iCs w:val="0"/>
+          <w:color w:val="000000"/>
+          <w:sz w:val="20"/>
+          <w:szCs w:val="20"/>
+          <w:rtl w:val="0"/>
+        </w:rPr>
+      </w:r>
+      <w:r>
+        <w:rPr>
+          <w:rtl w:val="0"/>
+          <w:sz w:val="20"/>
+          <w:szCs w:val="20"/>
+        </w:rPr>
+      </w:r>
+    </w:p>
+    <w:p>
+      <w:pPr>
+        <w:spacing w:before="0" w:after="8" w:line="360" w:lineRule="auto"/>
+        <w:ind w:left="360" w:hanging="360"/>
+        <w:jc w:val="both"/>
+        <w:rPr/>
+      </w:pPr>
+      <w:r>
+        <w:rPr>
+          <w:rFonts w:ascii="Georgia" w:hAnsi="Georgia" w:cs="Georgia" w:eastAsia="Georgia"/>
+          <w:i w:val="0"/>
+          <w:iCs w:val="0"/>
+          <w:sz w:val="20"/>
+          <w:szCs w:val="20"/>
+          <w:rtl w:val="0"/>
+          <w:b w:val="0"/>
+          <w:bCs w:val="0"/>
+        </w:rPr>
+        <w:t>• Working Test and order. Working Test supports EC only (commitment change). Deontic advice is never retained (FP-Rec). Coding order: full abstract → Step 1 → Step 2 → Decision Rules → Step 3 on retained hedges → Working Test for EC → Coder Notes.</w:t>
+      </w:r>
+      <w:r>
+        <w:rPr>
+          <w:rtl w:val="0"/>
+          <w:sz w:val="20"/>
+          <w:szCs w:val="20"/>
+        </w:rPr>
+      </w:r>
+    </w:p>
+    <w:p>
+      <w:pPr>
+        <w:spacing w:before="40" w:after="14" w:line="360" w:lineRule="auto"/>
         <w:jc w:val="left"/>
         <w:rPr/>
       </w:pPr>
       <w:r>
         <w:rPr>
-          <w:sz w:val="24"/>
-          <w:szCs w:val="24"/>
-        </w:rPr>
-        <w:br w:type="page"/>
-      </w:r>
-      <w:r>
-        <w:rPr>
-          <w:rFonts w:ascii="Georgia" w:hAnsi="Georgia" w:cs="Georgia" w:eastAsia="Georgia"/>
+          <w:rFonts w:ascii="Georgia" w:hAnsi="Georgia" w:cs="Georgia" w:eastAsia="Georgia"/>
+          <w:i w:val="0"/>
+          <w:iCs w:val="0"/>
+          <w:sz w:val="22"/>
+          <w:szCs w:val="22"/>
+          <w:rtl w:val="0"/>
           <w:b/>
-          <w:bCs w:val="1"/>
-          <w:sz w:val="24"/>
-          <w:szCs w:val="24"/>
-          <w:rtl w:val="0"/>
-        </w:rPr>
-        <w:t>FULL CODEBOOK</w:t>
-      </w:r>
-      <w:r>
-        <w:rPr>
-          <w:rtl w:val="0"/>
-          <w:sz w:val="24"/>
-          <w:szCs w:val="24"/>
-        </w:rPr>
-      </w:r>
-    </w:p>
-    <w:p>
-      <w:pPr>
-        <w:spacing w:before="48" w:after="20" w:line="276" w:lineRule="auto"/>
+          <w:bCs w:val="0"/>
+        </w:rPr>
+        <w:t>WORKING EXAMPLES: STEP 2 SORT AND STEP 3 FUNCTION (EC, P, DO)</w:t>
+      </w:r>
+      <w:r>
+        <w:rPr>
+          <w:rtl w:val="0"/>
+          <w:b w:val="1"/>
+          <w:sz w:val="22"/>
+          <w:szCs w:val="22"/>
+        </w:rPr>
+      </w:r>
+    </w:p>
+    <w:p>
+      <w:pPr>
+        <w:spacing w:before="0" w:after="8" w:line="360" w:lineRule="auto"/>
+        <w:ind w:left="360" w:hanging="360"/>
+        <w:jc w:val="both"/>
+        <w:rPr/>
+      </w:pPr>
+      <w:r>
+        <w:rPr>
+          <w:rFonts w:ascii="Georgia" w:hAnsi="Georgia" w:cs="Georgia" w:eastAsia="Georgia"/>
+          <w:i w:val="0"/>
+          <w:iCs w:val="0"/>
+          <w:sz w:val="20"/>
+          <w:szCs w:val="20"/>
+          <w:rtl w:val="0"/>
+          <w:b w:val="0"/>
+          <w:bCs w:val="0"/>
+        </w:rPr>
+        <w:t>• Function labels apply to retained hedges after Step 2. Step 2 = claim mitigation for findings, not advice. Working Test supports EC when certainty changes.</w:t>
+      </w:r>
+      <w:r>
+        <w:rPr>
+          <w:rtl w:val="0"/>
+          <w:sz w:val="20"/>
+          <w:szCs w:val="20"/>
+        </w:rPr>
+      </w:r>
+    </w:p>
+    <w:p>
+      <w:pPr>
+        <w:spacing w:before="0" w:after="8" w:line="360" w:lineRule="auto"/>
+        <w:ind w:left="360" w:hanging="360"/>
+        <w:jc w:val="both"/>
+        <w:rPr/>
+      </w:pPr>
+      <w:r>
+        <w:rPr>
+          <w:rFonts w:ascii="Georgia" w:hAnsi="Georgia" w:cs="Georgia" w:eastAsia="Georgia"/>
+          <w:b w:val="0"/>
+          <w:bCs w:val="0"/>
+          <w:i w:val="0"/>
+          <w:iCs w:val="0"/>
+          <w:sz w:val="20"/>
+          <w:szCs w:val="20"/>
+          <w:rtl w:val="0"/>
+        </w:rPr>
+        <w:t>• EC: “The treatment may reduce infection rates.” Removing may raises certainty → hedge, EC.</w:t>
+      </w:r>
+      <w:r>
+        <w:rPr>
+          <w:rtl w:val="0"/>
+          <w:sz w:val="20"/>
+          <w:szCs w:val="20"/>
+        </w:rPr>
+      </w:r>
+    </w:p>
+    <w:p>
+      <w:pPr>
+        <w:spacing w:before="0" w:after="8" w:line="360" w:lineRule="auto"/>
+        <w:ind w:left="360" w:hanging="360"/>
+        <w:jc w:val="both"/>
+        <w:rPr/>
+      </w:pPr>
+      <w:r>
+        <w:rPr>
+          <w:rFonts w:ascii="Georgia" w:hAnsi="Georgia" w:cs="Georgia" w:eastAsia="Georgia"/>
+          <w:b w:val="0"/>
+          <w:bCs w:val="0"/>
+          <w:i w:val="0"/>
+          <w:iCs w:val="0"/>
+          <w:sz w:val="20"/>
+          <w:szCs w:val="20"/>
+          <w:rtl w:val="0"/>
+        </w:rPr>
+        <w:t>• FP-Cap: “PCR can detect low concentrations.” can = capability, not uncertainty about a finding.</w:t>
+      </w:r>
+      <w:r>
+        <w:rPr>
+          <w:rtl w:val="0"/>
+          <w:sz w:val="20"/>
+          <w:szCs w:val="20"/>
+        </w:rPr>
+      </w:r>
+    </w:p>
+    <w:p>
+      <w:pPr>
+        <w:spacing w:before="0" w:after="8" w:line="360" w:lineRule="auto"/>
+        <w:ind w:left="360" w:hanging="360"/>
+        <w:jc w:val="both"/>
+        <w:rPr/>
+      </w:pPr>
+      <w:r>
+        <w:rPr>
+          <w:rFonts w:ascii="Georgia" w:hAnsi="Georgia" w:cs="Georgia" w:eastAsia="Georgia"/>
+          <w:b w:val="0"/>
+          <w:bCs w:val="0"/>
+          <w:i w:val="0"/>
+          <w:iCs w:val="0"/>
+          <w:sz w:val="20"/>
+          <w:szCs w:val="20"/>
+          <w:rtl w:val="0"/>
+        </w:rPr>
+        <w:t>• P: “As suggested by previous researchers, the treatment is effective.” Step 2 may retain if interpersonal softening of a claim is present. EC Working Test fails if certainty is unchanged → function P.</w:t>
+      </w:r>
+      <w:r>
+        <w:rPr>
+          <w:rtl w:val="0"/>
+          <w:sz w:val="20"/>
+          <w:szCs w:val="20"/>
+        </w:rPr>
+      </w:r>
+    </w:p>
+    <w:p>
+      <w:pPr>
+        <w:spacing w:before="0" w:after="8" w:line="360" w:lineRule="auto"/>
+        <w:ind w:left="360" w:hanging="360"/>
+        <w:jc w:val="both"/>
+        <w:rPr/>
+      </w:pPr>
+      <w:r>
+        <w:rPr>
+          <w:rFonts w:ascii="Georgia" w:hAnsi="Georgia" w:cs="Georgia" w:eastAsia="Georgia"/>
+          <w:b w:val="0"/>
+          <w:bCs w:val="0"/>
+          <w:i w:val="0"/>
+          <w:iCs w:val="0"/>
+          <w:sz w:val="20"/>
+          <w:szCs w:val="20"/>
+          <w:rtl w:val="0"/>
+        </w:rPr>
+        <w:t>• P + EC: Step 2 retains as a hedge and Working Test also passes → dominant function from context (or dual note in Coder Notes).</w:t>
+      </w:r>
+      <w:r>
+        <w:rPr>
+          <w:rtl w:val="0"/>
+          <w:sz w:val="20"/>
+          <w:szCs w:val="20"/>
+        </w:rPr>
+      </w:r>
+    </w:p>
+    <w:p>
+      <w:pPr>
+        <w:spacing w:before="0" w:after="8" w:line="360" w:lineRule="auto"/>
+        <w:ind w:left="360" w:hanging="360"/>
+        <w:jc w:val="both"/>
+        <w:rPr/>
+      </w:pPr>
+      <w:r>
+        <w:rPr>
+          <w:rFonts w:ascii="Georgia" w:hAnsi="Georgia" w:cs="Georgia" w:eastAsia="Georgia"/>
+          <w:i w:val="0"/>
+          <w:iCs w:val="0"/>
+          <w:sz w:val="20"/>
+          <w:szCs w:val="20"/>
+          <w:rtl w:val="0"/>
+          <w:b w:val="0"/>
+          <w:bCs w:val="0"/>
+        </w:rPr>
+        <w:t>• Pure DO: “In conclusion, T3 produced the highest yield.” Candidate may be tagged. Step 2 = pure DO log (findings framing only). Not a retained hedge. Appendix C may still show (DO) for visibility.</w:t>
+      </w:r>
+      <w:r>
+        <w:rPr>
+          <w:rtl w:val="0"/>
+          <w:sz w:val="20"/>
+          <w:szCs w:val="20"/>
+        </w:rPr>
+      </w:r>
+    </w:p>
+    <w:p>
+      <w:pPr>
+        <w:spacing w:before="0" w:after="8" w:line="360" w:lineRule="auto"/>
+        <w:ind w:left="360" w:hanging="360"/>
+        <w:jc w:val="both"/>
+        <w:rPr/>
+      </w:pPr>
+      <w:r>
+        <w:rPr>
+          <w:rFonts w:ascii="Georgia" w:hAnsi="Georgia" w:cs="Georgia" w:eastAsia="Georgia"/>
+          <w:i w:val="0"/>
+          <w:iCs w:val="0"/>
+          <w:sz w:val="20"/>
+          <w:szCs w:val="20"/>
+          <w:rtl w:val="0"/>
+          <w:b w:val="0"/>
+          <w:bCs w:val="0"/>
+        </w:rPr>
+        <w:t>• DO frame + separate hedge: “It should be noted that the results may indicate growth.” Code may as retained hedge (EC). The frame alone is not a second hedge count.</w:t>
+      </w:r>
+      <w:r>
+        <w:rPr>
+          <w:rtl w:val="0"/>
+          <w:sz w:val="20"/>
+          <w:szCs w:val="20"/>
+        </w:rPr>
+      </w:r>
+    </w:p>
+    <w:p>
+      <w:pPr>
+        <w:spacing w:before="0" w:after="8" w:line="360" w:lineRule="auto"/>
+        <w:ind w:left="360" w:hanging="360"/>
+        <w:jc w:val="both"/>
+        <w:rPr/>
+      </w:pPr>
+      <w:r>
+        <w:rPr>
+          <w:rFonts w:ascii="Georgia" w:hAnsi="Georgia" w:cs="Georgia" w:eastAsia="Georgia"/>
+          <w:i w:val="0"/>
+          <w:iCs w:val="0"/>
+          <w:sz w:val="20"/>
+          <w:szCs w:val="20"/>
+          <w:rtl w:val="0"/>
+          <w:b w:val="0"/>
+          <w:bCs w:val="0"/>
+        </w:rPr>
+        <w:t>• Summary: Step 1 is wide. Only claim mitigation enters the retained hedge set. Pure findings framing is logged as DO and fails as a hedge. Step 3 labels retained hedges EC / P / DO. Working Test supports EC only. In this corpus all 65 retained tokens were EC. No P forms appeared in the retained set. Pure DO was logged outside that set.</w:t>
+      </w:r>
+      <w:r>
+        <w:rPr>
+          <w:rtl w:val="0"/>
+          <w:sz w:val="20"/>
+          <w:szCs w:val="20"/>
+        </w:rPr>
+      </w:r>
+    </w:p>
+    <w:p>
+      <w:pPr>
+        <w:spacing w:before="40" w:after="14" w:line="360" w:lineRule="auto"/>
         <w:jc w:val="left"/>
         <w:rPr/>
       </w:pPr>
@@ -13413,588 +14026,36 @@
           <w:bCs w:val="1"/>
           <w:i w:val="0"/>
           <w:iCs w:val="0"/>
-          <w:sz w:val="24"/>
-          <w:szCs w:val="24"/>
-          <w:rtl w:val="0"/>
-        </w:rPr>
-        <w:t>PURPOSE</w:t>
-      </w:r>
-      <w:r>
-        <w:rPr>
-          <w:rtl w:val="0"/>
-          <w:sz w:val="24"/>
-          <w:szCs w:val="24"/>
-        </w:rPr>
-      </w:r>
-    </w:p>
-    <w:p>
-      <w:pPr>
-        <w:spacing w:before="0" w:after="40" w:line="276" w:lineRule="auto"/>
-        <w:ind w:left="360" w:hanging="360"/>
+          <w:sz w:val="22"/>
+          <w:szCs w:val="22"/>
+          <w:rtl w:val="0"/>
+        </w:rPr>
+        <w:t>HEDGE TYPE (PRIMARY COLORS)</w:t>
+      </w:r>
+      <w:r>
+        <w:rPr>
+          <w:rtl w:val="0"/>
+          <w:sz w:val="22"/>
+          <w:szCs w:val="22"/>
+        </w:rPr>
+      </w:r>
+    </w:p>
+    <w:p>
+      <w:pPr>
+        <w:spacing w:before="0" w:after="8" w:line="360" w:lineRule="auto"/>
+        <w:ind w:firstLine="720"/>
         <w:jc w:val="both"/>
         <w:rPr/>
       </w:pPr>
       <w:r>
         <w:rPr>
-          <w:rFonts w:ascii="Georgia" w:hAnsi="Georgia" w:cs="Georgia" w:eastAsia="Georgia"/>
-          <w:b w:val="0"/>
-          <w:bCs w:val="0"/>
-          <w:sz w:val="22"/>
-          <w:szCs w:val="22"/>
-          <w:rtl w:val="0"/>
-        </w:rPr>
-        <w:t>• Coding scheme for the PSAU undergraduate thesis abstract corpus, adapted from Hyland (1998) as type instrument.</w:t>
-      </w:r>
-      <w:r>
-        <w:rPr>
-          <w:rtl w:val="0"/>
-          <w:sz w:val="22"/>
-          <w:szCs w:val="22"/>
-        </w:rPr>
-      </w:r>
-    </w:p>
-    <w:p>
-      <w:pPr>
-        <w:spacing w:before="0" w:after="40" w:line="276" w:lineRule="auto"/>
-        <w:jc w:val="left"/>
-        <w:rPr/>
-      </w:pPr>
-      <w:r>
-        <w:rPr>
-          <w:rFonts w:ascii="Georgia" w:hAnsi="Georgia" w:cs="Georgia" w:eastAsia="Georgia"/>
+          <w:rFonts w:ascii="Georgia" w:cs="Georgia" w:eastAsia="Georgia" w:hAnsi="Georgia"/>
+          <w:b w:val="0"/>
+          <w:bCs w:val="0"/>
           <w:i w:val="0"/>
           <w:iCs w:val="0"/>
-          <w:sz w:val="22"/>
-          <w:szCs w:val="22"/>
-          <w:rtl w:val="0"/>
-          <w:b/>
-          <w:bCs w:val="0"/>
-        </w:rPr>
-        <w:t>STEP 1, STEP 2, STEP 3, AND WORKING TEST</w:t>
-      </w:r>
-      <w:r>
-        <w:rPr>
-          <w:rtl w:val="0"/>
-          <w:sz w:val="22"/>
-          <w:szCs w:val="22"/>
-        </w:rPr>
-      </w:r>
-    </w:p>
-    <w:p>
-      <w:pPr>
-        <w:spacing w:before="0" w:after="40" w:line="276" w:lineRule="auto"/>
-        <w:ind w:left="360" w:hanging="360"/>
-        <w:jc w:val="both"/>
-        <w:rPr/>
-      </w:pPr>
-      <w:r>
-        <w:rPr>
-          <w:rFonts w:ascii="Georgia" w:hAnsi="Georgia" w:cs="Georgia" w:eastAsia="Georgia"/>
-          <w:i w:val="0"/>
-          <w:iCs w:val="0"/>
-          <w:color w:val="000000"/>
-          <w:sz w:val="22"/>
-          <w:szCs w:val="22"/>
-          <w:rtl w:val="0"/>
-          <w:b w:val="0"/>
-          <w:bCs w:val="0"/>
-        </w:rPr>
-        <w:t>• Step 1 (candidate tagging, wide net). After the holistic read, mark hedge-like forms, findings framing or sequencing, and forms that may later be false positives. This step does not count retained hedges.</w:t>
-      </w:r>
-      <w:r>
-        <w:rPr>
-          <w:rFonts w:ascii="Georgia" w:cs="Georgia" w:eastAsia="Georgia" w:hAnsi="Georgia"/>
-          <w:b w:val="0"/>
-          <w:bCs w:val="0"/>
-          <w:i w:val="1"/>
-          <w:iCs w:val="1"/>
-          <w:color w:val="000000"/>
-          <w:sz w:val="22"/>
-          <w:szCs w:val="22"/>
-          <w:rtl w:val="0"/>
-        </w:rPr>
-      </w:r>
-      <w:r>
-        <w:rPr>
-          <w:rFonts w:ascii="Georgia" w:cs="Georgia" w:eastAsia="Georgia" w:hAnsi="Georgia"/>
-          <w:b w:val="0"/>
-          <w:bCs w:val="0"/>
-          <w:i w:val="0"/>
-          <w:iCs w:val="0"/>
-          <w:color w:val="000000"/>
-          <w:sz w:val="22"/>
-          <w:szCs w:val="22"/>
-          <w:rtl w:val="0"/>
-        </w:rPr>
-      </w:r>
-      <w:r>
-        <w:rPr>
-          <w:rtl w:val="0"/>
-          <w:sz w:val="22"/>
-          <w:szCs w:val="22"/>
-        </w:rPr>
-      </w:r>
-    </w:p>
-    <w:p>
-      <w:pPr>
-        <w:spacing w:before="0" w:after="40" w:line="276" w:lineRule="auto"/>
-        <w:ind w:left="360" w:hanging="360"/>
-        <w:jc w:val="both"/>
-        <w:rPr/>
-      </w:pPr>
-      <w:r>
-        <w:rPr>
-          <w:rFonts w:ascii="Georgia" w:hAnsi="Georgia" w:cs="Georgia" w:eastAsia="Georgia"/>
-          <w:i w:val="0"/>
-          <w:iCs w:val="0"/>
-          <w:sz w:val="22"/>
-          <w:szCs w:val="22"/>
-          <w:rtl w:val="0"/>
-          <w:b w:val="0"/>
-          <w:bCs w:val="0"/>
-        </w:rPr>
-        <w:t>• Step 2 (retained hedge). Keep as a retained hedge only if removing the expression makes a knowledge claim more categorical or more direct, or softens how that claim is put forward.</w:t>
-      </w:r>
-      <w:r>
-        <w:rPr>
-          <w:rtl w:val="0"/>
-          <w:sz w:val="22"/>
-          <w:szCs w:val="22"/>
-        </w:rPr>
-      </w:r>
-    </w:p>
-    <w:p>
-      <w:pPr>
-        <w:spacing w:before="0" w:after="40" w:line="276" w:lineRule="auto"/>
-        <w:ind w:left="360" w:hanging="360"/>
-        <w:jc w:val="both"/>
-        <w:rPr/>
-      </w:pPr>
-      <w:r>
-        <w:rPr>
-          <w:rFonts w:ascii="Georgia" w:hAnsi="Georgia" w:cs="Georgia" w:eastAsia="Georgia"/>
-          <w:i w:val="0"/>
-          <w:iCs w:val="0"/>
-          <w:sz w:val="22"/>
-          <w:szCs w:val="22"/>
-          <w:rtl w:val="0"/>
-          <w:b w:val="0"/>
-          <w:bCs w:val="0"/>
-        </w:rPr>
-        <w:t>• Step 2 (pure DO log / FP). Pure findings framing or sequencing with no commitment change and no interpersonal softening is logged as discourse organization only (not a retained hedge). Capability, recommendation, pure procedure, topic-naming, and non-claim sequencing are false positives.</w:t>
-      </w:r>
-      <w:r>
-        <w:rPr>
-          <w:rtl w:val="0"/>
-          <w:sz w:val="22"/>
-          <w:szCs w:val="22"/>
-        </w:rPr>
-      </w:r>
-    </w:p>
-    <w:p>
-      <w:pPr>
-        <w:spacing w:before="0" w:after="40" w:line="276" w:lineRule="auto"/>
-        <w:ind w:left="360" w:hanging="360"/>
-        <w:jc w:val="both"/>
-        <w:rPr/>
-      </w:pPr>
-      <w:r>
-        <w:rPr>
-          <w:rFonts w:ascii="Georgia" w:hAnsi="Georgia" w:cs="Georgia" w:eastAsia="Georgia"/>
-          <w:i w:val="0"/>
-          <w:iCs w:val="0"/>
-          <w:color w:val="000000"/>
-          <w:sz w:val="22"/>
-          <w:szCs w:val="22"/>
-          <w:rtl w:val="0"/>
-          <w:b w:val="0"/>
-          <w:bCs w:val="0"/>
-        </w:rPr>
-        <w:t>• Step 3 (function). Label retained hedges only: EC, P, and/or DO. Co-occurrence allowed. Pure DO does not reach Step 3 as a retained hedge.</w:t>
-      </w:r>
-      <w:r>
-        <w:rPr>
-          <w:rFonts w:ascii="Georgia" w:cs="Georgia" w:eastAsia="Georgia" w:hAnsi="Georgia"/>
-          <w:b w:val="0"/>
-          <w:bCs w:val="0"/>
-          <w:i w:val="1"/>
-          <w:iCs w:val="1"/>
-          <w:color w:val="000000"/>
-          <w:sz w:val="22"/>
-          <w:szCs w:val="22"/>
-          <w:rtl w:val="0"/>
-        </w:rPr>
-      </w:r>
-      <w:r>
-        <w:rPr>
-          <w:rFonts w:ascii="Georgia" w:cs="Georgia" w:eastAsia="Georgia" w:hAnsi="Georgia"/>
-          <w:b w:val="0"/>
-          <w:bCs w:val="0"/>
-          <w:i w:val="0"/>
-          <w:iCs w:val="0"/>
-          <w:color w:val="000000"/>
-          <w:sz w:val="22"/>
-          <w:szCs w:val="22"/>
-          <w:rtl w:val="0"/>
-        </w:rPr>
-      </w:r>
-      <w:r>
-        <w:rPr>
-          <w:rFonts w:ascii="Georgia" w:cs="Georgia" w:eastAsia="Georgia" w:hAnsi="Georgia"/>
-          <w:b w:val="0"/>
-          <w:bCs w:val="0"/>
-          <w:i w:val="1"/>
-          <w:iCs w:val="1"/>
-          <w:color w:val="000000"/>
-          <w:sz w:val="22"/>
-          <w:szCs w:val="22"/>
-          <w:rtl w:val="0"/>
-        </w:rPr>
-      </w:r>
-      <w:r>
-        <w:rPr>
-          <w:rFonts w:ascii="Georgia" w:cs="Georgia" w:eastAsia="Georgia" w:hAnsi="Georgia"/>
-          <w:b w:val="0"/>
-          <w:bCs w:val="0"/>
-          <w:i w:val="0"/>
-          <w:iCs w:val="0"/>
-          <w:color w:val="000000"/>
-          <w:sz w:val="22"/>
-          <w:szCs w:val="22"/>
-          <w:rtl w:val="0"/>
-        </w:rPr>
-      </w:r>
-      <w:r>
-        <w:rPr>
-          <w:rtl w:val="0"/>
-          <w:sz w:val="22"/>
-          <w:szCs w:val="22"/>
-        </w:rPr>
-      </w:r>
-    </w:p>
-    <w:p>
-      <w:pPr>
-        <w:spacing w:before="0" w:after="40" w:line="276" w:lineRule="auto"/>
-        <w:ind w:left="360" w:hanging="360"/>
-        <w:jc w:val="both"/>
-        <w:rPr/>
-      </w:pPr>
-      <w:r>
-        <w:rPr>
-          <w:rFonts w:ascii="Georgia" w:hAnsi="Georgia" w:cs="Georgia" w:eastAsia="Georgia"/>
-          <w:i w:val="0"/>
-          <w:iCs w:val="0"/>
-          <w:sz w:val="22"/>
-          <w:szCs w:val="22"/>
-          <w:rtl w:val="0"/>
-          <w:b w:val="0"/>
-          <w:bCs w:val="0"/>
-        </w:rPr>
-        <w:t>• Working Test and order. Working Test supports EC only (commitment change). Deontic advice is never retained (FP-Rec). Coding order: full abstract → Step 1 → Step 2 → Decision Rules → Step 3 on retained hedges → Working Test for EC → Coder Notes.</w:t>
-      </w:r>
-      <w:r>
-        <w:rPr>
-          <w:rtl w:val="0"/>
-          <w:sz w:val="22"/>
-          <w:szCs w:val="22"/>
-        </w:rPr>
-      </w:r>
-    </w:p>
-    <w:p>
-      <w:pPr>
-        <w:spacing w:before="48" w:after="20" w:line="276" w:lineRule="auto"/>
-        <w:jc w:val="left"/>
-        <w:rPr/>
-      </w:pPr>
-      <w:r>
-        <w:rPr>
-          <w:rFonts w:ascii="Georgia" w:hAnsi="Georgia" w:cs="Georgia" w:eastAsia="Georgia"/>
-          <w:i w:val="0"/>
-          <w:iCs w:val="0"/>
-          <w:sz w:val="24"/>
-          <w:szCs w:val="24"/>
-          <w:rtl w:val="0"/>
-          <w:b/>
-          <w:bCs w:val="0"/>
-        </w:rPr>
-        <w:t>WORKING EXAMPLES: STEP 2 SORT AND STEP 3 FUNCTION (EC, P, DO)</w:t>
-      </w:r>
-      <w:r>
-        <w:rPr>
-          <w:rtl w:val="0"/>
-          <w:b w:val="1"/>
-          <w:sz w:val="24"/>
-          <w:szCs w:val="24"/>
-        </w:rPr>
-      </w:r>
-    </w:p>
-    <w:p>
-      <w:pPr>
-        <w:spacing w:before="0" w:after="40" w:line="276" w:lineRule="auto"/>
-        <w:ind w:left="360" w:hanging="360"/>
-        <w:jc w:val="both"/>
-        <w:rPr/>
-      </w:pPr>
-      <w:r>
-        <w:rPr>
-          <w:rFonts w:ascii="Georgia" w:hAnsi="Georgia" w:cs="Georgia" w:eastAsia="Georgia"/>
-          <w:i w:val="0"/>
-          <w:iCs w:val="0"/>
-          <w:sz w:val="22"/>
-          <w:szCs w:val="22"/>
-          <w:rtl w:val="0"/>
-          <w:b w:val="0"/>
-          <w:bCs w:val="0"/>
-        </w:rPr>
-        <w:t>• Function labels apply to retained hedges after Step 2. Step 2 = claim mitigation for findings, not advice. Working Test supports EC when certainty changes.</w:t>
-      </w:r>
-      <w:r>
-        <w:rPr>
-          <w:rtl w:val="0"/>
-          <w:sz w:val="22"/>
-          <w:szCs w:val="22"/>
-        </w:rPr>
-      </w:r>
-    </w:p>
-    <w:p>
-      <w:pPr>
-        <w:spacing w:before="0" w:after="40" w:line="276" w:lineRule="auto"/>
-        <w:ind w:left="360" w:hanging="360"/>
-        <w:jc w:val="both"/>
-        <w:rPr/>
-      </w:pPr>
-      <w:r>
-        <w:rPr>
-          <w:rFonts w:ascii="Georgia" w:hAnsi="Georgia" w:cs="Georgia" w:eastAsia="Georgia"/>
-          <w:b w:val="0"/>
-          <w:bCs w:val="0"/>
-          <w:i w:val="0"/>
-          <w:iCs w:val="0"/>
-          <w:sz w:val="22"/>
-          <w:szCs w:val="22"/>
-          <w:rtl w:val="0"/>
-        </w:rPr>
-        <w:t>• EC: “The treatment may reduce infection rates.” Removing may raises certainty → hedge, EC.</w:t>
-      </w:r>
-      <w:r>
-        <w:rPr>
-          <w:rtl w:val="0"/>
-          <w:sz w:val="22"/>
-          <w:szCs w:val="22"/>
-        </w:rPr>
-      </w:r>
-    </w:p>
-    <w:p>
-      <w:pPr>
-        <w:spacing w:before="0" w:after="40" w:line="276" w:lineRule="auto"/>
-        <w:ind w:left="360" w:hanging="360"/>
-        <w:jc w:val="both"/>
-        <w:rPr/>
-      </w:pPr>
-      <w:r>
-        <w:rPr>
-          <w:rFonts w:ascii="Georgia" w:hAnsi="Georgia" w:cs="Georgia" w:eastAsia="Georgia"/>
-          <w:b w:val="0"/>
-          <w:bCs w:val="0"/>
-          <w:i w:val="0"/>
-          <w:iCs w:val="0"/>
-          <w:sz w:val="22"/>
-          <w:szCs w:val="22"/>
-          <w:rtl w:val="0"/>
-        </w:rPr>
-        <w:t>• FP-Cap: “PCR can detect low concentrations.” can = capability, not uncertainty about a finding.</w:t>
-      </w:r>
-      <w:r>
-        <w:rPr>
-          <w:rtl w:val="0"/>
-          <w:sz w:val="22"/>
-          <w:szCs w:val="22"/>
-        </w:rPr>
-      </w:r>
-    </w:p>
-    <w:p>
-      <w:pPr>
-        <w:spacing w:before="0" w:after="40" w:line="276" w:lineRule="auto"/>
-        <w:ind w:left="360" w:hanging="360"/>
-        <w:jc w:val="both"/>
-        <w:rPr/>
-      </w:pPr>
-      <w:r>
-        <w:rPr>
-          <w:rFonts w:ascii="Georgia" w:hAnsi="Georgia" w:cs="Georgia" w:eastAsia="Georgia"/>
-          <w:b w:val="0"/>
-          <w:bCs w:val="0"/>
-          <w:i w:val="0"/>
-          <w:iCs w:val="0"/>
-          <w:sz w:val="22"/>
-          <w:szCs w:val="22"/>
-          <w:rtl w:val="0"/>
-        </w:rPr>
-        <w:t>• P: “As suggested by previous researchers, the treatment is effective.” Step 2 may retain if interpersonal softening of a claim is present. EC Working Test fails if certainty is unchanged → function P.</w:t>
-      </w:r>
-      <w:r>
-        <w:rPr>
-          <w:rtl w:val="0"/>
-          <w:sz w:val="22"/>
-          <w:szCs w:val="22"/>
-        </w:rPr>
-      </w:r>
-    </w:p>
-    <w:p>
-      <w:pPr>
-        <w:spacing w:before="0" w:after="40" w:line="276" w:lineRule="auto"/>
-        <w:ind w:left="360" w:hanging="360"/>
-        <w:jc w:val="both"/>
-        <w:rPr/>
-      </w:pPr>
-      <w:r>
-        <w:rPr>
-          <w:rFonts w:ascii="Georgia" w:hAnsi="Georgia" w:cs="Georgia" w:eastAsia="Georgia"/>
-          <w:b w:val="0"/>
-          <w:bCs w:val="0"/>
-          <w:i w:val="0"/>
-          <w:iCs w:val="0"/>
-          <w:sz w:val="22"/>
-          <w:szCs w:val="22"/>
-          <w:rtl w:val="0"/>
-        </w:rPr>
-        <w:t>• P + EC: Step 2 retains as a hedge and Working Test also passes → dominant function from context (or dual note in Coder Notes).</w:t>
-      </w:r>
-      <w:r>
-        <w:rPr>
-          <w:rtl w:val="0"/>
-          <w:sz w:val="22"/>
-          <w:szCs w:val="22"/>
-        </w:rPr>
-      </w:r>
-    </w:p>
-    <w:p>
-      <w:pPr>
-        <w:spacing w:before="0" w:after="40" w:line="276" w:lineRule="auto"/>
-        <w:ind w:left="360" w:hanging="360"/>
-        <w:jc w:val="both"/>
-        <w:rPr/>
-      </w:pPr>
-      <w:r>
-        <w:rPr>
-          <w:rFonts w:ascii="Georgia" w:hAnsi="Georgia" w:cs="Georgia" w:eastAsia="Georgia"/>
-          <w:i w:val="0"/>
-          <w:iCs w:val="0"/>
-          <w:sz w:val="22"/>
-          <w:szCs w:val="22"/>
-          <w:rtl w:val="0"/>
-          <w:b w:val="0"/>
-          <w:bCs w:val="0"/>
-        </w:rPr>
-        <w:t>• Pure DO: “In conclusion, T3 produced the highest yield.” Candidate may be tagged. Step 2 = pure DO log (findings framing only). Not a retained hedge. Appendix C may still show (DO) for visibility.</w:t>
-      </w:r>
-      <w:r>
-        <w:rPr>
-          <w:rtl w:val="0"/>
-          <w:sz w:val="22"/>
-          <w:szCs w:val="22"/>
-        </w:rPr>
-      </w:r>
-    </w:p>
-    <w:p>
-      <w:pPr>
-        <w:spacing w:before="0" w:after="40" w:line="276" w:lineRule="auto"/>
-        <w:ind w:left="360" w:hanging="360"/>
-        <w:jc w:val="both"/>
-        <w:rPr/>
-      </w:pPr>
-      <w:r>
-        <w:rPr>
-          <w:rFonts w:ascii="Georgia" w:hAnsi="Georgia" w:cs="Georgia" w:eastAsia="Georgia"/>
-          <w:i w:val="0"/>
-          <w:iCs w:val="0"/>
-          <w:sz w:val="22"/>
-          <w:szCs w:val="22"/>
-          <w:rtl w:val="0"/>
-          <w:b w:val="0"/>
-          <w:bCs w:val="0"/>
-        </w:rPr>
-        <w:t>• DO frame + separate hedge: “It should be noted that the results may indicate growth.” Code may as retained hedge (EC). The frame alone is not a second hedge count.</w:t>
-      </w:r>
-      <w:r>
-        <w:rPr>
-          <w:rtl w:val="0"/>
-          <w:sz w:val="22"/>
-          <w:szCs w:val="22"/>
-        </w:rPr>
-      </w:r>
-    </w:p>
-    <w:p>
-      <w:pPr>
-        <w:spacing w:before="0" w:after="40" w:line="276" w:lineRule="auto"/>
-        <w:ind w:left="360" w:hanging="360"/>
-        <w:jc w:val="both"/>
-        <w:rPr/>
-      </w:pPr>
-      <w:r>
-        <w:rPr>
-          <w:rFonts w:ascii="Georgia" w:hAnsi="Georgia" w:cs="Georgia" w:eastAsia="Georgia"/>
-          <w:i w:val="0"/>
-          <w:iCs w:val="0"/>
-          <w:sz w:val="22"/>
-          <w:szCs w:val="22"/>
-          <w:rtl w:val="0"/>
-          <w:b w:val="0"/>
-          <w:bCs w:val="0"/>
-        </w:rPr>
-        <w:t>• Summary: Step 1 is wide. Only claim mitigation enters the retained hedge set. Pure findings framing is logged as DO and fails as a hedge. Step 3 labels retained hedges EC / P / DO. Working Test supports EC only. In this corpus all 65 retained tokens were EC. No P forms appeared in the retained set. Pure DO was logged outside that set.</w:t>
-      </w:r>
-      <w:r>
-        <w:rPr>
-          <w:rtl w:val="0"/>
-          <w:sz w:val="22"/>
-          <w:szCs w:val="22"/>
-        </w:rPr>
-      </w:r>
-    </w:p>
-    <w:p>
-      <w:pPr>
-        <w:spacing w:before="48" w:after="20" w:line="276" w:lineRule="auto"/>
-        <w:jc w:val="left"/>
-        <w:rPr/>
-      </w:pPr>
-      <w:r>
-        <w:rPr>
-          <w:rFonts w:ascii="Georgia" w:hAnsi="Georgia" w:cs="Georgia" w:eastAsia="Georgia"/>
-          <w:b/>
-          <w:bCs w:val="1"/>
-          <w:i w:val="0"/>
-          <w:iCs w:val="0"/>
-          <w:sz w:val="24"/>
-          <w:szCs w:val="24"/>
-          <w:rtl w:val="0"/>
-        </w:rPr>
-        <w:t>HEDGE TYPE (PRIMARY COLORS)</w:t>
-      </w:r>
-      <w:r>
-        <w:rPr>
-          <w:rtl w:val="0"/>
-          <w:sz w:val="24"/>
-          <w:szCs w:val="24"/>
-        </w:rPr>
-      </w:r>
-    </w:p>
-    <w:p>
-      <w:pPr>
-        <w:spacing w:before="0" w:after="40" w:line="276" w:lineRule="auto"/>
-        <w:ind w:firstLine="720"/>
-        <w:jc w:val="both"/>
-        <w:rPr/>
-      </w:pPr>
-      <w:r>
-        <w:rPr>
-          <w:rFonts w:ascii="Georgia" w:cs="Georgia" w:eastAsia="Georgia" w:hAnsi="Georgia"/>
-          <w:b w:val="0"/>
-          <w:bCs w:val="0"/>
-          <w:i w:val="0"/>
-          <w:iCs w:val="0"/>
-          <w:sz w:val="22"/>
-          <w:szCs w:val="22"/>
+          <w:sz w:val="20"/>
+          <w:szCs w:val="20"/>
           <w:rtl w:val="0"/>
         </w:rPr>
         <w:t xml:space="preserve">Highlight each hedge token in the color matching its grammatical form.</w:t>
@@ -14002,17 +14063,17 @@
       <w:r>
         <w:rPr>
           <w:rtl w:val="0"/>
-          <w:sz w:val="22"/>
-          <w:szCs w:val="22"/>
+          <w:sz w:val="20"/>
+          <w:szCs w:val="20"/>
         </w:rPr>
       </w:r>
     </w:p>
     <w:tbl>
       <w:tblPr>
         <w:tblStyle w:val="Table6"/>
-        <w:tblW w:w="8304.0" w:type="dxa"/>
+        <w:tblW w:w="8304" w:type="dxa"/>
         <w:jc w:val="left"/>
-        <w:tblInd w:w="-40.0" w:type="dxa"/>
+        <w:tblInd w:w="-40" w:type="dxa"/>
         <w:tblBorders>
           <w:top w:color="000000" w:space="0" w:sz="18" w:val="single"/>
           <w:left w:color="000000" w:space="0" w:sz="0" w:val="nil"/>
@@ -14040,6 +14101,7 @@
       </w:tblGrid>
       <w:tr>
         <w:trPr>
+          <w:cantSplit/>
           <w:tblHeader/>
         </w:trPr>
         <w:tc>
@@ -14051,7 +14113,7 @@
           </w:tcPr>
           <w:p>
             <w:pPr>
-              <w:spacing w:before="0" w:after="0" w:line="240" w:lineRule="auto"/>
+              <w:spacing w:before="0" w:after="0" w:line="260" w:lineRule="auto"/>
               <w:jc w:val="both"/>
               <w:rPr/>
             </w:pPr>
@@ -14085,7 +14147,7 @@
           </w:tcPr>
           <w:p>
             <w:pPr>
-              <w:spacing w:before="0" w:after="0" w:line="240" w:lineRule="auto"/>
+              <w:spacing w:before="0" w:after="0" w:line="260" w:lineRule="auto"/>
               <w:jc w:val="both"/>
               <w:rPr/>
             </w:pPr>
@@ -14119,7 +14181,7 @@
           </w:tcPr>
           <w:p>
             <w:pPr>
-              <w:spacing w:before="0" w:after="0" w:line="240" w:lineRule="auto"/>
+              <w:spacing w:before="0" w:after="0" w:line="260" w:lineRule="auto"/>
               <w:jc w:val="both"/>
               <w:rPr/>
             </w:pPr>
@@ -14153,7 +14215,7 @@
           </w:tcPr>
           <w:p>
             <w:pPr>
-              <w:spacing w:before="0" w:after="0" w:line="240" w:lineRule="auto"/>
+              <w:spacing w:before="0" w:after="0" w:line="260" w:lineRule="auto"/>
               <w:jc w:val="both"/>
               <w:rPr/>
             </w:pPr>
@@ -14180,14 +14242,16 @@
         </w:tc>
       </w:tr>
       <w:tr>
-        <w:trPr/>
+        <w:trPr>
+          <w:cantSplit/>
+        </w:trPr>
         <w:tc>
           <w:tcPr>
             <w:shd w:fill="00b0f0" w:val="clear"/>
           </w:tcPr>
           <w:p>
             <w:pPr>
-              <w:spacing w:before="0" w:after="0" w:line="240" w:lineRule="auto"/>
+              <w:spacing w:before="0" w:after="0" w:line="260" w:lineRule="auto"/>
               <w:jc w:val="left"/>
               <w:rPr/>
             </w:pPr>
@@ -14215,7 +14279,7 @@
           <w:tcPr/>
           <w:p>
             <w:pPr>
-              <w:spacing w:before="0" w:after="0" w:line="240" w:lineRule="auto"/>
+              <w:spacing w:before="0" w:after="0" w:line="260" w:lineRule="auto"/>
               <w:jc w:val="both"/>
               <w:rPr/>
             </w:pPr>
@@ -14242,7 +14306,7 @@
           <w:tcPr/>
           <w:p>
             <w:pPr>
-              <w:spacing w:before="0" w:after="0" w:line="240" w:lineRule="auto"/>
+              <w:spacing w:before="0" w:after="0" w:line="260" w:lineRule="auto"/>
               <w:jc w:val="both"/>
               <w:rPr/>
             </w:pPr>
@@ -14269,7 +14333,7 @@
           <w:tcPr/>
           <w:p>
             <w:pPr>
-              <w:spacing w:before="0" w:after="0" w:line="240" w:lineRule="auto"/>
+              <w:spacing w:before="0" w:after="0" w:line="260" w:lineRule="auto"/>
               <w:jc w:val="both"/>
               <w:rPr/>
             </w:pPr>
@@ -14327,14 +14391,16 @@
         </w:tc>
       </w:tr>
       <w:tr>
-        <w:trPr/>
+        <w:trPr>
+          <w:cantSplit/>
+        </w:trPr>
         <w:tc>
           <w:tcPr>
             <w:shd w:fill="ff0000" w:val="clear"/>
           </w:tcPr>
           <w:p>
             <w:pPr>
-              <w:spacing w:before="0" w:after="0" w:line="240" w:lineRule="auto"/>
+              <w:spacing w:before="0" w:after="0" w:line="260" w:lineRule="auto"/>
               <w:jc w:val="left"/>
               <w:rPr/>
             </w:pPr>
@@ -14362,7 +14428,7 @@
           <w:tcPr/>
           <w:p>
             <w:pPr>
-              <w:spacing w:before="0" w:after="0" w:line="240" w:lineRule="auto"/>
+              <w:spacing w:before="0" w:after="0" w:line="260" w:lineRule="auto"/>
               <w:jc w:val="both"/>
               <w:rPr/>
             </w:pPr>
@@ -14389,7 +14455,7 @@
           <w:tcPr/>
           <w:p>
             <w:pPr>
-              <w:spacing w:before="0" w:after="0" w:line="240" w:lineRule="auto"/>
+              <w:spacing w:before="0" w:after="0" w:line="260" w:lineRule="auto"/>
               <w:jc w:val="both"/>
               <w:rPr/>
             </w:pPr>
@@ -14416,7 +14482,7 @@
           <w:tcPr/>
           <w:p>
             <w:pPr>
-              <w:spacing w:before="0" w:after="0" w:line="240" w:lineRule="auto"/>
+              <w:spacing w:before="0" w:after="0" w:line="260" w:lineRule="auto"/>
               <w:jc w:val="both"/>
               <w:rPr/>
             </w:pPr>
@@ -14474,14 +14540,16 @@
         </w:tc>
       </w:tr>
       <w:tr>
-        <w:trPr/>
+        <w:trPr>
+          <w:cantSplit/>
+        </w:trPr>
         <w:tc>
           <w:tcPr>
             <w:shd w:fill="ffff00" w:val="clear"/>
           </w:tcPr>
           <w:p>
             <w:pPr>
-              <w:spacing w:before="0" w:after="0" w:line="240" w:lineRule="auto"/>
+              <w:spacing w:before="0" w:after="0" w:line="260" w:lineRule="auto"/>
               <w:jc w:val="left"/>
               <w:rPr/>
             </w:pPr>
@@ -14509,7 +14577,7 @@
           <w:tcPr/>
           <w:p>
             <w:pPr>
-              <w:spacing w:before="0" w:after="0" w:line="240" w:lineRule="auto"/>
+              <w:spacing w:before="0" w:after="0" w:line="260" w:lineRule="auto"/>
               <w:jc w:val="both"/>
               <w:rPr/>
             </w:pPr>
@@ -14536,7 +14604,7 @@
           <w:tcPr/>
           <w:p>
             <w:pPr>
-              <w:spacing w:before="0" w:after="0" w:line="240" w:lineRule="auto"/>
+              <w:spacing w:before="0" w:after="0" w:line="260" w:lineRule="auto"/>
               <w:jc w:val="both"/>
               <w:rPr/>
             </w:pPr>
@@ -14563,7 +14631,7 @@
           <w:tcPr/>
           <w:p>
             <w:pPr>
-              <w:spacing w:before="0" w:after="0" w:line="240" w:lineRule="auto"/>
+              <w:spacing w:before="0" w:after="0" w:line="260" w:lineRule="auto"/>
               <w:jc w:val="both"/>
               <w:rPr/>
             </w:pPr>
@@ -14621,14 +14689,16 @@
         </w:tc>
       </w:tr>
       <w:tr>
-        <w:trPr/>
+        <w:trPr>
+          <w:cantSplit/>
+        </w:trPr>
         <w:tc>
           <w:tcPr>
             <w:shd w:fill="00b050" w:val="clear"/>
           </w:tcPr>
           <w:p>
             <w:pPr>
-              <w:spacing w:before="0" w:after="0" w:line="240" w:lineRule="auto"/>
+              <w:spacing w:before="0" w:after="0" w:line="260" w:lineRule="auto"/>
               <w:jc w:val="left"/>
               <w:rPr/>
             </w:pPr>
@@ -14656,7 +14726,7 @@
           <w:tcPr/>
           <w:p>
             <w:pPr>
-              <w:spacing w:before="0" w:after="0" w:line="240" w:lineRule="auto"/>
+              <w:spacing w:before="0" w:after="0" w:line="260" w:lineRule="auto"/>
               <w:jc w:val="both"/>
               <w:rPr/>
             </w:pPr>
@@ -14683,7 +14753,7 @@
           <w:tcPr/>
           <w:p>
             <w:pPr>
-              <w:spacing w:before="0" w:after="0" w:line="240" w:lineRule="auto"/>
+              <w:spacing w:before="0" w:after="0" w:line="260" w:lineRule="auto"/>
               <w:jc w:val="both"/>
               <w:rPr/>
             </w:pPr>
@@ -14710,7 +14780,7 @@
           <w:tcPr/>
           <w:p>
             <w:pPr>
-              <w:spacing w:before="0" w:after="0" w:line="240" w:lineRule="auto"/>
+              <w:spacing w:before="0" w:after="0" w:line="260" w:lineRule="auto"/>
               <w:jc w:val="both"/>
               <w:rPr/>
             </w:pPr>
@@ -14770,7 +14840,7 @@
     </w:tbl>
     <w:p>
       <w:pPr>
-        <w:spacing w:before="0" w:after="40" w:line="276" w:lineRule="auto"/>
+        <w:spacing w:before="0" w:after="8" w:line="360" w:lineRule="auto"/>
         <w:ind/>
         <w:jc w:val="both"/>
         <w:rPr/>
@@ -14783,8 +14853,8 @@
           <w:i w:val="1"/>
           <w:iCs w:val="1"/>
           <w:color w:val="000000"/>
-          <w:sz w:val="22"/>
-          <w:szCs w:val="22"/>
+          <w:sz w:val="20"/>
+          <w:szCs w:val="20"/>
           <w:rtl w:val="0"/>
         </w:rPr>
         <w:t>Exclusions (capability, recommendation, procedural norm, location) are in the Decision Rules table.</w:t>
@@ -14797,8 +14867,8 @@
           <w:i w:val="1"/>
           <w:iCs w:val="1"/>
           <w:color w:val="000000"/>
-          <w:sz w:val="22"/>
-          <w:szCs w:val="22"/>
+          <w:sz w:val="20"/>
+          <w:szCs w:val="20"/>
           <w:rtl w:val="0"/>
         </w:rPr>
       </w:r>
@@ -14810,22 +14880,22 @@
           <w:i w:val="1"/>
           <w:iCs w:val="1"/>
           <w:color w:val="000000"/>
-          <w:sz w:val="22"/>
-          <w:szCs w:val="22"/>
-          <w:rtl w:val="0"/>
-        </w:rPr>
-      </w:r>
-      <w:r>
-        <w:rPr>
-          <w:rtl w:val="0"/>
-          <w:sz w:val="22"/>
-          <w:szCs w:val="22"/>
-        </w:rPr>
-      </w:r>
-    </w:p>
-    <w:p>
-      <w:pPr>
-        <w:spacing w:before="0" w:after="40" w:line="276" w:lineRule="auto"/>
+          <w:sz w:val="20"/>
+          <w:szCs w:val="20"/>
+          <w:rtl w:val="0"/>
+        </w:rPr>
+      </w:r>
+      <w:r>
+        <w:rPr>
+          <w:rtl w:val="0"/>
+          <w:sz w:val="20"/>
+          <w:szCs w:val="20"/>
+        </w:rPr>
+      </w:r>
+    </w:p>
+    <w:p>
+      <w:pPr>
+        <w:spacing w:before="0" w:after="8" w:line="360" w:lineRule="auto"/>
         <w:ind w:left="360" w:hanging="360"/>
         <w:jc w:val="both"/>
         <w:rPr/>
@@ -14836,8 +14906,8 @@
           <w:b w:val="0"/>
           <w:i w:val="0"/>
           <w:iCs w:val="0"/>
-          <w:sz w:val="22"/>
-          <w:szCs w:val="22"/>
+          <w:sz w:val="20"/>
+          <w:szCs w:val="20"/>
           <w:rtl w:val="0"/>
         </w:rPr>
         <w:t>• imply / implies / implying = suggest. • can be concluded / derived / stated = inferential hedge (not capability can). • potentially = adverbial. • potential + noun: aim/methods topic-naming = FP-Gen. Results/conclusion qualifying a finding = Lexical EC. If removing potential changes commitment to a proposition, code Lexical EC.</w:t>
@@ -14848,8 +14918,8 @@
           <w:i w:val="1"/>
           <w:iCs w:val="1"/>
           <w:color w:val="000000"/>
-          <w:sz w:val="22"/>
-          <w:szCs w:val="22"/>
+          <w:sz w:val="20"/>
+          <w:szCs w:val="20"/>
           <w:rtl w:val="0"/>
         </w:rPr>
       </w:r>
@@ -14859,8 +14929,8 @@
           <w:i w:val="0"/>
           <w:iCs w:val="0"/>
           <w:color w:val="000000"/>
-          <w:sz w:val="22"/>
-          <w:szCs w:val="22"/>
+          <w:sz w:val="20"/>
+          <w:szCs w:val="20"/>
           <w:rtl w:val="0"/>
         </w:rPr>
       </w:r>
@@ -14870,8 +14940,8 @@
           <w:i w:val="1"/>
           <w:iCs w:val="1"/>
           <w:color w:val="000000"/>
-          <w:sz w:val="22"/>
-          <w:szCs w:val="22"/>
+          <w:sz w:val="20"/>
+          <w:szCs w:val="20"/>
           <w:rtl w:val="0"/>
         </w:rPr>
       </w:r>
@@ -14881,8 +14951,8 @@
           <w:i w:val="0"/>
           <w:iCs w:val="0"/>
           <w:color w:val="000000"/>
-          <w:sz w:val="22"/>
-          <w:szCs w:val="22"/>
+          <w:sz w:val="20"/>
+          <w:szCs w:val="20"/>
           <w:rtl w:val="0"/>
         </w:rPr>
       </w:r>
@@ -14892,8 +14962,8 @@
           <w:i w:val="1"/>
           <w:iCs w:val="1"/>
           <w:color w:val="000000"/>
-          <w:sz w:val="22"/>
-          <w:szCs w:val="22"/>
+          <w:sz w:val="20"/>
+          <w:szCs w:val="20"/>
           <w:rtl w:val="0"/>
         </w:rPr>
       </w:r>
@@ -14903,8 +14973,8 @@
           <w:i w:val="0"/>
           <w:iCs w:val="0"/>
           <w:color w:val="000000"/>
-          <w:sz w:val="22"/>
-          <w:szCs w:val="22"/>
+          <w:sz w:val="20"/>
+          <w:szCs w:val="20"/>
           <w:rtl w:val="0"/>
         </w:rPr>
       </w:r>
@@ -14914,8 +14984,8 @@
           <w:i w:val="1"/>
           <w:iCs w:val="1"/>
           <w:color w:val="000000"/>
-          <w:sz w:val="22"/>
-          <w:szCs w:val="22"/>
+          <w:sz w:val="20"/>
+          <w:szCs w:val="20"/>
           <w:rtl w:val="0"/>
         </w:rPr>
       </w:r>
@@ -14925,8 +14995,8 @@
           <w:i w:val="0"/>
           <w:iCs w:val="0"/>
           <w:color w:val="000000"/>
-          <w:sz w:val="22"/>
-          <w:szCs w:val="22"/>
+          <w:sz w:val="20"/>
+          <w:szCs w:val="20"/>
           <w:rtl w:val="0"/>
         </w:rPr>
       </w:r>
@@ -14936,8 +15006,8 @@
           <w:i w:val="1"/>
           <w:iCs w:val="1"/>
           <w:color w:val="000000"/>
-          <w:sz w:val="22"/>
-          <w:szCs w:val="22"/>
+          <w:sz w:val="20"/>
+          <w:szCs w:val="20"/>
           <w:rtl w:val="0"/>
         </w:rPr>
       </w:r>
@@ -14947,8 +15017,8 @@
           <w:i w:val="0"/>
           <w:iCs w:val="0"/>
           <w:color w:val="000000"/>
-          <w:sz w:val="22"/>
-          <w:szCs w:val="22"/>
+          <w:sz w:val="20"/>
+          <w:szCs w:val="20"/>
           <w:rtl w:val="0"/>
         </w:rPr>
       </w:r>
@@ -14958,8 +15028,8 @@
           <w:i w:val="1"/>
           <w:iCs w:val="1"/>
           <w:color w:val="000000"/>
-          <w:sz w:val="22"/>
-          <w:szCs w:val="22"/>
+          <w:sz w:val="20"/>
+          <w:szCs w:val="20"/>
           <w:rtl w:val="0"/>
         </w:rPr>
       </w:r>
@@ -14969,8 +15039,8 @@
           <w:i w:val="0"/>
           <w:iCs w:val="0"/>
           <w:color w:val="000000"/>
-          <w:sz w:val="22"/>
-          <w:szCs w:val="22"/>
+          <w:sz w:val="20"/>
+          <w:szCs w:val="20"/>
           <w:rtl w:val="0"/>
         </w:rPr>
       </w:r>
@@ -14980,8 +15050,8 @@
           <w:i w:val="1"/>
           <w:iCs w:val="1"/>
           <w:color w:val="000000"/>
-          <w:sz w:val="22"/>
-          <w:szCs w:val="22"/>
+          <w:sz w:val="20"/>
+          <w:szCs w:val="20"/>
           <w:rtl w:val="0"/>
         </w:rPr>
       </w:r>
@@ -14991,8 +15061,8 @@
           <w:i w:val="0"/>
           <w:iCs w:val="0"/>
           <w:color w:val="000000"/>
-          <w:sz w:val="22"/>
-          <w:szCs w:val="22"/>
+          <w:sz w:val="20"/>
+          <w:szCs w:val="20"/>
           <w:rtl w:val="0"/>
         </w:rPr>
       </w:r>
@@ -15002,22 +15072,22 @@
           <w:i w:val="1"/>
           <w:iCs w:val="1"/>
           <w:color w:val="000000"/>
-          <w:sz w:val="22"/>
-          <w:szCs w:val="22"/>
-          <w:rtl w:val="0"/>
-        </w:rPr>
-      </w:r>
-      <w:r>
-        <w:rPr>
-          <w:rtl w:val="0"/>
-          <w:sz w:val="22"/>
-          <w:szCs w:val="22"/>
-        </w:rPr>
-      </w:r>
-    </w:p>
-    <w:p>
-      <w:pPr>
-        <w:spacing w:before="48" w:after="20" w:line="276" w:lineRule="auto"/>
+          <w:sz w:val="20"/>
+          <w:szCs w:val="20"/>
+          <w:rtl w:val="0"/>
+        </w:rPr>
+      </w:r>
+      <w:r>
+        <w:rPr>
+          <w:rtl w:val="0"/>
+          <w:sz w:val="20"/>
+          <w:szCs w:val="20"/>
+        </w:rPr>
+      </w:r>
+    </w:p>
+    <w:p>
+      <w:pPr>
+        <w:spacing w:before="40" w:after="14" w:line="360" w:lineRule="auto"/>
         <w:jc w:val="left"/>
         <w:rPr/>
       </w:pPr>
@@ -15028,8 +15098,8 @@
           <w:bCs w:val="1"/>
           <w:i w:val="0"/>
           <w:iCs w:val="0"/>
-          <w:sz w:val="24"/>
-          <w:szCs w:val="24"/>
+          <w:sz w:val="22"/>
+          <w:szCs w:val="22"/>
           <w:rtl w:val="0"/>
         </w:rPr>
         <w:t>HEDGE FUNCTION (COLORED TEXT LABELS)</w:t>
@@ -15037,17 +15107,17 @@
       <w:r>
         <w:rPr>
           <w:rtl w:val="0"/>
-          <w:sz w:val="24"/>
-          <w:szCs w:val="24"/>
+          <w:sz w:val="22"/>
+          <w:szCs w:val="22"/>
         </w:rPr>
       </w:r>
     </w:p>
     <w:tbl>
       <w:tblPr>
         <w:tblStyle w:val="Table7"/>
-        <w:tblW w:w="8304.0" w:type="dxa"/>
+        <w:tblW w:w="8304" w:type="dxa"/>
         <w:jc w:val="left"/>
-        <w:tblInd w:w="-40.0" w:type="dxa"/>
+        <w:tblInd w:w="-40" w:type="dxa"/>
         <w:tblBorders>
           <w:top w:color="000000" w:space="0" w:sz="18" w:val="single"/>
           <w:left w:color="000000" w:space="0" w:sz="0" w:val="nil"/>
@@ -15075,6 +15145,7 @@
       </w:tblGrid>
       <w:tr>
         <w:trPr>
+          <w:cantSplit/>
           <w:tblHeader/>
         </w:trPr>
         <w:tc>
@@ -15086,7 +15157,7 @@
           </w:tcPr>
           <w:p>
             <w:pPr>
-              <w:spacing w:before="0" w:after="0" w:line="240" w:lineRule="auto"/>
+              <w:spacing w:before="0" w:after="0" w:line="260" w:lineRule="auto"/>
               <w:jc w:val="both"/>
               <w:rPr/>
             </w:pPr>
@@ -15095,8 +15166,8 @@
                 <w:rFonts w:ascii="Georgia" w:cs="Georgia" w:eastAsia="Georgia" w:hAnsi="Georgia"/>
                 <w:b w:val="1"/>
                 <w:bCs w:val="1"/>
-                <w:sz w:val="20"/>
-                <w:szCs w:val="20"/>
+                <w:sz w:val="18"/>
+                <w:szCs w:val="18"/>
                 <w:rtl w:val="0"/>
               </w:rPr>
               <w:t xml:space="preserve">Label</w:t>
@@ -15104,8 +15175,8 @@
             <w:r>
               <w:rPr>
                 <w:rtl w:val="0"/>
-                <w:sz w:val="20"/>
-                <w:szCs w:val="20"/>
+                <w:sz w:val="18"/>
+                <w:szCs w:val="18"/>
                 <w:rFonts w:ascii="Georgia" w:hAnsi="Georgia"/>
               </w:rPr>
             </w:r>
@@ -15120,7 +15191,7 @@
           </w:tcPr>
           <w:p>
             <w:pPr>
-              <w:spacing w:before="0" w:after="0" w:line="240" w:lineRule="auto"/>
+              <w:spacing w:before="0" w:after="0" w:line="260" w:lineRule="auto"/>
               <w:jc w:val="both"/>
               <w:rPr/>
             </w:pPr>
@@ -15129,8 +15200,8 @@
                 <w:rFonts w:ascii="Georgia" w:cs="Georgia" w:eastAsia="Georgia" w:hAnsi="Georgia"/>
                 <w:b w:val="1"/>
                 <w:bCs w:val="1"/>
-                <w:sz w:val="20"/>
-                <w:szCs w:val="20"/>
+                <w:sz w:val="18"/>
+                <w:szCs w:val="18"/>
                 <w:rtl w:val="0"/>
               </w:rPr>
               <w:t xml:space="preserve">Function</w:t>
@@ -15138,8 +15209,8 @@
             <w:r>
               <w:rPr>
                 <w:rtl w:val="0"/>
-                <w:sz w:val="20"/>
-                <w:szCs w:val="20"/>
+                <w:sz w:val="18"/>
+                <w:szCs w:val="18"/>
                 <w:rFonts w:ascii="Georgia" w:hAnsi="Georgia"/>
               </w:rPr>
             </w:r>
@@ -15154,7 +15225,7 @@
           </w:tcPr>
           <w:p>
             <w:pPr>
-              <w:spacing w:before="0" w:after="0" w:line="240" w:lineRule="auto"/>
+              <w:spacing w:before="0" w:after="0" w:line="260" w:lineRule="auto"/>
               <w:jc w:val="both"/>
               <w:rPr/>
             </w:pPr>
@@ -15163,8 +15234,8 @@
                 <w:rFonts w:ascii="Georgia" w:cs="Georgia" w:eastAsia="Georgia" w:hAnsi="Georgia"/>
                 <w:b w:val="1"/>
                 <w:bCs w:val="1"/>
-                <w:sz w:val="20"/>
-                <w:szCs w:val="20"/>
+                <w:sz w:val="18"/>
+                <w:szCs w:val="18"/>
                 <w:rtl w:val="0"/>
               </w:rPr>
               <w:t xml:space="preserve">Definition</w:t>
@@ -15172,8 +15243,8 @@
             <w:r>
               <w:rPr>
                 <w:rtl w:val="0"/>
-                <w:sz w:val="20"/>
-                <w:szCs w:val="20"/>
+                <w:sz w:val="18"/>
+                <w:szCs w:val="18"/>
                 <w:rFonts w:ascii="Georgia" w:hAnsi="Georgia"/>
               </w:rPr>
             </w:r>
@@ -15188,7 +15259,7 @@
           </w:tcPr>
           <w:p>
             <w:pPr>
-              <w:spacing w:before="0" w:after="0" w:line="240" w:lineRule="auto"/>
+              <w:spacing w:before="0" w:after="0" w:line="260" w:lineRule="auto"/>
               <w:jc w:val="both"/>
               <w:rPr/>
             </w:pPr>
@@ -15197,8 +15268,8 @@
                 <w:rFonts w:ascii="Georgia" w:cs="Georgia" w:eastAsia="Georgia" w:hAnsi="Georgia"/>
                 <w:b w:val="1"/>
                 <w:bCs w:val="1"/>
-                <w:sz w:val="20"/>
-                <w:szCs w:val="20"/>
+                <w:sz w:val="18"/>
+                <w:szCs w:val="18"/>
                 <w:rtl w:val="0"/>
               </w:rPr>
               <w:t xml:space="preserve">Marked Example</w:t>
@@ -15206,8 +15277,8 @@
             <w:r>
               <w:rPr>
                 <w:rtl w:val="0"/>
-                <w:sz w:val="20"/>
-                <w:szCs w:val="20"/>
+                <w:sz w:val="18"/>
+                <w:szCs w:val="18"/>
                 <w:rFonts w:ascii="Georgia" w:hAnsi="Georgia"/>
               </w:rPr>
             </w:r>
@@ -15215,12 +15286,14 @@
         </w:tc>
       </w:tr>
       <w:tr>
-        <w:trPr/>
+        <w:trPr>
+          <w:cantSplit/>
+        </w:trPr>
         <w:tc>
           <w:tcPr/>
           <w:p>
             <w:pPr>
-              <w:spacing w:before="0" w:after="0" w:line="240" w:lineRule="auto"/>
+              <w:spacing w:before="0" w:after="0" w:line="260" w:lineRule="auto"/>
               <w:jc w:val="left"/>
               <w:rPr/>
             </w:pPr>
@@ -15232,8 +15305,8 @@
                 <w:i w:val="0"/>
                 <w:iCs w:val="0"/>
                 <w:color w:val="ed7d31"/>
-                <w:sz w:val="20"/>
-                <w:szCs w:val="20"/>
+                <w:sz w:val="18"/>
+                <w:szCs w:val="18"/>
                 <w:rtl w:val="0"/>
               </w:rPr>
               <w:t xml:space="preserve">EC</w:t>
@@ -15241,8 +15314,8 @@
             <w:r>
               <w:rPr>
                 <w:rtl w:val="0"/>
-                <w:sz w:val="20"/>
-                <w:szCs w:val="20"/>
+                <w:sz w:val="18"/>
+                <w:szCs w:val="18"/>
                 <w:rFonts w:ascii="Georgia" w:hAnsi="Georgia"/>
               </w:rPr>
             </w:r>
@@ -15252,15 +15325,15 @@
           <w:tcPr/>
           <w:p>
             <w:pPr>
-              <w:spacing w:before="0" w:after="0" w:line="240" w:lineRule="auto"/>
+              <w:spacing w:before="0" w:after="0" w:line="260" w:lineRule="auto"/>
               <w:jc w:val="both"/>
               <w:rPr/>
             </w:pPr>
             <w:r>
               <w:rPr>
                 <w:rFonts w:ascii="Georgia" w:cs="Georgia" w:eastAsia="Georgia" w:hAnsi="Georgia"/>
-                <w:sz w:val="20"/>
-                <w:szCs w:val="20"/>
+                <w:sz w:val="18"/>
+                <w:szCs w:val="18"/>
                 <w:rtl w:val="0"/>
               </w:rPr>
               <w:t xml:space="preserve">Epistemic Caution</w:t>
@@ -15268,8 +15341,8 @@
             <w:r>
               <w:rPr>
                 <w:rtl w:val="0"/>
-                <w:sz w:val="20"/>
-                <w:szCs w:val="20"/>
+                <w:sz w:val="18"/>
+                <w:szCs w:val="18"/>
                 <w:rFonts w:ascii="Georgia" w:hAnsi="Georgia"/>
               </w:rPr>
             </w:r>
@@ -15279,15 +15352,15 @@
           <w:tcPr/>
           <w:p>
             <w:pPr>
-              <w:spacing w:before="0" w:after="0" w:line="240" w:lineRule="auto"/>
+              <w:spacing w:before="0" w:after="0" w:line="260" w:lineRule="auto"/>
               <w:jc w:val="both"/>
               <w:rPr/>
             </w:pPr>
             <w:r>
               <w:rPr>
                 <w:rFonts w:ascii="Georgia" w:cs="Georgia" w:eastAsia="Georgia" w:hAnsi="Georgia"/>
-                <w:sz w:val="20"/>
-                <w:szCs w:val="20"/>
+                <w:sz w:val="18"/>
+                <w:szCs w:val="18"/>
                 <w:rtl w:val="0"/>
               </w:rPr>
               <w:t xml:space="preserve">Expresses uncertainty about a claim’s truth.</w:t>
@@ -15295,8 +15368,8 @@
             <w:r>
               <w:rPr>
                 <w:rtl w:val="0"/>
-                <w:sz w:val="20"/>
-                <w:szCs w:val="20"/>
+                <w:sz w:val="18"/>
+                <w:szCs w:val="18"/>
                 <w:rFonts w:ascii="Georgia" w:hAnsi="Georgia"/>
               </w:rPr>
             </w:r>
@@ -15306,7 +15379,7 @@
           <w:tcPr/>
           <w:p>
             <w:pPr>
-              <w:spacing w:before="0" w:after="0" w:line="240" w:lineRule="auto"/>
+              <w:spacing w:before="0" w:after="0" w:line="260" w:lineRule="auto"/>
               <w:jc w:val="both"/>
               <w:rPr/>
             </w:pPr>
@@ -15318,8 +15391,8 @@
                 <w:i w:val="0"/>
                 <w:iCs w:val="0"/>
                 <w:color w:val="000000"/>
-                <w:sz w:val="20"/>
-                <w:szCs w:val="20"/>
+                <w:sz w:val="18"/>
+                <w:szCs w:val="18"/>
                 <w:rtl w:val="0"/>
               </w:rPr>
               <w:t xml:space="preserve">“The treatment </w:t>
@@ -15331,8 +15404,8 @@
                 <w:bCs w:val="1"/>
                 <w:strike w:val="0"/>
                 <w:color w:val="000000"/>
-                <w:sz w:val="20"/>
-                <w:szCs w:val="20"/>
+                <w:sz w:val="18"/>
+                <w:szCs w:val="18"/>
                 <w:shd w:fill="00b0f0" w:val="clear"/>
                 <w:rtl w:val="0"/>
               </w:rPr>
@@ -15346,8 +15419,8 @@
                 <w:i w:val="0"/>
                 <w:iCs w:val="0"/>
                 <w:color w:val="000000"/>
-                <w:sz w:val="20"/>
-                <w:szCs w:val="20"/>
+                <w:sz w:val="18"/>
+                <w:szCs w:val="18"/>
                 <w:rtl w:val="0"/>
               </w:rPr>
               <w:t xml:space="preserve"> reduce infection rates. </w:t>
@@ -15360,8 +15433,8 @@
                 <w:i w:val="0"/>
                 <w:iCs w:val="0"/>
                 <w:color w:val="ed7d31"/>
-                <w:sz w:val="20"/>
-                <w:szCs w:val="20"/>
+                <w:sz w:val="18"/>
+                <w:szCs w:val="18"/>
                 <w:rtl w:val="0"/>
               </w:rPr>
               <w:t xml:space="preserve">(EC)</w:t>
@@ -15374,8 +15447,8 @@
                 <w:i w:val="0"/>
                 <w:iCs w:val="0"/>
                 <w:color w:val="000000"/>
-                <w:sz w:val="20"/>
-                <w:szCs w:val="20"/>
+                <w:sz w:val="18"/>
+                <w:szCs w:val="18"/>
                 <w:rtl w:val="0"/>
               </w:rPr>
               <w:t xml:space="preserve">”</w:t>
@@ -15383,8 +15456,8 @@
             <w:r>
               <w:rPr>
                 <w:rtl w:val="0"/>
-                <w:sz w:val="20"/>
-                <w:szCs w:val="20"/>
+                <w:sz w:val="18"/>
+                <w:szCs w:val="18"/>
                 <w:rFonts w:ascii="Georgia" w:hAnsi="Georgia"/>
               </w:rPr>
             </w:r>
@@ -15392,12 +15465,14 @@
         </w:tc>
       </w:tr>
       <w:tr>
-        <w:trPr/>
+        <w:trPr>
+          <w:cantSplit/>
+        </w:trPr>
         <w:tc>
           <w:tcPr/>
           <w:p>
             <w:pPr>
-              <w:spacing w:before="0" w:after="0" w:line="240" w:lineRule="auto"/>
+              <w:spacing w:before="0" w:after="0" w:line="260" w:lineRule="auto"/>
               <w:jc w:val="left"/>
               <w:rPr/>
             </w:pPr>
@@ -15409,8 +15484,8 @@
                 <w:i w:val="0"/>
                 <w:iCs w:val="0"/>
                 <w:color w:val="7030a0"/>
-                <w:sz w:val="20"/>
-                <w:szCs w:val="20"/>
+                <w:sz w:val="18"/>
+                <w:szCs w:val="18"/>
                 <w:rtl w:val="0"/>
               </w:rPr>
               <w:t xml:space="preserve">P</w:t>
@@ -15418,8 +15493,8 @@
             <w:r>
               <w:rPr>
                 <w:rtl w:val="0"/>
-                <w:sz w:val="20"/>
-                <w:szCs w:val="20"/>
+                <w:sz w:val="18"/>
+                <w:szCs w:val="18"/>
                 <w:rFonts w:ascii="Georgia" w:hAnsi="Georgia"/>
               </w:rPr>
             </w:r>
@@ -15429,15 +15504,15 @@
           <w:tcPr/>
           <w:p>
             <w:pPr>
-              <w:spacing w:before="0" w:after="0" w:line="240" w:lineRule="auto"/>
+              <w:spacing w:before="0" w:after="0" w:line="260" w:lineRule="auto"/>
               <w:jc w:val="both"/>
               <w:rPr/>
             </w:pPr>
             <w:r>
               <w:rPr>
                 <w:rFonts w:ascii="Georgia" w:cs="Georgia" w:eastAsia="Georgia" w:hAnsi="Georgia"/>
-                <w:sz w:val="20"/>
-                <w:szCs w:val="20"/>
+                <w:sz w:val="18"/>
+                <w:szCs w:val="18"/>
                 <w:rtl w:val="0"/>
               </w:rPr>
               <w:t xml:space="preserve">Politeness / Deference</w:t>
@@ -15445,8 +15520,8 @@
             <w:r>
               <w:rPr>
                 <w:rtl w:val="0"/>
-                <w:sz w:val="20"/>
-                <w:szCs w:val="20"/>
+                <w:sz w:val="18"/>
+                <w:szCs w:val="18"/>
                 <w:rFonts w:ascii="Georgia" w:hAnsi="Georgia"/>
               </w:rPr>
             </w:r>
@@ -15456,15 +15531,15 @@
           <w:tcPr/>
           <w:p>
             <w:pPr>
-              <w:spacing w:before="0" w:after="0" w:line="240" w:lineRule="auto"/>
+              <w:spacing w:before="0" w:after="0" w:line="260" w:lineRule="auto"/>
               <w:jc w:val="both"/>
               <w:rPr/>
             </w:pPr>
             <w:r>
               <w:rPr>
                 <w:rFonts w:ascii="Georgia" w:cs="Georgia" w:eastAsia="Georgia" w:hAnsi="Georgia"/>
-                <w:sz w:val="20"/>
-                <w:szCs w:val="20"/>
+                <w:sz w:val="18"/>
+                <w:szCs w:val="18"/>
                 <w:rtl w:val="0"/>
               </w:rPr>
               <w:t xml:space="preserve">Shows respect to readers or prior research.</w:t>
@@ -15472,8 +15547,8 @@
             <w:r>
               <w:rPr>
                 <w:rtl w:val="0"/>
-                <w:sz w:val="20"/>
-                <w:szCs w:val="20"/>
+                <w:sz w:val="18"/>
+                <w:szCs w:val="18"/>
                 <w:rFonts w:ascii="Georgia" w:hAnsi="Georgia"/>
               </w:rPr>
             </w:r>
@@ -15483,7 +15558,7 @@
           <w:tcPr/>
           <w:p>
             <w:pPr>
-              <w:spacing w:before="0" w:after="0" w:line="240" w:lineRule="auto"/>
+              <w:spacing w:before="0" w:after="0" w:line="260" w:lineRule="auto"/>
               <w:jc w:val="both"/>
               <w:rPr/>
             </w:pPr>
@@ -15495,8 +15570,8 @@
                 <w:i w:val="0"/>
                 <w:iCs w:val="0"/>
                 <w:color w:val="000000"/>
-                <w:sz w:val="20"/>
-                <w:szCs w:val="20"/>
+                <w:sz w:val="18"/>
+                <w:szCs w:val="18"/>
                 <w:rtl w:val="0"/>
               </w:rPr>
               <w:t xml:space="preserve">“As </w:t>
@@ -15508,8 +15583,8 @@
                 <w:bCs w:val="1"/>
                 <w:strike w:val="0"/>
                 <w:color w:val="ffffff"/>
-                <w:sz w:val="20"/>
-                <w:szCs w:val="20"/>
+                <w:sz w:val="18"/>
+                <w:szCs w:val="18"/>
                 <w:highlight w:val="red"/>
                 <w:rtl w:val="0"/>
               </w:rPr>
@@ -15523,8 +15598,8 @@
                 <w:i w:val="0"/>
                 <w:iCs w:val="0"/>
                 <w:color w:val="000000"/>
-                <w:sz w:val="20"/>
-                <w:szCs w:val="20"/>
+                <w:sz w:val="18"/>
+                <w:szCs w:val="18"/>
                 <w:rtl w:val="0"/>
               </w:rPr>
               <w:t xml:space="preserve"> by Hyland (1998). </w:t>
@@ -15537,8 +15612,8 @@
                 <w:i w:val="0"/>
                 <w:iCs w:val="0"/>
                 <w:color w:val="7030a0"/>
-                <w:sz w:val="20"/>
-                <w:szCs w:val="20"/>
+                <w:sz w:val="18"/>
+                <w:szCs w:val="18"/>
                 <w:rtl w:val="0"/>
               </w:rPr>
               <w:t xml:space="preserve">(P)</w:t>
@@ -15551,8 +15626,8 @@
                 <w:i w:val="0"/>
                 <w:iCs w:val="0"/>
                 <w:color w:val="000000"/>
-                <w:sz w:val="20"/>
-                <w:szCs w:val="20"/>
+                <w:sz w:val="18"/>
+                <w:szCs w:val="18"/>
                 <w:rtl w:val="0"/>
               </w:rPr>
               <w:t xml:space="preserve">”</w:t>
@@ -15560,8 +15635,8 @@
             <w:r>
               <w:rPr>
                 <w:rtl w:val="0"/>
-                <w:sz w:val="20"/>
-                <w:szCs w:val="20"/>
+                <w:sz w:val="18"/>
+                <w:szCs w:val="18"/>
                 <w:rFonts w:ascii="Georgia" w:hAnsi="Georgia"/>
               </w:rPr>
             </w:r>
@@ -15569,12 +15644,14 @@
         </w:tc>
       </w:tr>
       <w:tr>
-        <w:trPr/>
+        <w:trPr>
+          <w:cantSplit/>
+        </w:trPr>
         <w:tc>
           <w:tcPr/>
           <w:p>
             <w:pPr>
-              <w:spacing w:before="0" w:after="0" w:line="240" w:lineRule="auto"/>
+              <w:spacing w:before="0" w:after="0" w:line="260" w:lineRule="auto"/>
               <w:jc w:val="left"/>
               <w:rPr/>
             </w:pPr>
@@ -15586,8 +15663,8 @@
                 <w:i w:val="0"/>
                 <w:iCs w:val="0"/>
                 <w:color w:val="8B4513"/>
-                <w:sz w:val="20"/>
-                <w:szCs w:val="20"/>
+                <w:sz w:val="18"/>
+                <w:szCs w:val="18"/>
                 <w:rtl w:val="0"/>
               </w:rPr>
               <w:t xml:space="preserve">DO</w:t>
@@ -15595,8 +15672,8 @@
             <w:r>
               <w:rPr>
                 <w:rtl w:val="0"/>
-                <w:sz w:val="20"/>
-                <w:szCs w:val="20"/>
+                <w:sz w:val="18"/>
+                <w:szCs w:val="18"/>
                 <w:rFonts w:ascii="Georgia" w:hAnsi="Georgia"/>
               </w:rPr>
             </w:r>
@@ -15606,15 +15683,15 @@
           <w:tcPr/>
           <w:p>
             <w:pPr>
-              <w:spacing w:before="0" w:after="0" w:line="240" w:lineRule="auto"/>
+              <w:spacing w:before="0" w:after="0" w:line="260" w:lineRule="auto"/>
               <w:jc w:val="both"/>
               <w:rPr/>
             </w:pPr>
             <w:r>
               <w:rPr>
                 <w:rFonts w:ascii="Georgia" w:cs="Georgia" w:eastAsia="Georgia" w:hAnsi="Georgia"/>
-                <w:sz w:val="20"/>
-                <w:szCs w:val="20"/>
+                <w:sz w:val="18"/>
+                <w:szCs w:val="18"/>
                 <w:rtl w:val="0"/>
               </w:rPr>
               <w:t xml:space="preserve">Discourse Organization</w:t>
@@ -15622,8 +15699,8 @@
             <w:r>
               <w:rPr>
                 <w:rtl w:val="0"/>
-                <w:sz w:val="20"/>
-                <w:szCs w:val="20"/>
+                <w:sz w:val="18"/>
+                <w:szCs w:val="18"/>
                 <w:rFonts w:ascii="Georgia" w:hAnsi="Georgia"/>
               </w:rPr>
             </w:r>
@@ -15633,15 +15710,15 @@
           <w:tcPr/>
           <w:p>
             <w:pPr>
-              <w:spacing w:before="0" w:after="0" w:line="240" w:lineRule="auto"/>
+              <w:spacing w:before="0" w:after="0" w:line="260" w:lineRule="auto"/>
               <w:jc w:val="both"/>
               <w:rPr/>
             </w:pPr>
             <w:r>
               <w:rPr>
                 <w:rFonts w:ascii="Georgia" w:cs="Georgia" w:eastAsia="Georgia" w:hAnsi="Georgia"/>
-                <w:sz w:val="20"/>
-                <w:szCs w:val="20"/>
+                <w:sz w:val="18"/>
+                <w:szCs w:val="18"/>
                 <w:rtl w:val="0"/>
               </w:rPr>
               <w:t xml:space="preserve">Structures text or guides reader expectations.</w:t>
@@ -15649,8 +15726,8 @@
             <w:r>
               <w:rPr>
                 <w:rtl w:val="0"/>
-                <w:sz w:val="20"/>
-                <w:szCs w:val="20"/>
+                <w:sz w:val="18"/>
+                <w:szCs w:val="18"/>
                 <w:rFonts w:ascii="Georgia" w:hAnsi="Georgia"/>
               </w:rPr>
             </w:r>
@@ -15660,7 +15737,7 @@
           <w:tcPr/>
           <w:p>
             <w:pPr>
-              <w:spacing w:before="0" w:after="0" w:line="240" w:lineRule="auto"/>
+              <w:spacing w:before="0" w:after="0" w:line="260" w:lineRule="auto"/>
               <w:jc w:val="both"/>
               <w:rPr/>
             </w:pPr>
@@ -15672,8 +15749,8 @@
                 <w:i w:val="0"/>
                 <w:iCs w:val="0"/>
                 <w:color w:val="000000"/>
-                <w:sz w:val="20"/>
-                <w:szCs w:val="20"/>
+                <w:sz w:val="18"/>
+                <w:szCs w:val="18"/>
                 <w:rtl w:val="0"/>
               </w:rPr>
               <w:t xml:space="preserve">“</w:t>
@@ -15685,8 +15762,8 @@
                 <w:bCs w:val="1"/>
                 <w:strike w:val="0"/>
                 <w:color w:val="ffffff"/>
-                <w:sz w:val="20"/>
-                <w:szCs w:val="20"/>
+                <w:sz w:val="18"/>
+                <w:szCs w:val="18"/>
                 <w:shd w:fill="00b050" w:val="clear"/>
                 <w:rtl w:val="0"/>
               </w:rPr>
@@ -15700,8 +15777,8 @@
                 <w:i w:val="0"/>
                 <w:iCs w:val="0"/>
                 <w:color w:val="000000"/>
-                <w:sz w:val="20"/>
-                <w:szCs w:val="20"/>
+                <w:sz w:val="18"/>
+                <w:szCs w:val="18"/>
                 <w:rtl w:val="0"/>
               </w:rPr>
               <w:t xml:space="preserve">. </w:t>
@@ -15713,8 +15790,8 @@
                 <w:bCs w:val="1"/>
                 <w:i w:val="0"/>
                 <w:iCs w:val="0"/>
-                <w:sz w:val="20"/>
-                <w:szCs w:val="20"/>
+                <w:sz w:val="18"/>
+                <w:szCs w:val="18"/>
                 <w:rtl w:val="0"/>
                 <w:color w:val="8B4513"/>
               </w:rPr>
@@ -15728,8 +15805,8 @@
                 <w:i w:val="0"/>
                 <w:iCs w:val="0"/>
                 <w:color w:val="000000"/>
-                <w:sz w:val="20"/>
-                <w:szCs w:val="20"/>
+                <w:sz w:val="18"/>
+                <w:szCs w:val="18"/>
                 <w:rtl w:val="0"/>
               </w:rPr>
               <w:t xml:space="preserve">”</w:t>
@@ -15737,8 +15814,8 @@
             <w:r>
               <w:rPr>
                 <w:rtl w:val="0"/>
-                <w:sz w:val="20"/>
-                <w:szCs w:val="20"/>
+                <w:sz w:val="18"/>
+                <w:szCs w:val="18"/>
                 <w:rFonts w:ascii="Georgia" w:hAnsi="Georgia"/>
               </w:rPr>
             </w:r>
@@ -15748,7 +15825,7 @@
     </w:tbl>
     <w:p>
       <w:pPr>
-        <w:spacing w:before="48" w:after="20" w:line="276" w:lineRule="auto"/>
+        <w:spacing w:before="40" w:after="14" w:line="360" w:lineRule="auto"/>
         <w:jc w:val="left"/>
         <w:rPr/>
       </w:pPr>
@@ -15759,8 +15836,8 @@
           <w:bCs w:val="1"/>
           <w:i w:val="0"/>
           <w:iCs w:val="0"/>
-          <w:sz w:val="24"/>
-          <w:szCs w:val="24"/>
+          <w:sz w:val="22"/>
+          <w:szCs w:val="22"/>
           <w:rtl w:val="0"/>
         </w:rPr>
         <w:t xml:space="preserve">DECISION RULES FOR AMBIGUOUS CASES</w:t>
@@ -15768,14 +15845,14 @@
       <w:r>
         <w:rPr>
           <w:rtl w:val="0"/>
-          <w:sz w:val="24"/>
-          <w:szCs w:val="24"/>
-        </w:rPr>
-      </w:r>
-    </w:p>
-    <w:p>
-      <w:pPr>
-        <w:spacing w:before="0" w:after="40" w:line="276" w:lineRule="auto"/>
+          <w:sz w:val="22"/>
+          <w:szCs w:val="22"/>
+        </w:rPr>
+      </w:r>
+    </w:p>
+    <w:p>
+      <w:pPr>
+        <w:spacing w:before="0" w:after="8" w:line="360" w:lineRule="auto"/>
         <w:ind w:firstLine="720"/>
         <w:jc w:val="both"/>
         <w:rPr/>
@@ -15787,8 +15864,8 @@
           <w:bCs w:val="0"/>
           <w:i w:val="0"/>
           <w:iCs w:val="0"/>
-          <w:sz w:val="22"/>
-          <w:szCs w:val="22"/>
+          <w:sz w:val="20"/>
+          <w:szCs w:val="20"/>
           <w:rtl w:val="0"/>
         </w:rPr>
         <w:t xml:space="preserve">Apply before defaulting to the Working Test.</w:t>
@@ -15796,17 +15873,17 @@
       <w:r>
         <w:rPr>
           <w:rtl w:val="0"/>
-          <w:sz w:val="22"/>
-          <w:szCs w:val="22"/>
+          <w:sz w:val="20"/>
+          <w:szCs w:val="20"/>
         </w:rPr>
       </w:r>
     </w:p>
     <w:tbl>
       <w:tblPr>
         <w:tblStyle w:val="Table8"/>
-        <w:tblW w:w="8307.0" w:type="dxa"/>
+        <w:tblW w:w="8307" w:type="dxa"/>
         <w:jc w:val="left"/>
-        <w:tblInd w:w="-40.0" w:type="dxa"/>
+        <w:tblInd w:w="-40" w:type="dxa"/>
         <w:tblBorders>
           <w:top w:color="000000" w:space="0" w:sz="18" w:val="single"/>
           <w:left w:color="000000" w:space="0" w:sz="0" w:val="nil"/>
@@ -15832,6 +15909,7 @@
       </w:tblGrid>
       <w:tr>
         <w:trPr>
+          <w:cantSplit/>
           <w:tblHeader/>
         </w:trPr>
         <w:tc>
@@ -15843,7 +15921,7 @@
           </w:tcPr>
           <w:p>
             <w:pPr>
-              <w:spacing w:before="0" w:after="0" w:line="240" w:lineRule="auto"/>
+              <w:spacing w:before="0" w:after="0" w:line="260" w:lineRule="auto"/>
               <w:jc w:val="both"/>
               <w:rPr/>
             </w:pPr>
@@ -15852,8 +15930,8 @@
                 <w:rFonts w:ascii="Georgia" w:cs="Georgia" w:eastAsia="Georgia" w:hAnsi="Georgia"/>
                 <w:b w:val="1"/>
                 <w:bCs w:val="1"/>
-                <w:sz w:val="20"/>
-                <w:szCs w:val="20"/>
+                <w:sz w:val="18"/>
+                <w:szCs w:val="18"/>
                 <w:rtl w:val="0"/>
               </w:rPr>
               <w:t xml:space="preserve">Token</w:t>
@@ -15861,8 +15939,8 @@
             <w:r>
               <w:rPr>
                 <w:rtl w:val="0"/>
-                <w:sz w:val="20"/>
-                <w:szCs w:val="20"/>
+                <w:sz w:val="18"/>
+                <w:szCs w:val="18"/>
                 <w:rFonts w:ascii="Georgia" w:hAnsi="Georgia"/>
               </w:rPr>
             </w:r>
@@ -15877,7 +15955,7 @@
           </w:tcPr>
           <w:p>
             <w:pPr>
-              <w:spacing w:before="0" w:after="0" w:line="240" w:lineRule="auto"/>
+              <w:spacing w:before="0" w:after="0" w:line="260" w:lineRule="auto"/>
               <w:jc w:val="both"/>
               <w:rPr/>
             </w:pPr>
@@ -15886,8 +15964,8 @@
                 <w:rFonts w:ascii="Georgia" w:cs="Georgia" w:eastAsia="Georgia" w:hAnsi="Georgia"/>
                 <w:b w:val="1"/>
                 <w:bCs w:val="1"/>
-                <w:sz w:val="20"/>
-                <w:szCs w:val="20"/>
+                <w:sz w:val="18"/>
+                <w:szCs w:val="18"/>
                 <w:rtl w:val="0"/>
               </w:rPr>
               <w:t xml:space="preserve">Hedge When</w:t>
@@ -15895,8 +15973,8 @@
             <w:r>
               <w:rPr>
                 <w:rtl w:val="0"/>
-                <w:sz w:val="20"/>
-                <w:szCs w:val="20"/>
+                <w:sz w:val="18"/>
+                <w:szCs w:val="18"/>
                 <w:rFonts w:ascii="Georgia" w:hAnsi="Georgia"/>
               </w:rPr>
             </w:r>
@@ -15911,7 +15989,7 @@
           </w:tcPr>
           <w:p>
             <w:pPr>
-              <w:spacing w:before="0" w:after="0" w:line="240" w:lineRule="auto"/>
+              <w:spacing w:before="0" w:after="0" w:line="260" w:lineRule="auto"/>
               <w:jc w:val="both"/>
               <w:rPr/>
             </w:pPr>
@@ -15920,8 +15998,8 @@
                 <w:rFonts w:ascii="Georgia" w:cs="Georgia" w:eastAsia="Georgia" w:hAnsi="Georgia"/>
                 <w:b w:val="1"/>
                 <w:bCs w:val="1"/>
-                <w:sz w:val="20"/>
-                <w:szCs w:val="20"/>
+                <w:sz w:val="18"/>
+                <w:szCs w:val="18"/>
                 <w:rtl w:val="0"/>
               </w:rPr>
               <w:t xml:space="preserve">Not a Hedge When</w:t>
@@ -15929,8 +16007,8 @@
             <w:r>
               <w:rPr>
                 <w:rtl w:val="0"/>
-                <w:sz w:val="20"/>
-                <w:szCs w:val="20"/>
+                <w:sz w:val="18"/>
+                <w:szCs w:val="18"/>
                 <w:rFonts w:ascii="Georgia" w:hAnsi="Georgia"/>
               </w:rPr>
             </w:r>
@@ -15938,12 +16016,14 @@
         </w:tc>
       </w:tr>
       <w:tr>
-        <w:trPr/>
+        <w:trPr>
+          <w:cantSplit/>
+        </w:trPr>
         <w:tc>
           <w:tcPr/>
           <w:p>
             <w:pPr>
-              <w:spacing w:before="0" w:after="0" w:line="240" w:lineRule="auto"/>
+              <w:spacing w:before="0" w:after="0" w:line="260" w:lineRule="auto"/>
               <w:jc w:val="both"/>
               <w:rPr/>
             </w:pPr>
@@ -15955,8 +16035,8 @@
                 <w:i w:val="0"/>
                 <w:iCs w:val="0"/>
                 <w:color w:val="000000"/>
-                <w:sz w:val="20"/>
-                <w:szCs w:val="20"/>
+                <w:sz w:val="18"/>
+                <w:szCs w:val="18"/>
                 <w:rtl w:val="0"/>
               </w:rPr>
               <w:t xml:space="preserve">suggest / indicate</w:t>
@@ -15964,8 +16044,8 @@
             <w:r>
               <w:rPr>
                 <w:rtl w:val="0"/>
-                <w:sz w:val="20"/>
-                <w:szCs w:val="20"/>
+                <w:sz w:val="18"/>
+                <w:szCs w:val="18"/>
                 <w:rFonts w:ascii="Georgia" w:hAnsi="Georgia"/>
               </w:rPr>
             </w:r>
@@ -15975,15 +16055,15 @@
           <w:tcPr/>
           <w:p>
             <w:pPr>
-              <w:spacing w:before="0" w:after="0" w:line="240" w:lineRule="auto"/>
+              <w:spacing w:before="0" w:after="0" w:line="260" w:lineRule="auto"/>
               <w:jc w:val="both"/>
               <w:rPr/>
             </w:pPr>
             <w:r>
               <w:rPr>
                 <w:rFonts w:ascii="Georgia" w:cs="Georgia" w:eastAsia="Georgia" w:hAnsi="Georgia"/>
-                <w:sz w:val="20"/>
-                <w:szCs w:val="20"/>
+                <w:sz w:val="18"/>
+                <w:szCs w:val="18"/>
                 <w:rtl w:val="0"/>
               </w:rPr>
               <w:t xml:space="preserve">Expresses uncertainty about a finding or conclusion</w:t>
@@ -15991,8 +16071,8 @@
             <w:r>
               <w:rPr>
                 <w:rtl w:val="0"/>
-                <w:sz w:val="20"/>
-                <w:szCs w:val="20"/>
+                <w:sz w:val="18"/>
+                <w:szCs w:val="18"/>
                 <w:rFonts w:ascii="Georgia" w:hAnsi="Georgia"/>
               </w:rPr>
             </w:r>
@@ -16002,15 +16082,15 @@
           <w:tcPr/>
           <w:p>
             <w:pPr>
-              <w:spacing w:before="0" w:after="0" w:line="240" w:lineRule="auto"/>
+              <w:spacing w:before="0" w:after="0" w:line="260" w:lineRule="auto"/>
               <w:jc w:val="both"/>
               <w:rPr/>
             </w:pPr>
             <w:r>
               <w:rPr>
                 <w:rFonts w:ascii="Georgia" w:cs="Georgia" w:eastAsia="Georgia" w:hAnsi="Georgia"/>
-                <w:sz w:val="20"/>
-                <w:szCs w:val="20"/>
+                <w:sz w:val="18"/>
+                <w:szCs w:val="18"/>
                 <w:rtl w:val="0"/>
               </w:rPr>
               <w:t xml:space="preserve">Introduces a recommendation or action</w:t>
@@ -16018,8 +16098,8 @@
             <w:r>
               <w:rPr>
                 <w:rtl w:val="0"/>
-                <w:sz w:val="20"/>
-                <w:szCs w:val="20"/>
+                <w:sz w:val="18"/>
+                <w:szCs w:val="18"/>
                 <w:rFonts w:ascii="Georgia" w:hAnsi="Georgia"/>
               </w:rPr>
             </w:r>
@@ -16027,12 +16107,14 @@
         </w:tc>
       </w:tr>
       <w:tr>
-        <w:trPr/>
+        <w:trPr>
+          <w:cantSplit/>
+        </w:trPr>
         <w:tc>
           <w:tcPr/>
           <w:p>
             <w:pPr>
-              <w:spacing w:before="0" w:after="0" w:line="240" w:lineRule="auto"/>
+              <w:spacing w:before="0" w:after="0" w:line="260" w:lineRule="auto"/>
               <w:jc w:val="both"/>
               <w:rPr/>
             </w:pPr>
@@ -16044,8 +16126,8 @@
                 <w:i w:val="0"/>
                 <w:iCs w:val="0"/>
                 <w:color w:val="000000"/>
-                <w:sz w:val="20"/>
-                <w:szCs w:val="20"/>
+                <w:sz w:val="18"/>
+                <w:szCs w:val="18"/>
                 <w:rtl w:val="0"/>
               </w:rPr>
               <w:t xml:space="preserve">suggest / indicate + need for</w:t>
@@ -16053,8 +16135,8 @@
             <w:r>
               <w:rPr>
                 <w:rtl w:val="0"/>
-                <w:sz w:val="20"/>
-                <w:szCs w:val="20"/>
+                <w:sz w:val="18"/>
+                <w:szCs w:val="18"/>
                 <w:rFonts w:ascii="Georgia" w:hAnsi="Georgia"/>
               </w:rPr>
             </w:r>
@@ -16064,15 +16146,15 @@
           <w:tcPr/>
           <w:p>
             <w:pPr>
-              <w:spacing w:before="0" w:after="0" w:line="240" w:lineRule="auto"/>
+              <w:spacing w:before="0" w:after="0" w:line="260" w:lineRule="auto"/>
               <w:jc w:val="both"/>
               <w:rPr/>
             </w:pPr>
             <w:r>
               <w:rPr>
                 <w:rFonts w:ascii="Georgia" w:cs="Georgia" w:eastAsia="Georgia" w:hAnsi="Georgia"/>
-                <w:sz w:val="20"/>
-                <w:szCs w:val="20"/>
+                <w:sz w:val="18"/>
+                <w:szCs w:val="18"/>
                 <w:rtl w:val="0"/>
               </w:rPr>
               <w:t xml:space="preserve">Says the evidence suggests a need may exist</w:t>
@@ -16080,8 +16162,8 @@
             <w:r>
               <w:rPr>
                 <w:rtl w:val="0"/>
-                <w:sz w:val="20"/>
-                <w:szCs w:val="20"/>
+                <w:sz w:val="18"/>
+                <w:szCs w:val="18"/>
                 <w:rFonts w:ascii="Georgia" w:hAnsi="Georgia"/>
               </w:rPr>
             </w:r>
@@ -16091,15 +16173,15 @@
           <w:tcPr/>
           <w:p>
             <w:pPr>
-              <w:spacing w:before="0" w:after="0" w:line="240" w:lineRule="auto"/>
+              <w:spacing w:before="0" w:after="0" w:line="260" w:lineRule="auto"/>
               <w:jc w:val="both"/>
               <w:rPr/>
             </w:pPr>
             <w:r>
               <w:rPr>
                 <w:rFonts w:ascii="Georgia" w:cs="Georgia" w:eastAsia="Georgia" w:hAnsi="Georgia"/>
-                <w:sz w:val="20"/>
-                <w:szCs w:val="20"/>
+                <w:sz w:val="18"/>
+                <w:szCs w:val="18"/>
                 <w:rtl w:val="0"/>
               </w:rPr>
               <w:t xml:space="preserve">Says what should be done or is needed</w:t>
@@ -16107,8 +16189,8 @@
             <w:r>
               <w:rPr>
                 <w:rtl w:val="0"/>
-                <w:sz w:val="20"/>
-                <w:szCs w:val="20"/>
+                <w:sz w:val="18"/>
+                <w:szCs w:val="18"/>
                 <w:rFonts w:ascii="Georgia" w:hAnsi="Georgia"/>
               </w:rPr>
             </w:r>
@@ -16116,12 +16198,14 @@
         </w:tc>
       </w:tr>
       <w:tr>
-        <w:trPr/>
+        <w:trPr>
+          <w:cantSplit/>
+        </w:trPr>
         <w:tc>
           <w:tcPr/>
           <w:p>
             <w:pPr>
-              <w:spacing w:before="0" w:after="0" w:line="240" w:lineRule="auto"/>
+              <w:spacing w:before="0" w:after="0" w:line="260" w:lineRule="auto"/>
               <w:jc w:val="both"/>
               <w:rPr/>
             </w:pPr>
@@ -16133,8 +16217,8 @@
                 <w:i w:val="0"/>
                 <w:iCs w:val="0"/>
                 <w:color w:val="000000"/>
-                <w:sz w:val="20"/>
-                <w:szCs w:val="20"/>
+                <w:sz w:val="18"/>
+                <w:szCs w:val="18"/>
                 <w:rtl w:val="0"/>
               </w:rPr>
               <w:t xml:space="preserve">indicated by</w:t>
@@ -16142,8 +16226,8 @@
             <w:r>
               <w:rPr>
                 <w:rtl w:val="0"/>
-                <w:sz w:val="20"/>
-                <w:szCs w:val="20"/>
+                <w:sz w:val="18"/>
+                <w:szCs w:val="18"/>
                 <w:rFonts w:ascii="Georgia" w:hAnsi="Georgia"/>
               </w:rPr>
             </w:r>
@@ -16153,15 +16237,15 @@
           <w:tcPr/>
           <w:p>
             <w:pPr>
-              <w:spacing w:before="0" w:after="0" w:line="240" w:lineRule="auto"/>
+              <w:spacing w:before="0" w:after="0" w:line="260" w:lineRule="auto"/>
               <w:jc w:val="both"/>
               <w:rPr/>
             </w:pPr>
             <w:r>
               <w:rPr>
                 <w:rFonts w:ascii="Georgia" w:cs="Georgia" w:eastAsia="Georgia" w:hAnsi="Georgia"/>
-                <w:sz w:val="20"/>
-                <w:szCs w:val="20"/>
+                <w:sz w:val="18"/>
+                <w:szCs w:val="18"/>
                 <w:rtl w:val="0"/>
               </w:rPr>
               <w:t xml:space="preserve">Introduces a conclusion drawn from evidence</w:t>
@@ -16169,8 +16253,8 @@
             <w:r>
               <w:rPr>
                 <w:rtl w:val="0"/>
-                <w:sz w:val="20"/>
-                <w:szCs w:val="20"/>
+                <w:sz w:val="18"/>
+                <w:szCs w:val="18"/>
                 <w:rFonts w:ascii="Georgia" w:hAnsi="Georgia"/>
               </w:rPr>
             </w:r>
@@ -16180,15 +16264,15 @@
           <w:tcPr/>
           <w:p>
             <w:pPr>
-              <w:spacing w:before="0" w:after="0" w:line="240" w:lineRule="auto"/>
+              <w:spacing w:before="0" w:after="0" w:line="260" w:lineRule="auto"/>
               <w:jc w:val="both"/>
               <w:rPr/>
             </w:pPr>
             <w:r>
               <w:rPr>
                 <w:rFonts w:ascii="Georgia" w:cs="Georgia" w:eastAsia="Georgia" w:hAnsi="Georgia"/>
-                <w:sz w:val="20"/>
-                <w:szCs w:val="20"/>
+                <w:sz w:val="18"/>
+                <w:szCs w:val="18"/>
                 <w:rtl w:val="0"/>
               </w:rPr>
               <w:t xml:space="preserve">Points to evidence for a claim already stated</w:t>
@@ -16196,8 +16280,8 @@
             <w:r>
               <w:rPr>
                 <w:rtl w:val="0"/>
-                <w:sz w:val="20"/>
-                <w:szCs w:val="20"/>
+                <w:sz w:val="18"/>
+                <w:szCs w:val="18"/>
                 <w:rFonts w:ascii="Georgia" w:hAnsi="Georgia"/>
               </w:rPr>
             </w:r>
@@ -16205,12 +16289,14 @@
         </w:tc>
       </w:tr>
       <w:tr>
-        <w:trPr/>
+        <w:trPr>
+          <w:cantSplit/>
+        </w:trPr>
         <w:tc>
           <w:tcPr/>
           <w:p>
             <w:pPr>
-              <w:spacing w:before="0" w:after="0" w:line="240" w:lineRule="auto"/>
+              <w:spacing w:before="0" w:after="0" w:line="260" w:lineRule="auto"/>
               <w:jc w:val="both"/>
               <w:rPr/>
             </w:pPr>
@@ -16222,8 +16308,8 @@
                 <w:i w:val="0"/>
                 <w:iCs w:val="0"/>
                 <w:color w:val="000000"/>
-                <w:sz w:val="20"/>
-                <w:szCs w:val="20"/>
+                <w:sz w:val="18"/>
+                <w:szCs w:val="18"/>
                 <w:rtl w:val="0"/>
               </w:rPr>
               <w:t xml:space="preserve">indicate / indicates that</w:t>
@@ -16231,8 +16317,8 @@
             <w:r>
               <w:rPr>
                 <w:rtl w:val="0"/>
-                <w:sz w:val="20"/>
-                <w:szCs w:val="20"/>
+                <w:sz w:val="18"/>
+                <w:szCs w:val="18"/>
                 <w:rFonts w:ascii="Georgia" w:hAnsi="Georgia"/>
               </w:rPr>
             </w:r>
@@ -16242,15 +16328,15 @@
           <w:tcPr/>
           <w:p>
             <w:pPr>
-              <w:spacing w:before="0" w:after="0" w:line="240" w:lineRule="auto"/>
+              <w:spacing w:before="0" w:after="0" w:line="260" w:lineRule="auto"/>
               <w:jc w:val="both"/>
               <w:rPr/>
             </w:pPr>
             <w:r>
               <w:rPr>
                 <w:rFonts w:ascii="Georgia" w:cs="Georgia" w:eastAsia="Georgia" w:hAnsi="Georgia"/>
-                <w:sz w:val="20"/>
-                <w:szCs w:val="20"/>
+                <w:sz w:val="18"/>
+                <w:szCs w:val="18"/>
                 <w:rtl w:val="0"/>
               </w:rPr>
               <w:t xml:space="preserve">Introduces an inferential conclusion drawn from analysis</w:t>
@@ -16258,8 +16344,8 @@
             <w:r>
               <w:rPr>
                 <w:rtl w:val="0"/>
-                <w:sz w:val="20"/>
-                <w:szCs w:val="20"/>
+                <w:sz w:val="18"/>
+                <w:szCs w:val="18"/>
                 <w:rFonts w:ascii="Georgia" w:hAnsi="Georgia"/>
               </w:rPr>
             </w:r>
@@ -16269,15 +16355,15 @@
           <w:tcPr/>
           <w:p>
             <w:pPr>
-              <w:spacing w:before="0" w:after="0" w:line="240" w:lineRule="auto"/>
+              <w:spacing w:before="0" w:after="0" w:line="260" w:lineRule="auto"/>
               <w:jc w:val="both"/>
               <w:rPr/>
             </w:pPr>
             <w:r>
               <w:rPr>
                 <w:rFonts w:ascii="Georgia" w:cs="Georgia" w:eastAsia="Georgia" w:hAnsi="Georgia"/>
-                <w:sz w:val="20"/>
-                <w:szCs w:val="20"/>
+                <w:sz w:val="18"/>
+                <w:szCs w:val="18"/>
                 <w:rtl w:val="0"/>
               </w:rPr>
               <w:t xml:space="preserve">Used as a synonym for showed/demonstrated (factive reporting)</w:t>
@@ -16285,8 +16371,8 @@
             <w:r>
               <w:rPr>
                 <w:rtl w:val="0"/>
-                <w:sz w:val="20"/>
-                <w:szCs w:val="20"/>
+                <w:sz w:val="18"/>
+                <w:szCs w:val="18"/>
                 <w:rFonts w:ascii="Georgia" w:hAnsi="Georgia"/>
               </w:rPr>
             </w:r>
@@ -16294,12 +16380,14 @@
         </w:tc>
       </w:tr>
       <w:tr>
-        <w:trPr/>
+        <w:trPr>
+          <w:cantSplit/>
+        </w:trPr>
         <w:tc>
           <w:tcPr/>
           <w:p>
             <w:pPr>
-              <w:spacing w:before="0" w:after="0" w:line="240" w:lineRule="auto"/>
+              <w:spacing w:before="0" w:after="0" w:line="260" w:lineRule="auto"/>
               <w:jc w:val="both"/>
               <w:rPr/>
             </w:pPr>
@@ -16311,8 +16399,8 @@
                 <w:i w:val="0"/>
                 <w:iCs w:val="0"/>
                 <w:color w:val="000000"/>
-                <w:sz w:val="20"/>
-                <w:szCs w:val="20"/>
+                <w:sz w:val="18"/>
+                <w:szCs w:val="18"/>
                 <w:rtl w:val="0"/>
               </w:rPr>
               <w:t xml:space="preserve">indicating (participial)</w:t>
@@ -16320,8 +16408,8 @@
             <w:r>
               <w:rPr>
                 <w:rtl w:val="0"/>
-                <w:sz w:val="20"/>
-                <w:szCs w:val="20"/>
+                <w:sz w:val="18"/>
+                <w:szCs w:val="18"/>
                 <w:rFonts w:ascii="Georgia" w:hAnsi="Georgia"/>
               </w:rPr>
             </w:r>
@@ -16331,15 +16419,15 @@
           <w:tcPr/>
           <w:p>
             <w:pPr>
-              <w:spacing w:before="0" w:after="0" w:line="240" w:lineRule="auto"/>
+              <w:spacing w:before="0" w:after="0" w:line="260" w:lineRule="auto"/>
               <w:jc w:val="both"/>
               <w:rPr/>
             </w:pPr>
             <w:r>
               <w:rPr>
                 <w:rFonts w:ascii="Georgia" w:cs="Georgia" w:eastAsia="Georgia" w:hAnsi="Georgia"/>
-                <w:sz w:val="20"/>
-                <w:szCs w:val="20"/>
+                <w:sz w:val="18"/>
+                <w:szCs w:val="18"/>
                 <w:rtl w:val="0"/>
               </w:rPr>
               <w:t xml:space="preserve">Introduces an inference beyond the operational definition of the result</w:t>
@@ -16347,8 +16435,8 @@
             <w:r>
               <w:rPr>
                 <w:rtl w:val="0"/>
-                <w:sz w:val="20"/>
-                <w:szCs w:val="20"/>
+                <w:sz w:val="18"/>
+                <w:szCs w:val="18"/>
                 <w:rFonts w:ascii="Georgia" w:hAnsi="Georgia"/>
               </w:rPr>
             </w:r>
@@ -16358,15 +16446,15 @@
           <w:tcPr/>
           <w:p>
             <w:pPr>
-              <w:spacing w:before="0" w:after="0" w:line="240" w:lineRule="auto"/>
+              <w:spacing w:before="0" w:after="0" w:line="260" w:lineRule="auto"/>
               <w:jc w:val="both"/>
               <w:rPr/>
             </w:pPr>
             <w:r>
               <w:rPr>
                 <w:rFonts w:ascii="Georgia" w:cs="Georgia" w:eastAsia="Georgia" w:hAnsi="Georgia"/>
-                <w:sz w:val="20"/>
-                <w:szCs w:val="20"/>
+                <w:sz w:val="18"/>
+                <w:szCs w:val="18"/>
                 <w:rtl w:val="0"/>
               </w:rPr>
               <w:t xml:space="preserve">Restates the operational meaning of statistical significance</w:t>
@@ -16374,8 +16462,8 @@
             <w:r>
               <w:rPr>
                 <w:rtl w:val="0"/>
-                <w:sz w:val="20"/>
-                <w:szCs w:val="20"/>
+                <w:sz w:val="18"/>
+                <w:szCs w:val="18"/>
                 <w:rFonts w:ascii="Georgia" w:hAnsi="Georgia"/>
               </w:rPr>
             </w:r>
@@ -16383,12 +16471,14 @@
         </w:tc>
       </w:tr>
       <w:tr>
-        <w:trPr/>
+        <w:trPr>
+          <w:cantSplit/>
+        </w:trPr>
         <w:tc>
           <w:tcPr/>
           <w:p>
             <w:pPr>
-              <w:spacing w:before="0" w:after="0" w:line="240" w:lineRule="auto"/>
+              <w:spacing w:before="0" w:after="0" w:line="260" w:lineRule="auto"/>
               <w:jc w:val="both"/>
               <w:rPr/>
             </w:pPr>
@@ -16400,8 +16490,8 @@
                 <w:i w:val="0"/>
                 <w:iCs w:val="0"/>
                 <w:color w:val="000000"/>
-                <w:sz w:val="20"/>
-                <w:szCs w:val="20"/>
+                <w:sz w:val="18"/>
+                <w:szCs w:val="18"/>
                 <w:rtl w:val="0"/>
               </w:rPr>
               <w:t xml:space="preserve">can / may</w:t>
@@ -16409,8 +16499,8 @@
             <w:r>
               <w:rPr>
                 <w:rtl w:val="0"/>
-                <w:sz w:val="20"/>
-                <w:szCs w:val="20"/>
+                <w:sz w:val="18"/>
+                <w:szCs w:val="18"/>
                 <w:rFonts w:ascii="Georgia" w:hAnsi="Georgia"/>
               </w:rPr>
             </w:r>
@@ -16420,15 +16510,15 @@
           <w:tcPr/>
           <w:p>
             <w:pPr>
-              <w:spacing w:before="0" w:after="0" w:line="240" w:lineRule="auto"/>
+              <w:spacing w:before="0" w:after="0" w:line="260" w:lineRule="auto"/>
               <w:jc w:val="both"/>
               <w:rPr/>
             </w:pPr>
             <w:r>
               <w:rPr>
                 <w:rFonts w:ascii="Georgia" w:cs="Georgia" w:eastAsia="Georgia" w:hAnsi="Georgia"/>
-                <w:sz w:val="20"/>
-                <w:szCs w:val="20"/>
+                <w:sz w:val="18"/>
+                <w:szCs w:val="18"/>
                 <w:rtl w:val="0"/>
               </w:rPr>
               <w:t xml:space="preserve">Expresses possibility</w:t>
@@ -16436,8 +16526,8 @@
             <w:r>
               <w:rPr>
                 <w:rtl w:val="0"/>
-                <w:sz w:val="20"/>
-                <w:szCs w:val="20"/>
+                <w:sz w:val="18"/>
+                <w:szCs w:val="18"/>
                 <w:rFonts w:ascii="Georgia" w:hAnsi="Georgia"/>
               </w:rPr>
             </w:r>
@@ -16447,15 +16537,15 @@
           <w:tcPr/>
           <w:p>
             <w:pPr>
-              <w:spacing w:before="0" w:after="0" w:line="240" w:lineRule="auto"/>
+              <w:spacing w:before="0" w:after="0" w:line="260" w:lineRule="auto"/>
               <w:jc w:val="both"/>
               <w:rPr/>
             </w:pPr>
             <w:r>
               <w:rPr>
                 <w:rFonts w:ascii="Georgia" w:cs="Georgia" w:eastAsia="Georgia" w:hAnsi="Georgia"/>
-                <w:sz w:val="20"/>
-                <w:szCs w:val="20"/>
+                <w:sz w:val="18"/>
+                <w:szCs w:val="18"/>
                 <w:rtl w:val="0"/>
               </w:rPr>
               <w:t xml:space="preserve">Expresses capability</w:t>
@@ -16463,8 +16553,8 @@
             <w:r>
               <w:rPr>
                 <w:rtl w:val="0"/>
-                <w:sz w:val="20"/>
-                <w:szCs w:val="20"/>
+                <w:sz w:val="18"/>
+                <w:szCs w:val="18"/>
                 <w:rFonts w:ascii="Georgia" w:hAnsi="Georgia"/>
               </w:rPr>
             </w:r>
@@ -16472,12 +16562,14 @@
         </w:tc>
       </w:tr>
       <w:tr>
-        <w:trPr/>
+        <w:trPr>
+          <w:cantSplit/>
+        </w:trPr>
         <w:tc>
           <w:tcPr/>
           <w:p>
             <w:pPr>
-              <w:spacing w:before="0" w:after="0" w:line="240" w:lineRule="auto"/>
+              <w:spacing w:before="0" w:after="0" w:line="260" w:lineRule="auto"/>
               <w:jc w:val="both"/>
               <w:rPr/>
             </w:pPr>
@@ -16489,8 +16581,8 @@
                 <w:i w:val="0"/>
                 <w:iCs w:val="0"/>
                 <w:color w:val="000000"/>
-                <w:sz w:val="20"/>
-                <w:szCs w:val="20"/>
+                <w:sz w:val="18"/>
+                <w:szCs w:val="18"/>
                 <w:rtl w:val="0"/>
               </w:rPr>
               <w:t xml:space="preserve">generally / typically</w:t>
@@ -16498,8 +16590,8 @@
             <w:r>
               <w:rPr>
                 <w:rtl w:val="0"/>
-                <w:sz w:val="20"/>
-                <w:szCs w:val="20"/>
+                <w:sz w:val="18"/>
+                <w:szCs w:val="18"/>
                 <w:rFonts w:ascii="Georgia" w:hAnsi="Georgia"/>
               </w:rPr>
             </w:r>
@@ -16509,15 +16601,15 @@
           <w:tcPr/>
           <w:p>
             <w:pPr>
-              <w:spacing w:before="0" w:after="0" w:line="240" w:lineRule="auto"/>
+              <w:spacing w:before="0" w:after="0" w:line="260" w:lineRule="auto"/>
               <w:jc w:val="both"/>
               <w:rPr/>
             </w:pPr>
             <w:r>
               <w:rPr>
                 <w:rFonts w:ascii="Georgia" w:cs="Georgia" w:eastAsia="Georgia" w:hAnsi="Georgia"/>
-                <w:sz w:val="20"/>
-                <w:szCs w:val="20"/>
+                <w:sz w:val="18"/>
+                <w:szCs w:val="18"/>
                 <w:rtl w:val="0"/>
               </w:rPr>
               <w:t xml:space="preserve">Qualifies scope</w:t>
@@ -16525,8 +16617,8 @@
             <w:r>
               <w:rPr>
                 <w:rtl w:val="0"/>
-                <w:sz w:val="20"/>
-                <w:szCs w:val="20"/>
+                <w:sz w:val="18"/>
+                <w:szCs w:val="18"/>
                 <w:rFonts w:ascii="Georgia" w:hAnsi="Georgia"/>
               </w:rPr>
             </w:r>
@@ -16536,15 +16628,15 @@
           <w:tcPr/>
           <w:p>
             <w:pPr>
-              <w:spacing w:before="0" w:after="0" w:line="240" w:lineRule="auto"/>
+              <w:spacing w:before="0" w:after="0" w:line="260" w:lineRule="auto"/>
               <w:jc w:val="both"/>
               <w:rPr/>
             </w:pPr>
             <w:r>
               <w:rPr>
                 <w:rFonts w:ascii="Georgia" w:cs="Georgia" w:eastAsia="Georgia" w:hAnsi="Georgia"/>
-                <w:sz w:val="20"/>
-                <w:szCs w:val="20"/>
+                <w:sz w:val="18"/>
+                <w:szCs w:val="18"/>
                 <w:rtl w:val="0"/>
               </w:rPr>
               <w:t xml:space="preserve">Describes a procedural norm</w:t>
@@ -16552,8 +16644,8 @@
             <w:r>
               <w:rPr>
                 <w:rtl w:val="0"/>
-                <w:sz w:val="20"/>
-                <w:szCs w:val="20"/>
+                <w:sz w:val="18"/>
+                <w:szCs w:val="18"/>
                 <w:rFonts w:ascii="Georgia" w:hAnsi="Georgia"/>
               </w:rPr>
             </w:r>
@@ -16561,12 +16653,14 @@
         </w:tc>
       </w:tr>
       <w:tr>
-        <w:trPr/>
+        <w:trPr>
+          <w:cantSplit/>
+        </w:trPr>
         <w:tc>
           <w:tcPr/>
           <w:p>
             <w:pPr>
-              <w:spacing w:before="0" w:after="0" w:line="240" w:lineRule="auto"/>
+              <w:spacing w:before="0" w:after="0" w:line="260" w:lineRule="auto"/>
               <w:jc w:val="both"/>
               <w:rPr/>
             </w:pPr>
@@ -16578,8 +16672,8 @@
                 <w:i w:val="0"/>
                 <w:iCs w:val="0"/>
                 <w:color w:val="000000"/>
-                <w:sz w:val="20"/>
-                <w:szCs w:val="20"/>
+                <w:sz w:val="18"/>
+                <w:szCs w:val="18"/>
                 <w:rtl w:val="0"/>
               </w:rPr>
               <w:t xml:space="preserve">appear / seem</w:t>
@@ -16587,8 +16681,8 @@
             <w:r>
               <w:rPr>
                 <w:rtl w:val="0"/>
-                <w:sz w:val="20"/>
-                <w:szCs w:val="20"/>
+                <w:sz w:val="18"/>
+                <w:szCs w:val="18"/>
                 <w:rFonts w:ascii="Georgia" w:hAnsi="Georgia"/>
               </w:rPr>
             </w:r>
@@ -16598,15 +16692,15 @@
           <w:tcPr/>
           <w:p>
             <w:pPr>
-              <w:spacing w:before="0" w:after="0" w:line="240" w:lineRule="auto"/>
+              <w:spacing w:before="0" w:after="0" w:line="260" w:lineRule="auto"/>
               <w:jc w:val="both"/>
               <w:rPr/>
             </w:pPr>
             <w:r>
               <w:rPr>
                 <w:rFonts w:ascii="Georgia" w:cs="Georgia" w:eastAsia="Georgia" w:hAnsi="Georgia"/>
-                <w:sz w:val="20"/>
-                <w:szCs w:val="20"/>
+                <w:sz w:val="18"/>
+                <w:szCs w:val="18"/>
                 <w:rtl w:val="0"/>
               </w:rPr>
               <w:t xml:space="preserve">Expresses result uncertainty</w:t>
@@ -16614,8 +16708,8 @@
             <w:r>
               <w:rPr>
                 <w:rtl w:val="0"/>
-                <w:sz w:val="20"/>
-                <w:szCs w:val="20"/>
+                <w:sz w:val="18"/>
+                <w:szCs w:val="18"/>
                 <w:rFonts w:ascii="Georgia" w:hAnsi="Georgia"/>
               </w:rPr>
             </w:r>
@@ -16625,15 +16719,15 @@
           <w:tcPr/>
           <w:p>
             <w:pPr>
-              <w:spacing w:before="0" w:after="0" w:line="240" w:lineRule="auto"/>
+              <w:spacing w:before="0" w:after="0" w:line="260" w:lineRule="auto"/>
               <w:jc w:val="both"/>
               <w:rPr/>
             </w:pPr>
             <w:r>
               <w:rPr>
                 <w:rFonts w:ascii="Georgia" w:cs="Georgia" w:eastAsia="Georgia" w:hAnsi="Georgia"/>
-                <w:sz w:val="20"/>
-                <w:szCs w:val="20"/>
+                <w:sz w:val="18"/>
+                <w:szCs w:val="18"/>
                 <w:rtl w:val="0"/>
               </w:rPr>
               <w:t xml:space="preserve">Indicates location</w:t>
@@ -16641,8 +16735,8 @@
             <w:r>
               <w:rPr>
                 <w:rtl w:val="0"/>
-                <w:sz w:val="20"/>
-                <w:szCs w:val="20"/>
+                <w:sz w:val="18"/>
+                <w:szCs w:val="18"/>
                 <w:rFonts w:ascii="Georgia" w:hAnsi="Georgia"/>
               </w:rPr>
             </w:r>
@@ -16652,7 +16746,7 @@
     </w:tbl>
     <w:p>
       <w:pPr>
-        <w:spacing w:before="0" w:after="40" w:line="276" w:lineRule="auto"/>
+        <w:spacing w:before="0" w:after="8" w:line="360" w:lineRule="auto"/>
         <w:ind w:firstLine="720"/>
         <w:jc w:val="both"/>
         <w:rPr/>
@@ -16665,8 +16759,8 @@
           <w:i w:val="1"/>
           <w:iCs w:val="1"/>
           <w:color w:val="000000"/>
-          <w:sz w:val="22"/>
-          <w:szCs w:val="22"/>
+          <w:sz w:val="20"/>
+          <w:szCs w:val="20"/>
           <w:rtl w:val="0"/>
         </w:rPr>
         <w:t xml:space="preserve">General exclusions: </w:t>
@@ -16679,8 +16773,8 @@
           <w:i w:val="1"/>
           <w:iCs w:val="1"/>
           <w:color w:val="000000"/>
-          <w:sz w:val="22"/>
-          <w:szCs w:val="22"/>
+          <w:sz w:val="20"/>
+          <w:szCs w:val="20"/>
           <w:rtl w:val="0"/>
         </w:rPr>
         <w:t xml:space="preserve">ability, future procedure, and procedural necessity (a step required by the procedure itself) are never coded as hedges.</w:t>
@@ -16688,14 +16782,14 @@
       <w:r>
         <w:rPr>
           <w:rtl w:val="0"/>
-          <w:sz w:val="22"/>
-          <w:szCs w:val="22"/>
-        </w:rPr>
-      </w:r>
-    </w:p>
-    <w:p>
-      <w:pPr>
-        <w:spacing w:before="0" w:after="40" w:line="276" w:lineRule="auto"/>
+          <w:sz w:val="20"/>
+          <w:szCs w:val="20"/>
+        </w:rPr>
+      </w:r>
+    </w:p>
+    <w:p>
+      <w:pPr>
+        <w:spacing w:before="0" w:after="8" w:line="360" w:lineRule="auto"/>
         <w:ind w:firstLine="720"/>
         <w:jc w:val="both"/>
         <w:rPr/>
@@ -16708,8 +16802,8 @@
           <w:i w:val="1"/>
           <w:iCs w:val="1"/>
           <w:color w:val="000000"/>
-          <w:sz w:val="22"/>
-          <w:szCs w:val="22"/>
+          <w:sz w:val="20"/>
+          <w:szCs w:val="20"/>
           <w:rtl w:val="0"/>
         </w:rPr>
         <w:t xml:space="preserve">Quick test for </w:t>
@@ -16722,8 +16816,8 @@
           <w:i w:val="1"/>
           <w:iCs w:val="1"/>
           <w:color w:val="000000"/>
-          <w:sz w:val="22"/>
-          <w:szCs w:val="22"/>
+          <w:sz w:val="20"/>
+          <w:szCs w:val="20"/>
           <w:rtl w:val="0"/>
         </w:rPr>
         <w:t xml:space="preserve">suggest/indicate</w:t>
@@ -16736,8 +16830,8 @@
           <w:i w:val="1"/>
           <w:iCs w:val="1"/>
           <w:color w:val="000000"/>
-          <w:sz w:val="22"/>
-          <w:szCs w:val="22"/>
+          <w:sz w:val="20"/>
+          <w:szCs w:val="20"/>
           <w:rtl w:val="0"/>
         </w:rPr>
         <w:t xml:space="preserve">: “Might this be true?” = hedge. “Should this be done?” = FP-Rec.</w:t>
@@ -16745,24 +16839,17 @@
       <w:r>
         <w:rPr>
           <w:rtl w:val="0"/>
-          <w:sz w:val="22"/>
-          <w:szCs w:val="22"/>
-        </w:rPr>
-      </w:r>
-    </w:p>
-    <w:p>
-      <w:pPr>
-        <w:spacing w:before="48" w:after="20" w:line="276" w:lineRule="auto"/>
+          <w:sz w:val="20"/>
+          <w:szCs w:val="20"/>
+        </w:rPr>
+      </w:r>
+    </w:p>
+    <w:p>
+      <w:pPr>
+        <w:spacing w:before="40" w:after="14" w:line="360" w:lineRule="auto"/>
         <w:jc w:val="left"/>
         <w:rPr/>
       </w:pPr>
-      <w:r>
-        <w:rPr>
-          <w:sz w:val="24"/>
-          <w:szCs w:val="24"/>
-        </w:rPr>
-        <w:br w:type="page"/>
-      </w:r>
       <w:r>
         <w:rPr>
           <w:rFonts w:ascii="Georgia" w:cs="Georgia" w:eastAsia="Georgia" w:hAnsi="Georgia"/>
@@ -16770,8 +16857,8 @@
           <w:bCs w:val="1"/>
           <w:i w:val="0"/>
           <w:iCs w:val="0"/>
-          <w:sz w:val="24"/>
-          <w:szCs w:val="24"/>
+          <w:sz w:val="22"/>
+          <w:szCs w:val="22"/>
           <w:rtl w:val="0"/>
         </w:rPr>
         <w:t xml:space="preserve">MARKING FALSE POSITIVES</w:t>
@@ -16779,45 +16866,45 @@
       <w:r>
         <w:rPr>
           <w:rtl w:val="0"/>
-          <w:sz w:val="24"/>
-          <w:szCs w:val="24"/>
-        </w:rPr>
-      </w:r>
-    </w:p>
-    <w:p>
-      <w:pPr>
-        <w:spacing w:before="0" w:after="40" w:line="276" w:lineRule="auto"/>
+          <w:sz w:val="22"/>
+          <w:szCs w:val="22"/>
+        </w:rPr>
+      </w:r>
+    </w:p>
+    <w:p>
+      <w:pPr>
+        <w:spacing w:before="0" w:after="8" w:line="360" w:lineRule="auto"/>
         <w:ind w:firstLine="720"/>
         <w:jc w:val="both"/>
         <w:rPr/>
       </w:pPr>
       <w:r>
         <w:rPr>
-          <w:rFonts w:ascii="Georgia" w:hAnsi="Georgia" w:cs="Georgia" w:eastAsia="Georgia"/>
+          <w:rFonts w:ascii="Georgia" w:cs="Georgia" w:eastAsia="Georgia" w:hAnsi="Georgia"/>
+          <w:b w:val="0"/>
+          <w:bCs w:val="0"/>
           <w:i w:val="0"/>
           <w:iCs w:val="0"/>
-          <w:sz w:val="22"/>
-          <w:szCs w:val="22"/>
-          <w:rtl w:val="0"/>
-          <w:b w:val="0"/>
-          <w:bCs w:val="0"/>
-        </w:rPr>
-        <w:t>Strike through a hedge-like token that fails Step 2 as a retained hedge. Write the reason code beside it in grey text (FP-Cap, FP-Rec, FP-Proc, FP-Gen, or related codes). Pure DO logs are not false positives of that kind. They are non-hedge organization marks outside the retained count.</w:t>
-      </w:r>
-      <w:r>
-        <w:rPr>
-          <w:rtl w:val="0"/>
-          <w:sz w:val="22"/>
-          <w:szCs w:val="22"/>
+          <w:sz w:val="20"/>
+          <w:szCs w:val="20"/>
+          <w:rtl w:val="0"/>
+        </w:rPr>
+        <w:t xml:space="preserve">Strike through a hedge-like token that fails the Working Test. Write the reason code beside it in grey text.</w:t>
+      </w:r>
+      <w:r>
+        <w:rPr>
+          <w:rtl w:val="0"/>
+          <w:sz w:val="20"/>
+          <w:szCs w:val="20"/>
         </w:rPr>
       </w:r>
     </w:p>
     <w:tbl>
       <w:tblPr>
         <w:tblStyle w:val="Table9"/>
-        <w:tblW w:w="8307.0" w:type="dxa"/>
+        <w:tblW w:w="8307" w:type="dxa"/>
         <w:jc w:val="left"/>
-        <w:tblInd w:w="-40.0" w:type="dxa"/>
+        <w:tblInd w:w="-40" w:type="dxa"/>
         <w:tblBorders>
           <w:top w:color="000000" w:space="0" w:sz="18" w:val="single"/>
           <w:left w:color="000000" w:space="0" w:sz="0" w:val="nil"/>
@@ -16843,6 +16930,7 @@
       </w:tblGrid>
       <w:tr>
         <w:trPr>
+          <w:cantSplit/>
           <w:tblHeader/>
         </w:trPr>
         <w:tc>
@@ -16854,7 +16942,7 @@
           </w:tcPr>
           <w:p>
             <w:pPr>
-              <w:spacing w:before="0" w:after="0" w:line="240" w:lineRule="auto"/>
+              <w:spacing w:before="0" w:after="0" w:line="260" w:lineRule="auto"/>
               <w:jc w:val="both"/>
               <w:rPr/>
             </w:pPr>
@@ -16888,7 +16976,7 @@
           </w:tcPr>
           <w:p>
             <w:pPr>
-              <w:spacing w:before="0" w:after="0" w:line="240" w:lineRule="auto"/>
+              <w:spacing w:before="0" w:after="0" w:line="260" w:lineRule="auto"/>
               <w:jc w:val="both"/>
               <w:rPr/>
             </w:pPr>
@@ -16922,7 +17010,7 @@
           </w:tcPr>
           <w:p>
             <w:pPr>
-              <w:spacing w:before="0" w:after="0" w:line="240" w:lineRule="auto"/>
+              <w:spacing w:before="0" w:after="0" w:line="260" w:lineRule="auto"/>
               <w:jc w:val="both"/>
               <w:rPr/>
             </w:pPr>
@@ -16949,12 +17037,14 @@
         </w:tc>
       </w:tr>
       <w:tr>
-        <w:trPr/>
+        <w:trPr>
+          <w:cantSplit/>
+        </w:trPr>
         <w:tc>
           <w:tcPr/>
           <w:p>
             <w:pPr>
-              <w:spacing w:before="0" w:after="0" w:line="240" w:lineRule="auto"/>
+              <w:spacing w:before="0" w:after="0" w:line="260" w:lineRule="auto"/>
               <w:jc w:val="both"/>
               <w:rPr/>
             </w:pPr>
@@ -16986,7 +17076,7 @@
           <w:tcPr/>
           <w:p>
             <w:pPr>
-              <w:spacing w:before="0" w:after="0" w:line="240" w:lineRule="auto"/>
+              <w:spacing w:before="0" w:after="0" w:line="260" w:lineRule="auto"/>
               <w:jc w:val="both"/>
               <w:rPr/>
             </w:pPr>
@@ -17013,7 +17103,7 @@
           <w:tcPr/>
           <w:p>
             <w:pPr>
-              <w:spacing w:before="0" w:after="0" w:line="240" w:lineRule="auto"/>
+              <w:spacing w:before="0" w:after="0" w:line="260" w:lineRule="auto"/>
               <w:jc w:val="both"/>
               <w:rPr/>
             </w:pPr>
@@ -17070,12 +17160,14 @@
         </w:tc>
       </w:tr>
       <w:tr>
-        <w:trPr/>
+        <w:trPr>
+          <w:cantSplit/>
+        </w:trPr>
         <w:tc>
           <w:tcPr/>
           <w:p>
             <w:pPr>
-              <w:spacing w:before="0" w:after="0" w:line="240" w:lineRule="auto"/>
+              <w:spacing w:before="0" w:after="0" w:line="260" w:lineRule="auto"/>
               <w:jc w:val="both"/>
               <w:rPr/>
             </w:pPr>
@@ -17107,7 +17199,7 @@
           <w:tcPr/>
           <w:p>
             <w:pPr>
-              <w:spacing w:before="0" w:after="0" w:line="240" w:lineRule="auto"/>
+              <w:spacing w:before="0" w:after="0" w:line="260" w:lineRule="auto"/>
               <w:jc w:val="both"/>
               <w:rPr/>
             </w:pPr>
@@ -17134,7 +17226,7 @@
           <w:tcPr/>
           <w:p>
             <w:pPr>
-              <w:spacing w:before="0" w:after="0" w:line="240" w:lineRule="auto"/>
+              <w:spacing w:before="0" w:after="0" w:line="260" w:lineRule="auto"/>
               <w:jc w:val="both"/>
               <w:rPr/>
             </w:pPr>
@@ -17191,12 +17283,14 @@
         </w:tc>
       </w:tr>
       <w:tr>
-        <w:trPr/>
+        <w:trPr>
+          <w:cantSplit/>
+        </w:trPr>
         <w:tc>
           <w:tcPr/>
           <w:p>
             <w:pPr>
-              <w:spacing w:before="0" w:after="0" w:line="240" w:lineRule="auto"/>
+              <w:spacing w:before="0" w:after="0" w:line="260" w:lineRule="auto"/>
               <w:jc w:val="both"/>
               <w:rPr/>
             </w:pPr>
@@ -17228,7 +17322,7 @@
           <w:tcPr/>
           <w:p>
             <w:pPr>
-              <w:spacing w:before="0" w:after="0" w:line="240" w:lineRule="auto"/>
+              <w:spacing w:before="0" w:after="0" w:line="260" w:lineRule="auto"/>
               <w:jc w:val="both"/>
               <w:rPr/>
             </w:pPr>
@@ -17255,7 +17349,7 @@
           <w:tcPr/>
           <w:p>
             <w:pPr>
-              <w:spacing w:before="0" w:after="0" w:line="240" w:lineRule="auto"/>
+              <w:spacing w:before="0" w:after="0" w:line="260" w:lineRule="auto"/>
               <w:jc w:val="both"/>
               <w:rPr/>
             </w:pPr>
@@ -17312,12 +17406,14 @@
         </w:tc>
       </w:tr>
       <w:tr>
-        <w:trPr/>
+        <w:trPr>
+          <w:cantSplit/>
+        </w:trPr>
         <w:tc>
           <w:tcPr/>
           <w:p>
             <w:pPr>
-              <w:spacing w:before="0" w:after="0" w:line="240" w:lineRule="auto"/>
+              <w:spacing w:before="0" w:after="0" w:line="260" w:lineRule="auto"/>
               <w:jc w:val="both"/>
               <w:rPr/>
             </w:pPr>
@@ -17349,7 +17445,7 @@
           <w:tcPr/>
           <w:p>
             <w:pPr>
-              <w:spacing w:before="0" w:after="0" w:line="240" w:lineRule="auto"/>
+              <w:spacing w:before="0" w:after="0" w:line="260" w:lineRule="auto"/>
               <w:jc w:val="both"/>
               <w:rPr/>
             </w:pPr>
@@ -17376,7 +17472,7 @@
           <w:tcPr/>
           <w:p>
             <w:pPr>
-              <w:spacing w:before="0" w:after="0" w:line="240" w:lineRule="auto"/>
+              <w:spacing w:before="0" w:after="0" w:line="260" w:lineRule="auto"/>
               <w:jc w:val="both"/>
               <w:rPr/>
             </w:pPr>
@@ -17433,12 +17529,14 @@
         </w:tc>
       </w:tr>
       <w:tr>
-        <w:trPr/>
+        <w:trPr>
+          <w:cantSplit/>
+        </w:trPr>
         <w:tc>
           <w:tcPr/>
           <w:p>
             <w:pPr>
-              <w:spacing w:before="0" w:after="0" w:line="240" w:lineRule="auto"/>
+              <w:spacing w:before="0" w:after="0" w:line="260" w:lineRule="auto"/>
               <w:jc w:val="both"/>
               <w:rPr/>
             </w:pPr>
@@ -17470,7 +17568,7 @@
           <w:tcPr/>
           <w:p>
             <w:pPr>
-              <w:spacing w:before="0" w:after="0" w:line="240" w:lineRule="auto"/>
+              <w:spacing w:before="0" w:after="0" w:line="260" w:lineRule="auto"/>
               <w:jc w:val="both"/>
               <w:rPr/>
             </w:pPr>
@@ -17497,7 +17595,7 @@
           <w:tcPr/>
           <w:p>
             <w:pPr>
-              <w:spacing w:before="0" w:after="0" w:line="240" w:lineRule="auto"/>
+              <w:spacing w:before="0" w:after="0" w:line="260" w:lineRule="auto"/>
               <w:jc w:val="both"/>
               <w:rPr/>
             </w:pPr>
@@ -17556,20 +17654,8 @@
     </w:tbl>
     <w:p>
       <w:pPr>
-        <w:spacing w:before="0" w:after="40" w:line="276" w:lineRule="auto"/>
-      </w:pPr>
-      <w:r>
-        <w:rPr>
-          <w:sz w:val="22"/>
-          <w:szCs w:val="22"/>
-        </w:rPr>
-        <w:br w:type="page"/>
-      </w:r>
-    </w:p>
-    <w:p>
-      <w:pPr>
-        <w:spacing w:before="48" w:after="20" w:line="276" w:lineRule="auto"/>
-        <w:jc w:val="left"/>
+        <w:spacing w:before="40" w:after="14" w:line="360" w:lineRule="auto"/>
+        <w:jc w:val="both"/>
         <w:rPr/>
       </w:pPr>
       <w:r>
@@ -17579,8 +17665,8 @@
           <w:bCs w:val="1"/>
           <w:i w:val="0"/>
           <w:iCs w:val="0"/>
-          <w:sz w:val="24"/>
-          <w:szCs w:val="24"/>
+          <w:sz w:val="22"/>
+          <w:szCs w:val="22"/>
           <w:rtl w:val="0"/>
         </w:rPr>
         <w:t>UNHEDGED ASSERTIONS (WARRANTED CAUTION, NEUTRAL GREY)</w:t>
@@ -17588,14 +17674,14 @@
       <w:r>
         <w:rPr>
           <w:rtl w:val="0"/>
-          <w:sz w:val="24"/>
-          <w:szCs w:val="24"/>
-        </w:rPr>
-      </w:r>
-    </w:p>
-    <w:p>
-      <w:pPr>
-        <w:spacing w:before="0" w:after="40" w:line="276" w:lineRule="auto"/>
+          <w:sz w:val="22"/>
+          <w:szCs w:val="22"/>
+        </w:rPr>
+      </w:r>
+    </w:p>
+    <w:p>
+      <w:pPr>
+        <w:spacing w:before="0" w:after="8" w:line="360" w:lineRule="auto"/>
         <w:ind w:left="360" w:hanging="360"/>
         <w:jc w:val="both"/>
         <w:rPr/>
@@ -17608,8 +17694,8 @@
           <w:i w:val="0"/>
           <w:iCs w:val="0"/>
           <w:color w:val="000000"/>
-          <w:sz w:val="22"/>
-          <w:szCs w:val="22"/>
+          <w:sz w:val="20"/>
+          <w:szCs w:val="20"/>
           <w:rtl w:val="0"/>
         </w:rPr>
         <w:t xml:space="preserve">• Grey-highlight the main assertive verb; place [G] or [C] beside it (same placement as (EC) on hedges).</w:t>
@@ -17617,7 +17703,7 @@
     </w:p>
     <w:p>
       <w:pPr>
-        <w:spacing w:before="0" w:after="40" w:line="276" w:lineRule="auto"/>
+        <w:spacing w:before="0" w:after="8" w:line="360" w:lineRule="auto"/>
         <w:ind w:left="360" w:hanging="360"/>
         <w:jc w:val="both"/>
         <w:rPr/>
@@ -17630,8 +17716,8 @@
           <w:i w:val="0"/>
           <w:iCs w:val="0"/>
           <w:color w:val="000000"/>
-          <w:sz w:val="22"/>
-          <w:szCs w:val="22"/>
+          <w:sz w:val="20"/>
+          <w:szCs w:val="20"/>
           <w:rtl w:val="0"/>
         </w:rPr>
         <w:t xml:space="preserve">• Mark only claims where caution was warranted but absent.</w:t>
@@ -17639,7 +17725,7 @@
     </w:p>
     <w:p>
       <w:pPr>
-        <w:spacing w:before="0" w:after="40" w:line="276" w:lineRule="auto"/>
+        <w:spacing w:before="0" w:after="8" w:line="360" w:lineRule="auto"/>
         <w:ind w:left="360" w:hanging="360"/>
         <w:jc w:val="both"/>
         <w:rPr/>
@@ -17652,8 +17738,8 @@
           <w:i w:val="0"/>
           <w:iCs w:val="0"/>
           <w:color w:val="000000"/>
-          <w:sz w:val="22"/>
-          <w:szCs w:val="22"/>
+          <w:sz w:val="20"/>
+          <w:szCs w:val="20"/>
           <w:rtl w:val="0"/>
         </w:rPr>
         <w:t xml:space="preserve">• [G] = generalization or evaluative ranking beyond the data.</w:t>
@@ -17661,7 +17747,7 @@
     </w:p>
     <w:p>
       <w:pPr>
-        <w:spacing w:before="0" w:after="40" w:line="276" w:lineRule="auto"/>
+        <w:spacing w:before="0" w:after="8" w:line="360" w:lineRule="auto"/>
         <w:ind w:left="360" w:hanging="360"/>
         <w:jc w:val="both"/>
         <w:rPr/>
@@ -17674,8 +17760,8 @@
           <w:i w:val="0"/>
           <w:iCs w:val="0"/>
           <w:color w:val="000000"/>
-          <w:sz w:val="22"/>
-          <w:szCs w:val="22"/>
+          <w:sz w:val="20"/>
+          <w:szCs w:val="20"/>
           <w:rtl w:val="0"/>
         </w:rPr>
         <w:t xml:space="preserve">• [C] = cause–effect or impact stronger than the design supports.</w:t>
@@ -17683,7 +17769,7 @@
     </w:p>
     <w:p>
       <w:pPr>
-        <w:spacing w:before="0" w:after="40" w:line="276" w:lineRule="auto"/>
+        <w:spacing w:before="0" w:after="8" w:line="360" w:lineRule="auto"/>
         <w:ind w:left="360" w:hanging="360"/>
         <w:jc w:val="both"/>
         <w:rPr/>
@@ -17696,8 +17782,8 @@
           <w:i w:val="0"/>
           <w:iCs w:val="0"/>
           <w:color w:val="000000"/>
-          <w:sz w:val="22"/>
-          <w:szCs w:val="22"/>
+          <w:sz w:val="20"/>
+          <w:szCs w:val="20"/>
           <w:rtl w:val="0"/>
         </w:rPr>
         <w:t xml:space="preserve">• Do not mark bare trial results, measured findings, or procedural statements.</w:t>
@@ -17705,7 +17791,7 @@
     </w:p>
     <w:p>
       <w:pPr>
-        <w:spacing w:before="0" w:after="40" w:line="276" w:lineRule="auto"/>
+        <w:spacing w:before="0" w:after="8" w:line="360" w:lineRule="auto"/>
         <w:ind w:left="360" w:hanging="360"/>
         <w:jc w:val="both"/>
         <w:rPr/>
@@ -17718,46 +17804,19 @@
           <w:i w:val="0"/>
           <w:iCs w:val="0"/>
           <w:color w:val="000000"/>
-          <w:sz w:val="22"/>
-          <w:szCs w:val="22"/>
+          <w:sz w:val="20"/>
+          <w:szCs w:val="20"/>
           <w:rtl w:val="0"/>
         </w:rPr>
         <w:t xml:space="preserve">• Record the full clause in the coding sheet.</w:t>
-      </w:r>
-    </w:p>
-    <w:p>
-      <w:pPr>
-        <w:spacing w:before="0" w:after="40" w:line="276" w:lineRule="auto"/>
-        <w:ind w:firstLine="720"/>
-        <w:jc w:val="both"/>
-        <w:rPr/>
-      </w:pPr>
-      <w:r>
-        <w:rPr>
-          <w:rFonts w:ascii="Georgia" w:hAnsi="Georgia" w:cs="Georgia" w:eastAsia="Georgia"/>
-          <w:b w:val="0"/>
-          <w:bCs w:val="0"/>
-          <w:i w:val="0"/>
-          <w:iCs w:val="0"/>
-          <w:sz w:val="22"/>
-          <w:szCs w:val="22"/>
-          <w:rtl w:val="0"/>
-        </w:rPr>
-      </w:r>
-      <w:r>
-        <w:rPr>
-          <w:rtl w:val="0"/>
-          <w:sz w:val="22"/>
-          <w:szCs w:val="22"/>
-        </w:rPr>
       </w:r>
     </w:p>
     <w:tbl>
       <w:tblPr>
         <w:tblStyle w:val="Table10"/>
-        <w:tblW w:w="8304.0" w:type="dxa"/>
+        <w:tblW w:w="8304" w:type="dxa"/>
         <w:jc w:val="left"/>
-        <w:tblInd w:w="-40.0" w:type="dxa"/>
+        <w:tblInd w:w="-40" w:type="dxa"/>
         <w:tblBorders>
           <w:top w:color="000000" w:space="0" w:sz="18" w:val="single"/>
           <w:left w:color="000000" w:space="0" w:sz="0" w:val="nil"/>
@@ -17785,8 +17844,8 @@
       </w:tblGrid>
       <w:tr>
         <w:trPr>
+          <w:cantSplit/>
           <w:tblHeader/>
-          <w:cantSplit/>
         </w:trPr>
         <w:tc>
           <w:tcPr>
@@ -17797,7 +17856,7 @@
           </w:tcPr>
           <w:p>
             <w:pPr>
-              <w:spacing w:before="0" w:after="0" w:line="240" w:lineRule="auto"/>
+              <w:spacing w:before="0" w:after="0" w:line="260" w:lineRule="auto"/>
               <w:jc w:val="both"/>
               <w:rPr/>
             </w:pPr>
@@ -17806,8 +17865,8 @@
                 <w:rFonts w:ascii="Georgia" w:cs="Georgia" w:eastAsia="Georgia" w:hAnsi="Georgia"/>
                 <w:b w:val="1"/>
                 <w:bCs w:val="1"/>
-                <w:sz w:val="20"/>
-                <w:szCs w:val="20"/>
+                <w:sz w:val="18"/>
+                <w:szCs w:val="18"/>
                 <w:rtl w:val="0"/>
               </w:rPr>
               <w:t xml:space="preserve">Color</w:t>
@@ -17815,8 +17874,8 @@
             <w:r>
               <w:rPr>
                 <w:rtl w:val="0"/>
-                <w:sz w:val="20"/>
-                <w:szCs w:val="20"/>
+                <w:sz w:val="18"/>
+                <w:szCs w:val="18"/>
                 <w:rFonts w:ascii="Georgia" w:hAnsi="Georgia"/>
               </w:rPr>
             </w:r>
@@ -17831,7 +17890,7 @@
           </w:tcPr>
           <w:p>
             <w:pPr>
-              <w:spacing w:before="0" w:after="0" w:line="240" w:lineRule="auto"/>
+              <w:spacing w:before="0" w:after="0" w:line="260" w:lineRule="auto"/>
               <w:jc w:val="both"/>
               <w:rPr/>
             </w:pPr>
@@ -17840,8 +17899,8 @@
                 <w:rFonts w:ascii="Georgia" w:cs="Georgia" w:eastAsia="Georgia" w:hAnsi="Georgia"/>
                 <w:b w:val="1"/>
                 <w:bCs w:val="1"/>
-                <w:sz w:val="20"/>
-                <w:szCs w:val="20"/>
+                <w:sz w:val="18"/>
+                <w:szCs w:val="18"/>
                 <w:rtl w:val="0"/>
               </w:rPr>
               <w:t xml:space="preserve">Subtype</w:t>
@@ -17849,8 +17908,8 @@
             <w:r>
               <w:rPr>
                 <w:rtl w:val="0"/>
-                <w:sz w:val="20"/>
-                <w:szCs w:val="20"/>
+                <w:sz w:val="18"/>
+                <w:szCs w:val="18"/>
                 <w:rFonts w:ascii="Georgia" w:hAnsi="Georgia"/>
               </w:rPr>
             </w:r>
@@ -17865,7 +17924,7 @@
           </w:tcPr>
           <w:p>
             <w:pPr>
-              <w:spacing w:before="0" w:after="0" w:line="240" w:lineRule="auto"/>
+              <w:spacing w:before="0" w:after="0" w:line="260" w:lineRule="auto"/>
               <w:jc w:val="both"/>
               <w:rPr/>
             </w:pPr>
@@ -17874,8 +17933,8 @@
                 <w:rFonts w:ascii="Georgia" w:cs="Georgia" w:eastAsia="Georgia" w:hAnsi="Georgia"/>
                 <w:b w:val="1"/>
                 <w:bCs w:val="1"/>
-                <w:sz w:val="20"/>
-                <w:szCs w:val="20"/>
+                <w:sz w:val="18"/>
+                <w:szCs w:val="18"/>
                 <w:rtl w:val="0"/>
               </w:rPr>
               <w:t xml:space="preserve">Definition</w:t>
@@ -17883,8 +17942,8 @@
             <w:r>
               <w:rPr>
                 <w:rtl w:val="0"/>
-                <w:sz w:val="20"/>
-                <w:szCs w:val="20"/>
+                <w:sz w:val="18"/>
+                <w:szCs w:val="18"/>
                 <w:rFonts w:ascii="Georgia" w:hAnsi="Georgia"/>
               </w:rPr>
             </w:r>
@@ -17899,7 +17958,7 @@
           </w:tcPr>
           <w:p>
             <w:pPr>
-              <w:spacing w:before="0" w:after="0" w:line="240" w:lineRule="auto"/>
+              <w:spacing w:before="0" w:after="0" w:line="260" w:lineRule="auto"/>
               <w:jc w:val="both"/>
               <w:rPr/>
             </w:pPr>
@@ -17908,8 +17967,8 @@
                 <w:rFonts w:ascii="Georgia" w:cs="Georgia" w:eastAsia="Georgia" w:hAnsi="Georgia"/>
                 <w:b w:val="1"/>
                 <w:bCs w:val="1"/>
-                <w:sz w:val="20"/>
-                <w:szCs w:val="20"/>
+                <w:sz w:val="18"/>
+                <w:szCs w:val="18"/>
                 <w:rtl w:val="0"/>
               </w:rPr>
               <w:t xml:space="preserve">Highlighted Example</w:t>
@@ -17917,8 +17976,8 @@
             <w:r>
               <w:rPr>
                 <w:rtl w:val="0"/>
-                <w:sz w:val="20"/>
-                <w:szCs w:val="20"/>
+                <w:sz w:val="18"/>
+                <w:szCs w:val="18"/>
                 <w:rFonts w:ascii="Georgia" w:hAnsi="Georgia"/>
               </w:rPr>
             </w:r>
@@ -17935,15 +17994,15 @@
           </w:tcPr>
           <w:p>
             <w:pPr>
-              <w:spacing w:before="0" w:after="0" w:line="240" w:lineRule="auto"/>
+              <w:spacing w:before="0" w:after="0" w:line="260" w:lineRule="auto"/>
               <w:jc w:val="left"/>
               <w:rPr/>
             </w:pPr>
             <w:r>
               <w:rPr>
                 <w:rFonts w:ascii="Georgia" w:cs="Georgia" w:eastAsia="Georgia" w:hAnsi="Georgia"/>
-                <w:sz w:val="20"/>
-                <w:szCs w:val="20"/>
+                <w:sz w:val="18"/>
+                <w:szCs w:val="18"/>
                 <w:rtl w:val="0"/>
                 <w:shd w:val="clear" w:color="auto" w:fill="bfbfbf"/>
               </w:rPr>
@@ -17952,8 +18011,8 @@
             <w:r>
               <w:rPr>
                 <w:rtl w:val="0"/>
-                <w:sz w:val="20"/>
-                <w:szCs w:val="20"/>
+                <w:sz w:val="18"/>
+                <w:szCs w:val="18"/>
                 <w:rFonts w:ascii="Georgia" w:hAnsi="Georgia"/>
                 <w:shd w:val="clear" w:color="auto" w:fill="bfbfbf"/>
               </w:rPr>
@@ -17964,15 +18023,15 @@
           <w:tcPr/>
           <w:p>
             <w:pPr>
-              <w:spacing w:before="0" w:after="0" w:line="240" w:lineRule="auto"/>
+              <w:spacing w:before="0" w:after="0" w:line="260" w:lineRule="auto"/>
               <w:jc w:val="both"/>
               <w:rPr/>
             </w:pPr>
             <w:r>
               <w:rPr>
                 <w:rFonts w:ascii="Georgia" w:cs="Georgia" w:eastAsia="Georgia" w:hAnsi="Georgia"/>
-                <w:sz w:val="20"/>
-                <w:szCs w:val="20"/>
+                <w:sz w:val="18"/>
+                <w:szCs w:val="18"/>
                 <w:rtl w:val="0"/>
               </w:rPr>
               <w:t xml:space="preserve">Result Claim [R] — Not markable (bare results).</w:t>
@@ -17980,8 +18039,8 @@
             <w:r>
               <w:rPr>
                 <w:rtl w:val="0"/>
-                <w:sz w:val="20"/>
-                <w:szCs w:val="20"/>
+                <w:sz w:val="18"/>
+                <w:szCs w:val="18"/>
                 <w:rFonts w:ascii="Georgia" w:hAnsi="Georgia"/>
               </w:rPr>
             </w:r>
@@ -17991,15 +18050,15 @@
           <w:tcPr/>
           <w:p>
             <w:pPr>
-              <w:spacing w:before="0" w:after="0" w:line="240" w:lineRule="auto"/>
+              <w:spacing w:before="0" w:after="0" w:line="260" w:lineRule="auto"/>
               <w:jc w:val="both"/>
               <w:rPr/>
             </w:pPr>
             <w:r>
               <w:rPr>
                 <w:rFonts w:ascii="Georgia" w:cs="Georgia" w:eastAsia="Georgia" w:hAnsi="Georgia"/>
-                <w:sz w:val="20"/>
-                <w:szCs w:val="20"/>
+                <w:sz w:val="18"/>
+                <w:szCs w:val="18"/>
                 <w:rtl w:val="0"/>
               </w:rPr>
               <w:t xml:space="preserve">Not markable.</w:t>
@@ -18007,8 +18066,8 @@
             <w:r>
               <w:rPr>
                 <w:rtl w:val="0"/>
-                <w:sz w:val="20"/>
-                <w:szCs w:val="20"/>
+                <w:sz w:val="18"/>
+                <w:szCs w:val="18"/>
                 <w:rFonts w:ascii="Georgia" w:hAnsi="Georgia"/>
               </w:rPr>
             </w:r>
@@ -18018,32 +18077,32 @@
           <w:tcPr/>
           <w:p>
             <w:pPr>
-              <w:spacing w:before="0" w:after="0" w:line="240" w:lineRule="auto"/>
+              <w:spacing w:before="0" w:after="0" w:line="260" w:lineRule="auto"/>
               <w:jc w:val="both"/>
               <w:rPr/>
             </w:pPr>
             <w:r>
               <w:rPr>
-                <w:rFonts w:ascii="Georgia" w:hAnsi="Georgia" w:cs="Georgia" w:eastAsia="Georgia"/>
-                <w:sz w:val="20"/>
-                <w:szCs w:val="20"/>
+                <w:rFonts w:ascii="Georgia" w:hAnsi="Georgia"/>
+                <w:sz w:val="18"/>
+                <w:szCs w:val="18"/>
               </w:rPr>
               <w:t xml:space="preserve">“</w:t>
             </w:r>
             <w:r>
               <w:rPr>
-                <w:rFonts w:ascii="Georgia" w:hAnsi="Georgia" w:cs="Georgia" w:eastAsia="Georgia"/>
-                <w:sz w:val="20"/>
-                <w:szCs w:val="20"/>
+                <w:rFonts w:ascii="Georgia" w:hAnsi="Georgia"/>
+                <w:sz w:val="18"/>
+                <w:szCs w:val="18"/>
                 <w:shd w:val="clear" w:color="auto" w:fill="bfbfbf"/>
               </w:rPr>
               <w:t xml:space="preserve">was</w:t>
             </w:r>
             <w:r>
               <w:rPr>
-                <w:rFonts w:ascii="Georgia" w:hAnsi="Georgia" w:cs="Georgia" w:eastAsia="Georgia"/>
-                <w:sz w:val="20"/>
-                <w:szCs w:val="20"/>
+                <w:rFonts w:ascii="Georgia" w:hAnsi="Georgia"/>
+                <w:sz w:val="18"/>
+                <w:szCs w:val="18"/>
               </w:rPr>
               <w:t xml:space="preserve"> [G] the most compelling…” (mark) vs “Yield higher (p &lt; .05)” (omit).</w:t>
             </w:r>
@@ -18060,15 +18119,15 @@
           </w:tcPr>
           <w:p>
             <w:pPr>
-              <w:spacing w:before="0" w:after="0" w:line="240" w:lineRule="auto"/>
+              <w:spacing w:before="0" w:after="0" w:line="260" w:lineRule="auto"/>
               <w:jc w:val="left"/>
               <w:rPr/>
             </w:pPr>
             <w:r>
               <w:rPr>
                 <w:rFonts w:ascii="Georgia" w:cs="Georgia" w:eastAsia="Georgia" w:hAnsi="Georgia"/>
-                <w:sz w:val="20"/>
-                <w:szCs w:val="20"/>
+                <w:sz w:val="18"/>
+                <w:szCs w:val="18"/>
                 <w:rtl w:val="0"/>
                 <w:shd w:val="clear" w:color="auto" w:fill="bfbfbf"/>
               </w:rPr>
@@ -18077,8 +18136,8 @@
             <w:r>
               <w:rPr>
                 <w:rtl w:val="0"/>
-                <w:sz w:val="20"/>
-                <w:szCs w:val="20"/>
+                <w:sz w:val="18"/>
+                <w:szCs w:val="18"/>
                 <w:rFonts w:ascii="Georgia" w:hAnsi="Georgia"/>
                 <w:shd w:val="clear" w:color="auto" w:fill="bfbfbf"/>
               </w:rPr>
@@ -18089,15 +18148,15 @@
           <w:tcPr/>
           <w:p>
             <w:pPr>
-              <w:spacing w:before="0" w:after="0" w:line="240" w:lineRule="auto"/>
+              <w:spacing w:before="0" w:after="0" w:line="260" w:lineRule="auto"/>
               <w:jc w:val="both"/>
               <w:rPr/>
             </w:pPr>
             <w:r>
               <w:rPr>
                 <w:rFonts w:ascii="Georgia" w:cs="Georgia" w:eastAsia="Georgia" w:hAnsi="Georgia"/>
-                <w:sz w:val="20"/>
-                <w:szCs w:val="20"/>
+                <w:sz w:val="18"/>
+                <w:szCs w:val="18"/>
                 <w:rtl w:val="0"/>
               </w:rPr>
               <w:t xml:space="preserve">Generalization [G]</w:t>
@@ -18105,8 +18164,8 @@
             <w:r>
               <w:rPr>
                 <w:rtl w:val="0"/>
-                <w:sz w:val="20"/>
-                <w:szCs w:val="20"/>
+                <w:sz w:val="18"/>
+                <w:szCs w:val="18"/>
                 <w:rFonts w:ascii="Georgia" w:hAnsi="Georgia"/>
               </w:rPr>
             </w:r>
@@ -18116,15 +18175,15 @@
           <w:tcPr/>
           <w:p>
             <w:pPr>
-              <w:spacing w:before="0" w:after="0" w:line="240" w:lineRule="auto"/>
+              <w:spacing w:before="0" w:after="0" w:line="260" w:lineRule="auto"/>
               <w:jc w:val="both"/>
               <w:rPr/>
             </w:pPr>
             <w:r>
               <w:rPr>
                 <w:rFonts w:ascii="Georgia" w:cs="Georgia" w:eastAsia="Georgia" w:hAnsi="Georgia"/>
-                <w:sz w:val="20"/>
-                <w:szCs w:val="20"/>
+                <w:sz w:val="18"/>
+                <w:szCs w:val="18"/>
                 <w:rtl w:val="0"/>
               </w:rPr>
               <w:t xml:space="preserve">Inference or ranking beyond the data.</w:t>
@@ -18132,8 +18191,8 @@
             <w:r>
               <w:rPr>
                 <w:rtl w:val="0"/>
-                <w:sz w:val="20"/>
-                <w:szCs w:val="20"/>
+                <w:sz w:val="18"/>
+                <w:szCs w:val="18"/>
                 <w:rFonts w:ascii="Georgia" w:hAnsi="Georgia"/>
               </w:rPr>
             </w:r>
@@ -18143,32 +18202,32 @@
           <w:tcPr/>
           <w:p>
             <w:pPr>
-              <w:spacing w:before="0" w:after="0" w:line="240" w:lineRule="auto"/>
+              <w:spacing w:before="0" w:after="0" w:line="260" w:lineRule="auto"/>
               <w:jc w:val="both"/>
               <w:rPr/>
             </w:pPr>
             <w:r>
               <w:rPr>
-                <w:rFonts w:ascii="Georgia" w:hAnsi="Georgia" w:cs="Georgia" w:eastAsia="Georgia"/>
-                <w:sz w:val="20"/>
-                <w:szCs w:val="20"/>
+                <w:rFonts w:ascii="Georgia" w:hAnsi="Georgia"/>
+                <w:sz w:val="18"/>
+                <w:szCs w:val="18"/>
               </w:rPr>
               <w:t xml:space="preserve">“This </w:t>
             </w:r>
             <w:r>
               <w:rPr>
-                <w:rFonts w:ascii="Georgia" w:hAnsi="Georgia" w:cs="Georgia" w:eastAsia="Georgia"/>
-                <w:sz w:val="20"/>
-                <w:szCs w:val="20"/>
+                <w:rFonts w:ascii="Georgia" w:hAnsi="Georgia"/>
+                <w:sz w:val="18"/>
+                <w:szCs w:val="18"/>
                 <w:shd w:val="clear" w:color="auto" w:fill="bfbfbf"/>
               </w:rPr>
               <w:t xml:space="preserve">led</w:t>
             </w:r>
             <w:r>
               <w:rPr>
-                <w:rFonts w:ascii="Georgia" w:hAnsi="Georgia" w:cs="Georgia" w:eastAsia="Georgia"/>
-                <w:sz w:val="20"/>
-                <w:szCs w:val="20"/>
+                <w:rFonts w:ascii="Georgia" w:hAnsi="Georgia"/>
+                <w:sz w:val="18"/>
+                <w:szCs w:val="18"/>
               </w:rPr>
               <w:t xml:space="preserve"> [G] to the conclusion that all farms were free of it.”</w:t>
             </w:r>
@@ -18185,15 +18244,15 @@
           </w:tcPr>
           <w:p>
             <w:pPr>
-              <w:spacing w:before="0" w:after="0" w:line="240" w:lineRule="auto"/>
+              <w:spacing w:before="0" w:after="0" w:line="260" w:lineRule="auto"/>
               <w:jc w:val="left"/>
               <w:rPr/>
             </w:pPr>
             <w:r>
               <w:rPr>
                 <w:rFonts w:ascii="Georgia" w:cs="Georgia" w:eastAsia="Georgia" w:hAnsi="Georgia"/>
-                <w:sz w:val="20"/>
-                <w:szCs w:val="20"/>
+                <w:sz w:val="18"/>
+                <w:szCs w:val="18"/>
                 <w:rtl w:val="0"/>
                 <w:shd w:val="clear" w:color="auto" w:fill="bfbfbf"/>
               </w:rPr>
@@ -18202,8 +18261,8 @@
             <w:r>
               <w:rPr>
                 <w:rtl w:val="0"/>
-                <w:sz w:val="20"/>
-                <w:szCs w:val="20"/>
+                <w:sz w:val="18"/>
+                <w:szCs w:val="18"/>
                 <w:rFonts w:ascii="Georgia" w:hAnsi="Georgia"/>
                 <w:shd w:val="clear" w:color="auto" w:fill="bfbfbf"/>
               </w:rPr>
@@ -18214,15 +18273,15 @@
           <w:tcPr/>
           <w:p>
             <w:pPr>
-              <w:spacing w:before="0" w:after="0" w:line="240" w:lineRule="auto"/>
+              <w:spacing w:before="0" w:after="0" w:line="260" w:lineRule="auto"/>
               <w:jc w:val="both"/>
               <w:rPr/>
             </w:pPr>
             <w:r>
               <w:rPr>
                 <w:rFonts w:ascii="Georgia" w:cs="Georgia" w:eastAsia="Georgia" w:hAnsi="Georgia"/>
-                <w:sz w:val="20"/>
-                <w:szCs w:val="20"/>
+                <w:sz w:val="18"/>
+                <w:szCs w:val="18"/>
                 <w:rtl w:val="0"/>
               </w:rPr>
               <w:t xml:space="preserve">Causal Claim [C]</w:t>
@@ -18230,8 +18289,8 @@
             <w:r>
               <w:rPr>
                 <w:rtl w:val="0"/>
-                <w:sz w:val="20"/>
-                <w:szCs w:val="20"/>
+                <w:sz w:val="18"/>
+                <w:szCs w:val="18"/>
                 <w:rFonts w:ascii="Georgia" w:hAnsi="Georgia"/>
               </w:rPr>
             </w:r>
@@ -18241,15 +18300,15 @@
           <w:tcPr/>
           <w:p>
             <w:pPr>
-              <w:spacing w:before="0" w:after="0" w:line="240" w:lineRule="auto"/>
+              <w:spacing w:before="0" w:after="0" w:line="260" w:lineRule="auto"/>
               <w:jc w:val="both"/>
               <w:rPr/>
             </w:pPr>
             <w:r>
               <w:rPr>
                 <w:rFonts w:ascii="Georgia" w:cs="Georgia" w:eastAsia="Georgia" w:hAnsi="Georgia"/>
-                <w:sz w:val="20"/>
-                <w:szCs w:val="20"/>
+                <w:sz w:val="18"/>
+                <w:szCs w:val="18"/>
                 <w:rtl w:val="0"/>
               </w:rPr>
               <w:t xml:space="preserve">Cause–effect stated as established.</w:t>
@@ -18257,8 +18316,8 @@
             <w:r>
               <w:rPr>
                 <w:rtl w:val="0"/>
-                <w:sz w:val="20"/>
-                <w:szCs w:val="20"/>
+                <w:sz w:val="18"/>
+                <w:szCs w:val="18"/>
                 <w:rFonts w:ascii="Georgia" w:hAnsi="Georgia"/>
               </w:rPr>
             </w:r>
@@ -18268,32 +18327,32 @@
           <w:tcPr/>
           <w:p>
             <w:pPr>
-              <w:spacing w:before="0" w:after="0" w:line="240" w:lineRule="auto"/>
+              <w:spacing w:before="0" w:after="0" w:line="260" w:lineRule="auto"/>
               <w:jc w:val="both"/>
               <w:rPr/>
             </w:pPr>
             <w:r>
               <w:rPr>
-                <w:rFonts w:ascii="Georgia" w:hAnsi="Georgia" w:cs="Georgia" w:eastAsia="Georgia"/>
-                <w:sz w:val="20"/>
-                <w:szCs w:val="20"/>
+                <w:rFonts w:ascii="Georgia" w:hAnsi="Georgia"/>
+                <w:sz w:val="18"/>
+                <w:szCs w:val="18"/>
               </w:rPr>
               <w:t xml:space="preserve">“Extracts </w:t>
             </w:r>
             <w:r>
               <w:rPr>
-                <w:rFonts w:ascii="Georgia" w:hAnsi="Georgia" w:cs="Georgia" w:eastAsia="Georgia"/>
-                <w:sz w:val="20"/>
-                <w:szCs w:val="20"/>
+                <w:rFonts w:ascii="Georgia" w:hAnsi="Georgia"/>
+                <w:sz w:val="18"/>
+                <w:szCs w:val="18"/>
                 <w:shd w:val="clear" w:color="auto" w:fill="bfbfbf"/>
               </w:rPr>
               <w:t xml:space="preserve">produce</w:t>
             </w:r>
             <w:r>
               <w:rPr>
-                <w:rFonts w:ascii="Georgia" w:hAnsi="Georgia" w:cs="Georgia" w:eastAsia="Georgia"/>
-                <w:sz w:val="20"/>
-                <w:szCs w:val="20"/>
+                <w:rFonts w:ascii="Georgia" w:hAnsi="Georgia"/>
+                <w:sz w:val="18"/>
+                <w:szCs w:val="18"/>
               </w:rPr>
               <w:t xml:space="preserve"> [C] comparable staining because they contain similar compounds.”</w:t>
             </w:r>
@@ -18303,7 +18362,7 @@
     </w:tbl>
     <w:p>
       <w:pPr>
-        <w:spacing w:before="48" w:after="20" w:line="276" w:lineRule="auto"/>
+        <w:spacing w:before="40" w:after="14" w:line="360" w:lineRule="auto"/>
         <w:jc w:val="left"/>
         <w:rPr/>
       </w:pPr>
@@ -18314,8 +18373,8 @@
           <w:bCs w:val="1"/>
           <w:i w:val="0"/>
           <w:iCs w:val="0"/>
-          <w:sz w:val="24"/>
-          <w:szCs w:val="24"/>
+          <w:sz w:val="22"/>
+          <w:szCs w:val="22"/>
           <w:rtl w:val="0"/>
         </w:rPr>
         <w:t>CODING SHEET COLUMNS</w:t>
@@ -18323,21 +18382,21 @@
       <w:r>
         <w:rPr>
           <w:rtl w:val="0"/>
-          <w:sz w:val="24"/>
-          <w:szCs w:val="24"/>
+          <w:sz w:val="22"/>
+          <w:szCs w:val="22"/>
         </w:rPr>
       </w:r>
     </w:p>
     <w:tbl>
       <w:tblPr>
         <w:tblStyle w:val="Table14"/>
-        <w:tblW w:w="8304.0" w:type="dxa"/>
+        <w:tblW w:w="8304" w:type="dxa"/>
         <w:jc w:val="left"/>
-        <w:tblInd w:w="-40.0" w:type="dxa"/>
+        <w:tblInd w:w="-40" w:type="dxa"/>
         <w:tblBorders>
-          <w:top w:color="000000" w:space="0" w:sz="18" w:val="single"/>
+          <w:top w:color="000000" w:space="0" w:sz="4" w:val="single"/>
           <w:left w:color="000000" w:space="0" w:sz="0" w:val="nil"/>
-          <w:bottom w:color="000000" w:space="0" w:sz="18" w:val="single"/>
+          <w:bottom w:color="000000" w:space="0" w:sz="4" w:val="single"/>
           <w:right w:color="000000" w:space="0" w:sz="0" w:val="nil"/>
           <w:insideH w:color="000000" w:space="0" w:sz="0" w:val="nil"/>
           <w:insideV w:color="000000" w:space="0" w:sz="0" w:val="nil"/>
@@ -18365,6 +18424,7 @@
       </w:tblGrid>
       <w:tr>
         <w:trPr>
+          <w:cantSplit/>
           <w:tblHeader/>
         </w:trPr>
         <w:tc>
@@ -18376,7 +18436,7 @@
           </w:tcPr>
           <w:p>
             <w:pPr>
-              <w:spacing w:before="0" w:after="0" w:line="240" w:lineRule="auto"/>
+              <w:spacing w:before="0" w:after="0" w:line="260" w:lineRule="auto"/>
               <w:jc w:val="both"/>
               <w:rPr/>
             </w:pPr>
@@ -18410,7 +18470,7 @@
           </w:tcPr>
           <w:p>
             <w:pPr>
-              <w:spacing w:before="0" w:after="0" w:line="240" w:lineRule="auto"/>
+              <w:spacing w:before="0" w:after="0" w:line="260" w:lineRule="auto"/>
               <w:jc w:val="both"/>
               <w:rPr/>
             </w:pPr>
@@ -18444,7 +18504,7 @@
           </w:tcPr>
           <w:p>
             <w:pPr>
-              <w:spacing w:before="0" w:after="0" w:line="240" w:lineRule="auto"/>
+              <w:spacing w:before="0" w:after="0" w:line="260" w:lineRule="auto"/>
               <w:jc w:val="both"/>
               <w:rPr/>
             </w:pPr>
@@ -18478,7 +18538,7 @@
           </w:tcPr>
           <w:p>
             <w:pPr>
-              <w:spacing w:before="0" w:after="0" w:line="240" w:lineRule="auto"/>
+              <w:spacing w:before="0" w:after="0" w:line="260" w:lineRule="auto"/>
               <w:jc w:val="both"/>
               <w:rPr/>
             </w:pPr>
@@ -18512,7 +18572,7 @@
           </w:tcPr>
           <w:p>
             <w:pPr>
-              <w:spacing w:before="0" w:after="0" w:line="240" w:lineRule="auto"/>
+              <w:spacing w:before="0" w:after="0" w:line="260" w:lineRule="auto"/>
               <w:jc w:val="both"/>
               <w:rPr/>
             </w:pPr>
@@ -18546,7 +18606,7 @@
           </w:tcPr>
           <w:p>
             <w:pPr>
-              <w:spacing w:before="0" w:after="0" w:line="240" w:lineRule="auto"/>
+              <w:spacing w:before="0" w:after="0" w:line="260" w:lineRule="auto"/>
               <w:jc w:val="both"/>
               <w:rPr/>
             </w:pPr>
@@ -18573,12 +18633,14 @@
         </w:tc>
       </w:tr>
       <w:tr>
-        <w:trPr/>
+        <w:trPr>
+          <w:cantSplit/>
+        </w:trPr>
         <w:tc>
           <w:tcPr/>
           <w:p>
             <w:pPr>
-              <w:spacing w:before="0" w:after="0" w:line="240" w:lineRule="auto"/>
+              <w:spacing w:before="0" w:after="0" w:line="260" w:lineRule="auto"/>
               <w:jc w:val="left"/>
               <w:rPr/>
             </w:pPr>
@@ -18605,7 +18667,7 @@
           <w:tcPr/>
           <w:p>
             <w:pPr>
-              <w:spacing w:before="0" w:after="0" w:line="240" w:lineRule="auto"/>
+              <w:spacing w:before="0" w:after="0" w:line="260" w:lineRule="auto"/>
               <w:jc w:val="left"/>
               <w:rPr/>
             </w:pPr>
@@ -18632,7 +18694,7 @@
           <w:tcPr/>
           <w:p>
             <w:pPr>
-              <w:spacing w:before="0" w:after="0" w:line="240" w:lineRule="auto"/>
+              <w:spacing w:before="0" w:after="0" w:line="260" w:lineRule="auto"/>
               <w:jc w:val="left"/>
               <w:rPr/>
             </w:pPr>
@@ -18659,7 +18721,7 @@
           <w:tcPr/>
           <w:p>
             <w:pPr>
-              <w:spacing w:before="0" w:after="0" w:line="240" w:lineRule="auto"/>
+              <w:spacing w:before="0" w:after="0" w:line="260" w:lineRule="auto"/>
               <w:jc w:val="left"/>
               <w:rPr/>
             </w:pPr>
@@ -18686,7 +18748,7 @@
           <w:tcPr/>
           <w:p>
             <w:pPr>
-              <w:spacing w:before="0" w:after="0" w:line="240" w:lineRule="auto"/>
+              <w:spacing w:before="0" w:after="0" w:line="260" w:lineRule="auto"/>
               <w:jc w:val="left"/>
               <w:rPr/>
             </w:pPr>
@@ -18713,7 +18775,7 @@
           <w:tcPr/>
           <w:p>
             <w:pPr>
-              <w:spacing w:before="0" w:after="0" w:line="240" w:lineRule="auto"/>
+              <w:spacing w:before="0" w:after="0" w:line="260" w:lineRule="auto"/>
               <w:jc w:val="left"/>
               <w:rPr/>
             </w:pPr>
@@ -18741,13 +18803,13 @@
     <w:tbl>
       <w:tblPr>
         <w:tblStyle w:val="Table13"/>
-        <w:tblW w:w="8304.0" w:type="dxa"/>
+        <w:tblW w:w="8304" w:type="dxa"/>
         <w:jc w:val="left"/>
-        <w:tblInd w:w="-40.0" w:type="dxa"/>
+        <w:tblInd w:w="-40" w:type="dxa"/>
         <w:tblBorders>
-          <w:top w:color="000000" w:space="0" w:sz="18" w:val="single"/>
+          <w:top w:color="000000" w:space="0" w:sz="4" w:val="single"/>
           <w:left w:color="000000" w:space="0" w:sz="0" w:val="nil"/>
-          <w:bottom w:color="000000" w:space="0" w:sz="18" w:val="single"/>
+          <w:bottom w:color="000000" w:space="0" w:sz="4" w:val="single"/>
           <w:right w:color="000000" w:space="0" w:sz="0" w:val="nil"/>
           <w:insideH w:color="000000" w:space="0" w:sz="0" w:val="nil"/>
           <w:insideV w:color="000000" w:space="0" w:sz="0" w:val="nil"/>
@@ -18775,6 +18837,7 @@
       </w:tblGrid>
       <w:tr>
         <w:trPr>
+          <w:cantSplit/>
           <w:tblHeader/>
         </w:trPr>
         <w:tc>
@@ -18786,7 +18849,7 @@
           </w:tcPr>
           <w:p>
             <w:pPr>
-              <w:spacing w:before="0" w:after="0" w:line="240" w:lineRule="auto"/>
+              <w:spacing w:before="0" w:after="0" w:line="260" w:lineRule="auto"/>
               <w:jc w:val="both"/>
               <w:rPr/>
             </w:pPr>
@@ -18820,7 +18883,7 @@
           </w:tcPr>
           <w:p>
             <w:pPr>
-              <w:spacing w:before="0" w:after="0" w:line="240" w:lineRule="auto"/>
+              <w:spacing w:before="0" w:after="0" w:line="260" w:lineRule="auto"/>
               <w:jc w:val="both"/>
               <w:rPr/>
             </w:pPr>
@@ -18854,7 +18917,7 @@
           </w:tcPr>
           <w:p>
             <w:pPr>
-              <w:spacing w:before="0" w:after="0" w:line="240" w:lineRule="auto"/>
+              <w:spacing w:before="0" w:after="0" w:line="260" w:lineRule="auto"/>
               <w:jc w:val="both"/>
               <w:rPr/>
             </w:pPr>
@@ -18888,7 +18951,7 @@
           </w:tcPr>
           <w:p>
             <w:pPr>
-              <w:spacing w:before="0" w:after="0" w:line="240" w:lineRule="auto"/>
+              <w:spacing w:before="0" w:after="0" w:line="260" w:lineRule="auto"/>
               <w:jc w:val="both"/>
               <w:rPr/>
             </w:pPr>
@@ -18922,7 +18985,7 @@
           </w:tcPr>
           <w:p>
             <w:pPr>
-              <w:spacing w:before="0" w:after="0" w:line="240" w:lineRule="auto"/>
+              <w:spacing w:before="0" w:after="0" w:line="260" w:lineRule="auto"/>
               <w:jc w:val="both"/>
               <w:rPr/>
             </w:pPr>
@@ -18956,7 +19019,7 @@
           </w:tcPr>
           <w:p>
             <w:pPr>
-              <w:spacing w:before="0" w:after="0" w:line="240" w:lineRule="auto"/>
+              <w:spacing w:before="0" w:after="0" w:line="260" w:lineRule="auto"/>
               <w:jc w:val="both"/>
               <w:rPr/>
             </w:pPr>
@@ -18983,12 +19046,14 @@
         </w:tc>
       </w:tr>
       <w:tr>
-        <w:trPr/>
+        <w:trPr>
+          <w:cantSplit/>
+        </w:trPr>
         <w:tc>
           <w:tcPr/>
           <w:p>
             <w:pPr>
-              <w:spacing w:before="0" w:after="0" w:line="240" w:lineRule="auto"/>
+              <w:spacing w:before="0" w:after="0" w:line="260" w:lineRule="auto"/>
               <w:jc w:val="left"/>
               <w:rPr/>
             </w:pPr>
@@ -19015,7 +19080,7 @@
           <w:tcPr/>
           <w:p>
             <w:pPr>
-              <w:spacing w:before="0" w:after="0" w:line="240" w:lineRule="auto"/>
+              <w:spacing w:before="0" w:after="0" w:line="260" w:lineRule="auto"/>
               <w:jc w:val="left"/>
               <w:rPr/>
             </w:pPr>
@@ -19042,7 +19107,7 @@
           <w:tcPr/>
           <w:p>
             <w:pPr>
-              <w:spacing w:before="0" w:after="0" w:line="240" w:lineRule="auto"/>
+              <w:spacing w:before="0" w:after="0" w:line="260" w:lineRule="auto"/>
               <w:jc w:val="left"/>
               <w:rPr/>
             </w:pPr>
@@ -19069,7 +19134,7 @@
           <w:tcPr/>
           <w:p>
             <w:pPr>
-              <w:spacing w:before="0" w:after="0" w:line="240" w:lineRule="auto"/>
+              <w:spacing w:before="0" w:after="0" w:line="260" w:lineRule="auto"/>
               <w:jc w:val="left"/>
               <w:rPr/>
             </w:pPr>
@@ -19096,7 +19161,7 @@
           <w:tcPr/>
           <w:p>
             <w:pPr>
-              <w:spacing w:before="0" w:after="0" w:line="240" w:lineRule="auto"/>
+              <w:spacing w:before="0" w:after="0" w:line="260" w:lineRule="auto"/>
               <w:jc w:val="left"/>
               <w:rPr/>
             </w:pPr>
@@ -19123,7 +19188,7 @@
           <w:tcPr/>
           <w:p>
             <w:pPr>
-              <w:spacing w:before="0" w:after="0" w:line="240" w:lineRule="auto"/>
+              <w:spacing w:before="0" w:after="0" w:line="260" w:lineRule="auto"/>
               <w:jc w:val="left"/>
               <w:rPr/>
             </w:pPr>
@@ -19151,13 +19216,13 @@
     <w:tbl>
       <w:tblPr>
         <w:tblStyle w:val="Table12"/>
-        <w:tblW w:w="8303.999999999998" w:type="dxa"/>
+        <w:tblW w:w="8303" w:type="dxa"/>
         <w:jc w:val="left"/>
-        <w:tblInd w:w="-40.0" w:type="dxa"/>
+        <w:tblInd w:w="-40" w:type="dxa"/>
         <w:tblBorders>
-          <w:top w:color="000000" w:space="0" w:sz="18" w:val="single"/>
+          <w:top w:color="000000" w:space="0" w:sz="4" w:val="single"/>
           <w:left w:color="000000" w:space="0" w:sz="0" w:val="nil"/>
-          <w:bottom w:color="000000" w:space="0" w:sz="18" w:val="single"/>
+          <w:bottom w:color="000000" w:space="0" w:sz="4" w:val="single"/>
           <w:right w:color="000000" w:space="0" w:sz="0" w:val="nil"/>
           <w:insideH w:color="000000" w:space="0" w:sz="0" w:val="nil"/>
           <w:insideV w:color="000000" w:space="0" w:sz="0" w:val="nil"/>
@@ -19189,6 +19254,7 @@
       </w:tblGrid>
       <w:tr>
         <w:trPr>
+          <w:cantSplit/>
           <w:tblHeader/>
         </w:trPr>
         <w:tc>
@@ -19200,7 +19266,7 @@
           </w:tcPr>
           <w:p>
             <w:pPr>
-              <w:spacing w:before="0" w:after="0" w:line="240" w:lineRule="auto"/>
+              <w:spacing w:before="0" w:after="0" w:line="260" w:lineRule="auto"/>
               <w:jc w:val="both"/>
               <w:rPr/>
             </w:pPr>
@@ -19234,7 +19300,7 @@
           </w:tcPr>
           <w:p>
             <w:pPr>
-              <w:spacing w:before="0" w:after="0" w:line="240" w:lineRule="auto"/>
+              <w:spacing w:before="0" w:after="0" w:line="260" w:lineRule="auto"/>
               <w:jc w:val="both"/>
               <w:rPr/>
             </w:pPr>
@@ -19268,7 +19334,7 @@
           </w:tcPr>
           <w:p>
             <w:pPr>
-              <w:spacing w:before="0" w:after="0" w:line="240" w:lineRule="auto"/>
+              <w:spacing w:before="0" w:after="0" w:line="260" w:lineRule="auto"/>
               <w:jc w:val="both"/>
               <w:rPr/>
             </w:pPr>
@@ -19302,7 +19368,7 @@
           </w:tcPr>
           <w:p>
             <w:pPr>
-              <w:spacing w:before="0" w:after="0" w:line="240" w:lineRule="auto"/>
+              <w:spacing w:before="0" w:after="0" w:line="260" w:lineRule="auto"/>
               <w:jc w:val="both"/>
               <w:rPr/>
             </w:pPr>
@@ -19336,7 +19402,7 @@
           </w:tcPr>
           <w:p>
             <w:pPr>
-              <w:spacing w:before="0" w:after="0" w:line="240" w:lineRule="auto"/>
+              <w:spacing w:before="0" w:after="0" w:line="260" w:lineRule="auto"/>
               <w:jc w:val="both"/>
               <w:rPr/>
             </w:pPr>
@@ -19370,7 +19436,7 @@
           </w:tcPr>
           <w:p>
             <w:pPr>
-              <w:spacing w:before="0" w:after="0" w:line="240" w:lineRule="auto"/>
+              <w:spacing w:before="0" w:after="0" w:line="260" w:lineRule="auto"/>
               <w:jc w:val="both"/>
               <w:rPr/>
             </w:pPr>
@@ -19404,7 +19470,7 @@
           </w:tcPr>
           <w:p>
             <w:pPr>
-              <w:spacing w:before="0" w:after="0" w:line="240" w:lineRule="auto"/>
+              <w:spacing w:before="0" w:after="0" w:line="260" w:lineRule="auto"/>
               <w:jc w:val="both"/>
               <w:rPr/>
             </w:pPr>
@@ -19438,7 +19504,7 @@
           </w:tcPr>
           <w:p>
             <w:pPr>
-              <w:spacing w:before="0" w:after="0" w:line="240" w:lineRule="auto"/>
+              <w:spacing w:before="0" w:after="0" w:line="260" w:lineRule="auto"/>
               <w:jc w:val="both"/>
               <w:rPr/>
             </w:pPr>
@@ -19465,12 +19531,14 @@
         </w:tc>
       </w:tr>
       <w:tr>
-        <w:trPr/>
+        <w:trPr>
+          <w:cantSplit/>
+        </w:trPr>
         <w:tc>
           <w:tcPr/>
           <w:p>
             <w:pPr>
-              <w:spacing w:before="0" w:after="0" w:line="240" w:lineRule="auto"/>
+              <w:spacing w:before="0" w:after="0" w:line="260" w:lineRule="auto"/>
               <w:jc w:val="left"/>
               <w:rPr/>
             </w:pPr>
@@ -19497,7 +19565,7 @@
           <w:tcPr/>
           <w:p>
             <w:pPr>
-              <w:spacing w:before="0" w:after="0" w:line="240" w:lineRule="auto"/>
+              <w:spacing w:before="0" w:after="0" w:line="260" w:lineRule="auto"/>
               <w:jc w:val="left"/>
               <w:rPr/>
             </w:pPr>
@@ -19524,7 +19592,7 @@
           <w:tcPr/>
           <w:p>
             <w:pPr>
-              <w:spacing w:before="0" w:after="0" w:line="240" w:lineRule="auto"/>
+              <w:spacing w:before="0" w:after="0" w:line="260" w:lineRule="auto"/>
               <w:jc w:val="left"/>
               <w:rPr/>
             </w:pPr>
@@ -19551,7 +19619,7 @@
           <w:tcPr/>
           <w:p>
             <w:pPr>
-              <w:spacing w:before="0" w:after="0" w:line="240" w:lineRule="auto"/>
+              <w:spacing w:before="0" w:after="0" w:line="260" w:lineRule="auto"/>
               <w:jc w:val="left"/>
               <w:rPr/>
             </w:pPr>
@@ -19578,7 +19646,7 @@
           <w:tcPr/>
           <w:p>
             <w:pPr>
-              <w:spacing w:before="0" w:after="0" w:line="240" w:lineRule="auto"/>
+              <w:spacing w:before="0" w:after="0" w:line="260" w:lineRule="auto"/>
               <w:jc w:val="left"/>
               <w:rPr/>
             </w:pPr>
@@ -19605,7 +19673,7 @@
           <w:tcPr/>
           <w:p>
             <w:pPr>
-              <w:spacing w:before="0" w:after="0" w:line="240" w:lineRule="auto"/>
+              <w:spacing w:before="0" w:after="0" w:line="260" w:lineRule="auto"/>
               <w:jc w:val="left"/>
               <w:rPr/>
             </w:pPr>
@@ -19632,7 +19700,7 @@
           <w:tcPr/>
           <w:p>
             <w:pPr>
-              <w:spacing w:before="0" w:after="0" w:line="240" w:lineRule="auto"/>
+              <w:spacing w:before="0" w:after="0" w:line="260" w:lineRule="auto"/>
               <w:jc w:val="left"/>
               <w:rPr/>
             </w:pPr>
@@ -19659,7 +19727,7 @@
           <w:tcPr/>
           <w:p>
             <w:pPr>
-              <w:spacing w:before="0" w:after="0" w:line="240" w:lineRule="auto"/>
+              <w:spacing w:before="0" w:after="0" w:line="260" w:lineRule="auto"/>
               <w:jc w:val="left"/>
               <w:rPr/>
             </w:pPr>
@@ -19686,7 +19754,7 @@
     </w:tbl>
     <w:p>
       <w:pPr>
-        <w:spacing w:before="0" w:after="40" w:line="276" w:lineRule="auto"/>
+        <w:spacing w:before="0" w:after="8" w:line="360" w:lineRule="auto"/>
         <w:ind w:firstLine="720"/>
         <w:jc w:val="both"/>
         <w:rPr/>
@@ -19698,8 +19766,8 @@
           <w:bCs w:val="0"/>
           <w:i w:val="0"/>
           <w:iCs w:val="0"/>
-          <w:sz w:val="22"/>
-          <w:szCs w:val="22"/>
+          <w:sz w:val="20"/>
+          <w:szCs w:val="20"/>
           <w:rtl w:val="0"/>
         </w:rPr>
         <w:t>• Highlighted abstract = primary record. Spreadsheet = tallying and analysis only.</w:t>
@@ -19707,14 +19775,14 @@
       <w:r>
         <w:rPr>
           <w:rtl w:val="0"/>
-          <w:sz w:val="22"/>
-          <w:szCs w:val="22"/>
-        </w:rPr>
-      </w:r>
-    </w:p>
-    <w:p>
-      <w:pPr>
-        <w:spacing w:before="0" w:after="40" w:line="276" w:lineRule="auto"/>
+          <w:sz w:val="20"/>
+          <w:szCs w:val="20"/>
+        </w:rPr>
+      </w:r>
+    </w:p>
+    <w:p>
+      <w:pPr>
+        <w:spacing w:before="0" w:after="8" w:line="360" w:lineRule="auto"/>
         <w:ind w:firstLine="720"/>
         <w:jc w:val="both"/>
         <w:rPr/>
@@ -19727,8 +19795,8 @@
           <w:i w:val="1"/>
           <w:iCs w:val="1"/>
           <w:color w:val="000000"/>
-          <w:sz w:val="22"/>
-          <w:szCs w:val="22"/>
+          <w:sz w:val="20"/>
+          <w:szCs w:val="20"/>
           <w:rtl w:val="0"/>
         </w:rPr>
         <w:t>• Codes: Acs1–Acs10, Aas1–Aas10 (Agriculture). VM1–VM20. B1–B20 (Biology).</w:t>
@@ -19736,14 +19804,14 @@
       <w:r>
         <w:rPr>
           <w:rtl w:val="0"/>
-          <w:sz w:val="22"/>
-          <w:szCs w:val="22"/>
-        </w:rPr>
-      </w:r>
-    </w:p>
-    <w:p>
-      <w:pPr>
-        <w:spacing w:before="0" w:after="40" w:line="276" w:lineRule="auto"/>
+          <w:sz w:val="20"/>
+          <w:szCs w:val="20"/>
+        </w:rPr>
+      </w:r>
+    </w:p>
+    <w:p>
+      <w:pPr>
+        <w:spacing w:before="0" w:after="8" w:line="360" w:lineRule="auto"/>
         <w:ind w:firstLine="720"/>
         <w:jc w:val="both"/>
         <w:rPr/>
@@ -19756,8 +19824,8 @@
           <w:i w:val="1"/>
           <w:iCs w:val="1"/>
           <w:color w:val="000000"/>
-          <w:sz w:val="22"/>
-          <w:szCs w:val="22"/>
+          <w:sz w:val="20"/>
+          <w:szCs w:val="20"/>
           <w:rtl w:val="0"/>
         </w:rPr>
         <w:t>• Unhedged rows separate from hedge tallies. [G]/[C] only for warranted-but-absent caution.</w:t>
@@ -19765,14 +19833,14 @@
       <w:r>
         <w:rPr>
           <w:rtl w:val="0"/>
-          <w:sz w:val="22"/>
-          <w:szCs w:val="22"/>
-        </w:rPr>
-      </w:r>
-    </w:p>
-    <w:p>
-      <w:pPr>
-        <w:spacing w:before="0" w:after="40" w:line="276" w:lineRule="auto"/>
+          <w:sz w:val="20"/>
+          <w:szCs w:val="20"/>
+        </w:rPr>
+      </w:r>
+    </w:p>
+    <w:p>
+      <w:pPr>
+        <w:spacing w:before="0" w:after="8" w:line="360" w:lineRule="auto"/>
         <w:jc w:val="left"/>
         <w:rPr/>
       </w:pPr>
@@ -19783,8 +19851,8 @@
           <w:bCs w:val="0"/>
           <w:i w:val="1"/>
           <w:iCs w:val="1"/>
-          <w:sz w:val="22"/>
-          <w:szCs w:val="22"/>
+          <w:sz w:val="20"/>
+          <w:szCs w:val="20"/>
           <w:rtl w:val="0"/>
         </w:rPr>
         <w:t>• Optional Rejected Candidates tab for FP traceability.</w:t>
@@ -19792,26 +19860,14 @@
       <w:r>
         <w:rPr>
           <w:rtl w:val="0"/>
-          <w:sz w:val="22"/>
-          <w:szCs w:val="22"/>
-        </w:rPr>
-      </w:r>
-    </w:p>
-    <w:p>
-      <w:pPr>
-        <w:spacing w:line="276" w:lineRule="auto" w:before="0" w:after="40"/>
-      </w:pPr>
-      <w:r>
-        <w:rPr>
-          <w:sz w:val="22"/>
-          <w:szCs w:val="22"/>
-        </w:rPr>
-        <w:br w:type="page"/>
-      </w:r>
-    </w:p>
-    <w:p>
-      <w:pPr>
-        <w:spacing w:before="120" w:after="0" w:line="480" w:lineRule="auto"/>
+          <w:sz w:val="20"/>
+          <w:szCs w:val="20"/>
+        </w:rPr>
+      </w:r>
+    </w:p>
+    <w:p>
+      <w:pPr>
+        <w:spacing w:before="120" w:after="0" w:line="456" w:lineRule="auto"/>
         <w:jc w:val="left"/>
         <w:rPr/>
       </w:pPr>
@@ -19838,7 +19894,7 @@
     </w:p>
     <w:p>
       <w:pPr>
-        <w:spacing w:before="0" w:after="0" w:line="480" w:lineRule="auto"/>
+        <w:spacing w:before="0" w:after="0" w:line="456" w:lineRule="auto"/>
         <w:ind w:firstLine="720"/>
         <w:jc w:val="both"/>
         <w:rPr/>
@@ -19862,7 +19918,7 @@
     </w:p>
     <w:p>
       <w:pPr>
-        <w:spacing w:before="120" w:after="0" w:line="480" w:lineRule="auto"/>
+        <w:spacing w:before="120" w:after="0" w:line="456" w:lineRule="auto"/>
         <w:jc w:val="left"/>
         <w:rPr/>
       </w:pPr>
@@ -19885,7 +19941,7 @@
     </w:p>
     <w:p>
       <w:pPr>
-        <w:spacing w:before="0" w:after="0" w:line="480" w:lineRule="auto"/>
+        <w:spacing w:before="0" w:after="0" w:line="456" w:lineRule="auto"/>
         <w:ind w:firstLine="720"/>
         <w:jc w:val="both"/>
         <w:rPr/>
@@ -19911,7 +19967,7 @@
     </w:p>
     <w:p>
       <w:pPr>
-        <w:spacing w:before="0" w:after="0" w:line="480" w:lineRule="auto"/>
+        <w:spacing w:before="0" w:after="0" w:line="456" w:lineRule="auto"/>
         <w:ind w:firstLine="720"/>
         <w:jc w:val="both"/>
         <w:rPr/>
@@ -19937,7 +19993,7 @@
     </w:p>
     <w:p>
       <w:pPr>
-        <w:spacing w:before="0" w:after="0" w:line="480" w:lineRule="auto"/>
+        <w:spacing w:before="0" w:after="0" w:line="456" w:lineRule="auto"/>
         <w:ind w:firstLine="720"/>
         <w:jc w:val="both"/>
         <w:rPr/>
@@ -19965,7 +20021,7 @@
     </w:p>
     <w:p>
       <w:pPr>
-        <w:spacing w:before="0" w:after="0" w:line="480" w:lineRule="auto"/>
+        <w:spacing w:before="0" w:after="0" w:line="456" w:lineRule="auto"/>
         <w:ind w:firstLine="720"/>
         <w:jc w:val="both"/>
         <w:rPr/>
@@ -19991,7 +20047,7 @@
     </w:p>
     <w:p>
       <w:pPr>
-        <w:spacing w:before="0" w:after="0" w:line="480" w:lineRule="auto"/>
+        <w:spacing w:before="0" w:after="0" w:line="456" w:lineRule="auto"/>
         <w:ind w:firstLine="720"/>
         <w:jc w:val="both"/>
         <w:rPr/>
@@ -20030,7 +20086,7 @@
     </w:p>
     <w:p>
       <w:pPr>
-        <w:spacing w:before="120" w:after="0" w:line="480" w:lineRule="auto"/>
+        <w:spacing w:before="120" w:after="0" w:line="456" w:lineRule="auto"/>
         <w:jc w:val="left"/>
         <w:rPr/>
       </w:pPr>
@@ -20057,7 +20113,7 @@
     </w:p>
     <w:p>
       <w:pPr>
-        <w:spacing w:before="0" w:after="0" w:line="480" w:lineRule="auto"/>
+        <w:spacing w:before="0" w:after="0" w:line="456" w:lineRule="auto"/>
         <w:ind w:firstLine="720"/>
         <w:jc w:val="both"/>
         <w:rPr/>
@@ -20083,7 +20139,7 @@
     </w:p>
     <w:p>
       <w:pPr>
-        <w:spacing w:before="0" w:after="0" w:line="480" w:lineRule="auto"/>
+        <w:spacing w:before="0" w:after="0" w:line="456" w:lineRule="auto"/>
         <w:ind w:firstLine="720"/>
         <w:jc w:val="both"/>
         <w:rPr/>
@@ -20111,7 +20167,7 @@
     </w:p>
     <w:p>
       <w:pPr>
-        <w:spacing w:before="0" w:after="0" w:line="480" w:lineRule="auto"/>
+        <w:spacing w:before="0" w:after="0" w:line="456" w:lineRule="auto"/>
         <w:ind w:firstLine="720"/>
         <w:jc w:val="both"/>
         <w:rPr/>
@@ -20137,7 +20193,7 @@
     </w:p>
     <w:p>
       <w:pPr>
-        <w:spacing w:before="0" w:after="0" w:line="480" w:lineRule="auto"/>
+        <w:spacing w:before="0" w:after="0" w:line="456" w:lineRule="auto"/>
         <w:ind w:firstLine="720"/>
         <w:jc w:val="both"/>
         <w:rPr/>
@@ -20165,7 +20221,7 @@
     </w:p>
     <w:p>
       <w:pPr>
-        <w:spacing w:before="0" w:after="0" w:line="480" w:lineRule="auto"/>
+        <w:spacing w:before="0" w:after="0" w:line="456" w:lineRule="auto"/>
         <w:jc w:val="both"/>
         <w:rPr/>
       </w:pPr>
@@ -20192,7 +20248,7 @@
     </w:p>
     <w:p>
       <w:pPr>
-        <w:spacing w:before="0" w:after="0" w:line="480" w:lineRule="auto"/>
+        <w:spacing w:before="0" w:after="0" w:line="456" w:lineRule="auto"/>
         <w:jc w:val="both"/>
         <w:rPr/>
       </w:pPr>
@@ -20219,7 +20275,7 @@
     </w:p>
     <w:p>
       <w:pPr>
-        <w:spacing w:before="0" w:after="0" w:line="480" w:lineRule="auto"/>
+        <w:spacing w:before="0" w:after="0" w:line="456" w:lineRule="auto"/>
         <w:ind w:firstLine="720"/>
         <w:jc w:val="both"/>
         <w:rPr/>
@@ -20260,7 +20316,7 @@
     </w:p>
     <w:p>
       <w:pPr>
-        <w:spacing w:before="120" w:after="0" w:line="480" w:lineRule="auto"/>
+        <w:spacing w:before="120" w:after="0" w:line="456" w:lineRule="auto"/>
         <w:jc w:val="left"/>
         <w:rPr/>
       </w:pPr>
@@ -20287,7 +20343,7 @@
     </w:p>
     <w:p>
       <w:pPr>
-        <w:spacing w:before="0" w:after="0" w:line="480" w:lineRule="auto"/>
+        <w:spacing w:before="0" w:after="0" w:line="456" w:lineRule="auto"/>
         <w:ind w:firstLine="720"/>
         <w:jc w:val="both"/>
         <w:rPr/>
@@ -20313,7 +20369,7 @@
     </w:p>
     <w:p>
       <w:pPr>
-        <w:spacing w:before="0" w:after="0" w:line="480" w:lineRule="auto"/>
+        <w:spacing w:before="0" w:after="0" w:line="456" w:lineRule="auto"/>
         <w:ind w:firstLine="720"/>
         <w:jc w:val="both"/>
         <w:rPr/>
@@ -20339,7 +20395,7 @@
     </w:p>
     <w:p>
       <w:pPr>
-        <w:spacing w:before="0" w:after="0" w:line="480" w:lineRule="auto"/>
+        <w:spacing w:before="0" w:after="0" w:line="456" w:lineRule="auto"/>
         <w:ind w:firstLine="720"/>
         <w:jc w:val="both"/>
         <w:rPr/>
@@ -20367,7 +20423,7 @@
     </w:p>
     <w:p>
       <w:pPr>
-        <w:spacing w:before="0" w:after="0" w:line="480" w:lineRule="auto"/>
+        <w:spacing w:before="0" w:after="0" w:line="456" w:lineRule="auto"/>
         <w:ind w:firstLine="720"/>
         <w:jc w:val="both"/>
         <w:rPr/>
@@ -20393,7 +20449,7 @@
     </w:p>
     <w:p>
       <w:pPr>
-        <w:spacing w:before="0" w:after="0" w:line="480" w:lineRule="auto"/>
+        <w:spacing w:before="0" w:after="0" w:line="456" w:lineRule="auto"/>
         <w:ind w:firstLine="720"/>
         <w:jc w:val="both"/>
         <w:rPr/>
@@ -20434,7 +20490,7 @@
     </w:p>
     <w:p>
       <w:pPr>
-        <w:spacing w:before="120" w:after="0" w:line="480" w:lineRule="auto"/>
+        <w:spacing w:before="120" w:after="0" w:line="456" w:lineRule="auto"/>
         <w:jc w:val="left"/>
         <w:rPr/>
       </w:pPr>
@@ -20461,7 +20517,7 @@
     </w:p>
     <w:p>
       <w:pPr>
-        <w:spacing w:before="0" w:after="0" w:line="480" w:lineRule="auto"/>
+        <w:spacing w:before="0" w:after="0" w:line="456" w:lineRule="auto"/>
         <w:ind w:firstLine="720"/>
         <w:jc w:val="both"/>
         <w:rPr/>
@@ -20487,7 +20543,7 @@
     </w:p>
     <w:p>
       <w:pPr>
-        <w:spacing w:before="0" w:after="0" w:line="480" w:lineRule="auto"/>
+        <w:spacing w:before="0" w:after="0" w:line="456" w:lineRule="auto"/>
         <w:ind w:firstLine="720"/>
         <w:jc w:val="both"/>
         <w:rPr/>
@@ -20513,7 +20569,7 @@
     </w:p>
     <w:p>
       <w:pPr>
-        <w:spacing w:before="0" w:after="0" w:line="480" w:lineRule="auto"/>
+        <w:spacing w:before="0" w:after="0" w:line="456" w:lineRule="auto"/>
         <w:ind w:firstLine="720"/>
         <w:jc w:val="both"/>
         <w:rPr/>
@@ -20541,7 +20597,7 @@
     </w:p>
     <w:p>
       <w:pPr>
-        <w:spacing w:before="0" w:after="0" w:line="480" w:lineRule="auto"/>
+        <w:spacing w:before="0" w:after="0" w:line="456" w:lineRule="auto"/>
         <w:ind w:firstLine="720"/>
         <w:jc w:val="both"/>
         <w:rPr/>
@@ -20567,7 +20623,7 @@
     </w:p>
     <w:p>
       <w:pPr>
-        <w:spacing w:before="0" w:after="0" w:line="480" w:lineRule="auto"/>
+        <w:spacing w:before="0" w:after="0" w:line="456" w:lineRule="auto"/>
         <w:ind w:firstLine="720"/>
         <w:jc w:val="both"/>
         <w:rPr/>
@@ -20606,7 +20662,7 @@
     </w:p>
     <w:p>
       <w:pPr>
-        <w:spacing w:before="0" w:after="0" w:line="480" w:lineRule="auto"/>
+        <w:spacing w:before="0" w:after="0" w:line="456" w:lineRule="auto"/>
         <w:jc w:val="left"/>
         <w:rPr/>
       </w:pPr>
@@ -20631,7 +20687,7 @@
     </w:p>
     <w:p>
       <w:pPr>
-        <w:spacing w:before="0" w:after="0" w:line="480" w:lineRule="auto"/>
+        <w:spacing w:before="0" w:after="0" w:line="456" w:lineRule="auto"/>
         <w:ind w:firstLine="720"/>
         <w:jc w:val="both"/>
         <w:rPr/>
@@ -20722,19 +20778,6 @@
           <w:sz w:val="22"/>
         </w:rPr>
         <w:t xml:space="preserve"> even when not hedges. Function labels in this appendix are only EC, P, and DO. False positives = strikethrough + reason code in grey (e.g. FP-Rec = recommendation, not a function). Unhedged assertions = grey highlight + [G]/[C] bracket (warranted-but-absent caution only).</w:t>
-      </w:r>
-    </w:p>
-    <w:p>
-      <w:pPr>
-        <w:spacing w:before="120" w:after="120" w:line="480" w:lineRule="auto"/>
-      </w:pPr>
-      <w:r>
-        <w:rPr>
-          <w:rFonts w:ascii="Georgia" w:hAnsi="Georgia" w:cs="Georgia" w:eastAsia="Georgia"/>
-          <w:sz w:val="22"/>
-          <w:i/>
-        </w:rPr>
-        <w:t xml:space="preserve">Note. Grey = assertive verb; [G]/[C] beside it (like (EC) on hedges). Warranted caution only; bare results not marked.</w:t>
       </w:r>
     </w:p>
     <w:p>
